--- a/src/Tests/Inputs/resumes/19/input.docx
+++ b/src/Tests/Inputs/resumes/19/input.docx
@@ -1,6 +1,6 @@
 
 <file path=word/document.xml><?xml version="1.0" encoding="utf-8"?>
-<w:document xmlns:wpc="http://schemas.microsoft.com/office/word/2010/wordprocessingCanvas" xmlns:cx="http://schemas.microsoft.com/office/drawing/2014/chartex" xmlns:cx1="http://schemas.microsoft.com/office/drawing/2015/9/8/chartex" xmlns:cx2="http://schemas.microsoft.com/office/drawing/2015/10/21/chartex" xmlns:cx3="http://schemas.microsoft.com/office/drawing/2016/5/9/chartex" xmlns:cx4="http://schemas.microsoft.com/office/drawing/2016/5/10/chartex" xmlns:cx5="http://schemas.microsoft.com/office/drawing/2016/5/11/chartex" xmlns:cx6="http://schemas.microsoft.com/office/drawing/2016/5/12/chartex" xmlns:cx7="http://schemas.microsoft.com/office/drawing/2016/5/13/chartex" xmlns:cx8="http://schemas.microsoft.com/office/drawing/2016/5/14/chartex" xmlns:mc="http://schemas.openxmlformats.org/markup-compatibility/2006" xmlns:aink="http://schemas.microsoft.com/office/drawing/2016/ink" xmlns:am3d="http://schemas.microsoft.com/office/drawing/2017/model3d" xmlns:o="urn:schemas-microsoft-com:office:office" xmlns:oel="http://schemas.microsoft.com/office/2019/extlst" xmlns:r="http://schemas.openxmlformats.org/officeDocument/2006/relationships" xmlns:m="http://schemas.openxmlformats.org/officeDocument/2006/math" xmlns:v="urn:schemas-microsoft-com:vml" xmlns:wp14="http://schemas.microsoft.com/office/word/2010/wordprocessingDrawing" xmlns:wp="http://schemas.openxmlformats.org/drawingml/2006/wordprocessingDrawing" xmlns:w10="urn:schemas-microsoft-com:office:word" xmlns:w="http://schemas.openxmlformats.org/wordprocessingml/2006/main" xmlns:w14="http://schemas.microsoft.com/office/word/2010/wordml" xmlns:w15="http://schemas.microsoft.com/office/word/2012/wordml" xmlns:w16cex="http://schemas.microsoft.com/office/word/2018/wordml/cex" xmlns:w16cid="http://schemas.microsoft.com/office/word/2016/wordml/cid" xmlns:w16="http://schemas.microsoft.com/office/word/2018/wordml" xmlns:w16du="http://schemas.microsoft.com/office/word/2023/wordml/word16du" xmlns:w16sdtdh="http://schemas.microsoft.com/office/word/2020/wordml/sdtdatahash" xmlns:w16se="http://schemas.microsoft.com/office/word/2015/wordml/symex" xmlns:wpg="http://schemas.microsoft.com/office/word/2010/wordprocessingGroup" xmlns:wpi="http://schemas.microsoft.com/office/word/2010/wordprocessingInk" xmlns:wne="http://schemas.microsoft.com/office/word/2006/wordml" xmlns:wps="http://schemas.microsoft.com/office/word/2010/wordprocessingShape" mc:Ignorable="w14 w15 w16se w16cid w16 w16cex w16sdtdh wp14">
+<w:document xmlns:a="http://schemas.openxmlformats.org/drawingml/2006/main" xmlns:adec="http://schemas.microsoft.com/office/drawing/2017/decorative" xmlns:a14="http://schemas.microsoft.com/office/drawing/2010/main" xmlns:wpc="http://schemas.microsoft.com/office/word/2010/wordprocessingCanvas" xmlns:cx="http://schemas.microsoft.com/office/drawing/2014/chartex" xmlns:cx1="http://schemas.microsoft.com/office/drawing/2015/9/8/chartex" xmlns:cx2="http://schemas.microsoft.com/office/drawing/2015/10/21/chartex" xmlns:cx3="http://schemas.microsoft.com/office/drawing/2016/5/9/chartex" xmlns:cx4="http://schemas.microsoft.com/office/drawing/2016/5/10/chartex" xmlns:cx5="http://schemas.microsoft.com/office/drawing/2016/5/11/chartex" xmlns:cx6="http://schemas.microsoft.com/office/drawing/2016/5/12/chartex" xmlns:cx7="http://schemas.microsoft.com/office/drawing/2016/5/13/chartex" xmlns:cx8="http://schemas.microsoft.com/office/drawing/2016/5/14/chartex" xmlns:mc="http://schemas.openxmlformats.org/markup-compatibility/2006" xmlns:aink="http://schemas.microsoft.com/office/drawing/2016/ink" xmlns:am3d="http://schemas.microsoft.com/office/drawing/2017/model3d" xmlns:o="urn:schemas-microsoft-com:office:office" xmlns:oel="http://schemas.microsoft.com/office/2019/extlst" xmlns:r="http://schemas.openxmlformats.org/officeDocument/2006/relationships" xmlns:m="http://schemas.openxmlformats.org/officeDocument/2006/math" xmlns:v="urn:schemas-microsoft-com:vml" xmlns:wp14="http://schemas.microsoft.com/office/word/2010/wordprocessingDrawing" xmlns:wp="http://schemas.openxmlformats.org/drawingml/2006/wordprocessingDrawing" xmlns:w10="urn:schemas-microsoft-com:office:word" xmlns:w="http://schemas.openxmlformats.org/wordprocessingml/2006/main" xmlns:w14="http://schemas.microsoft.com/office/word/2010/wordml" xmlns:w15="http://schemas.microsoft.com/office/word/2012/wordml" xmlns:w16cex="http://schemas.microsoft.com/office/word/2018/wordml/cex" xmlns:w16cid="http://schemas.microsoft.com/office/word/2016/wordml/cid" xmlns:w16="http://schemas.microsoft.com/office/word/2018/wordml" xmlns:w16du="http://schemas.microsoft.com/office/word/2023/wordml/word16du" xmlns:w16sdtdh="http://schemas.microsoft.com/office/word/2020/wordml/sdtdatahash" xmlns:w16se="http://schemas.microsoft.com/office/word/2015/wordml/symex" xmlns:wpg="http://schemas.microsoft.com/office/word/2010/wordprocessingGroup" xmlns:wpi="http://schemas.microsoft.com/office/word/2010/wordprocessingInk" xmlns:wne="http://schemas.microsoft.com/office/word/2006/wordml" xmlns:wps="http://schemas.microsoft.com/office/word/2010/wordprocessingShape" mc:Ignorable="w14 w15 w16se w16cid w16 w16cex w16sdtdh wp14">
   <w:body>
     <w:p>
       <w:r>
@@ -11,7 +11,7 @@
         <mc:AlternateContent>
           <mc:Choice Requires="wps">
             <w:drawing>
-              <wp:anchor distT="0" distB="0" distL="114300" distR="114300" simplePos="0" relativeHeight="251661312" behindDoc="1" locked="0" layoutInCell="1" allowOverlap="1" wp14:anchorId="00260C0D" wp14:editId="1E0F7BD9">
+              <wp:anchor distT="0" distB="0" distL="114300" distR="114300" simplePos="0" relativeHeight="251661312" behindDoc="1" locked="0" layoutInCell="1" allowOverlap="1" wp14:editId="1E0F7BD9" wp14:anchorId="00260C0D">
                 <wp:simplePos x="0" y="0"/>
                 <wp:positionH relativeFrom="column">
                   <wp:posOffset>-457200</wp:posOffset>
@@ -67,7 +67,7 @@
           </mc:Choice>
           <mc:Fallback>
             <w:pict>
-              <v:rect w14:anchorId="43EE14A2" id="Rectangle 58" o:spid="_x0000_s1026" alt="Decorative" style="position:absolute;margin-left:-36pt;margin-top:167pt;width:567.35pt;height:552pt;z-index:-251655168;visibility:visible;mso-wrap-style:square;mso-width-percent:0;mso-wrap-distance-left:9pt;mso-wrap-distance-top:0;mso-wrap-distance-right:9pt;mso-wrap-distance-bottom:0;mso-position-horizontal:absolute;mso-position-horizontal-relative:text;mso-position-vertical:absolute;mso-position-vertical-relative:text;mso-width-percent:0;mso-width-relative:margin;v-text-anchor:top" o:gfxdata="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" fillcolor="#a9d4db [3204]" stroked="f">
+              <v:rect id="Rectangle 58" style="position:absolute;margin-left:-36pt;margin-top:167pt;width:567.35pt;height:552pt;z-index:-251655168;visibility:visible;mso-wrap-style:square;mso-width-percent:0;mso-wrap-distance-left:9pt;mso-wrap-distance-top:0;mso-wrap-distance-right:9pt;mso-wrap-distance-bottom:0;mso-position-horizontal:absolute;mso-position-horizontal-relative:text;mso-position-vertical:absolute;mso-position-vertical-relative:text;mso-width-percent:0;mso-width-relative:margin;v-text-anchor:top" alt="Decorative" o:spid="_x0000_s1026" fillcolor="#a9d4db [3204]" stroked="f" o:gfxdata="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" w14:anchorId="43EE14A2">
                 <v:path arrowok="t"/>
               </v:rect>
             </w:pict>
@@ -255,7 +255,7 @@
                 </mc:Choice>
                 <mc:Fallback>
                   <w:pict>
-                    <v:line w14:anchorId="2168C172" id="Line 25" o:spid="_x0000_s1026" alt="Decorative" style="visibility:visible;mso-wrap-style:square;mso-left-percent:-10001;mso-top-percent:-10001;mso-position-horizontal:absolute;mso-position-horizontal-relative:char;mso-position-vertical:absolute;mso-position-vertical-relative:line;mso-left-percent:-10001;mso-top-percent:-10001" from="0,0" to="304.55pt,0" o:gfxdata="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" strokecolor="#231f20" strokeweight="5pt">
+                    <v:line id="Line 25" style="visibility:visible;mso-wrap-style:square;mso-left-percent:-10001;mso-top-percent:-10001;mso-position-horizontal:absolute;mso-position-horizontal-relative:char;mso-position-vertical:absolute;mso-position-vertical-relative:line;mso-left-percent:-10001;mso-top-percent:-10001" alt="Decorative" o:spid="_x0000_s1026" strokecolor="#231f20" strokeweight="5pt" o:gfxdata="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" from="0,0" to="304.55pt,0" w14:anchorId="2168C172">
                       <o:lock v:ext="edit" shapetype="f"/>
                       <w10:anchorlock/>
                     </v:line>
@@ -468,7 +468,7 @@
                 </mc:Choice>
                 <mc:Fallback>
                   <w:pict>
-                    <v:line w14:anchorId="08F06F57" id="Line 28" o:spid="_x0000_s1026" alt="Decorative" style="visibility:visible;mso-wrap-style:square;mso-left-percent:-10001;mso-top-percent:-10001;mso-position-horizontal:absolute;mso-position-horizontal-relative:char;mso-position-vertical:absolute;mso-position-vertical-relative:line;mso-left-percent:-10001;mso-top-percent:-10001" from="0,0" to="304.85pt,0" o:gfxdata="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" strokecolor="#231f20" strokeweight="2.5pt">
+                    <v:line id="Line 28" style="visibility:visible;mso-wrap-style:square;mso-left-percent:-10001;mso-top-percent:-10001;mso-position-horizontal:absolute;mso-position-horizontal-relative:char;mso-position-vertical:absolute;mso-position-vertical-relative:line;mso-left-percent:-10001;mso-top-percent:-10001" alt="Decorative" o:spid="_x0000_s1026" strokecolor="#231f20" strokeweight="2.5pt" o:gfxdata="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" from="0,0" to="304.85pt,0" w14:anchorId="08F06F57">
                       <o:lock v:ext="edit" shapetype="f"/>
                       <w10:anchorlock/>
                     </v:line>
@@ -570,7 +570,7 @@
                 </mc:Choice>
                 <mc:Fallback>
                   <w:pict>
-                    <v:line w14:anchorId="79434675" id="Line 28" o:spid="_x0000_s1026" alt="Decorative" style="visibility:visible;mso-wrap-style:square;mso-left-percent:-10001;mso-top-percent:-10001;mso-position-horizontal:absolute;mso-position-horizontal-relative:char;mso-position-vertical:absolute;mso-position-vertical-relative:line;mso-left-percent:-10001;mso-top-percent:-10001" from="0,0" to="165.6pt,0" o:gfxdata="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" strokecolor="#231f20" strokeweight="2.5pt">
+                    <v:line id="Line 28" style="visibility:visible;mso-wrap-style:square;mso-left-percent:-10001;mso-top-percent:-10001;mso-position-horizontal:absolute;mso-position-horizontal-relative:char;mso-position-vertical:absolute;mso-position-vertical-relative:line;mso-left-percent:-10001;mso-top-percent:-10001" alt="Decorative" o:spid="_x0000_s1026" strokecolor="#231f20" strokeweight="2.5pt" o:gfxdata="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" from="0,0" to="165.6pt,0" w14:anchorId="79434675">
                       <o:lock v:ext="edit" shapetype="f"/>
                       <w10:anchorlock/>
                     </v:line>
@@ -1121,7 +1121,7 @@
                 </mc:Choice>
                 <mc:Fallback>
                   <w:pict>
-                    <v:line w14:anchorId="1E7293F2" id="Line 28" o:spid="_x0000_s1026" alt="Decorative" style="visibility:visible;mso-wrap-style:square;mso-left-percent:-10001;mso-top-percent:-10001;mso-position-horizontal:absolute;mso-position-horizontal-relative:char;mso-position-vertical:absolute;mso-position-vertical-relative:line;mso-left-percent:-10001;mso-top-percent:-10001" from="0,0" to="165.6pt,0" o:gfxdata="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" strokecolor="#231f20" strokeweight="2.5pt">
+                    <v:line id="Line 28" style="visibility:visible;mso-wrap-style:square;mso-left-percent:-10001;mso-top-percent:-10001;mso-position-horizontal:absolute;mso-position-horizontal-relative:char;mso-position-vertical:absolute;mso-position-vertical-relative:line;mso-left-percent:-10001;mso-top-percent:-10001" alt="Decorative" o:spid="_x0000_s1026" strokecolor="#231f20" strokeweight="2.5pt" o:gfxdata="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" from="0,0" to="165.6pt,0" w14:anchorId="1E7293F2">
                       <o:lock v:ext="edit" shapetype="f"/>
                       <w10:anchorlock/>
                     </v:line>
@@ -1408,7 +1408,7 @@
                 </mc:Choice>
                 <mc:Fallback>
                   <w:pict>
-                    <v:line w14:anchorId="6CA349D8" id="Line 28" o:spid="_x0000_s1026" alt="Decorative" style="visibility:visible;mso-wrap-style:square;mso-left-percent:-10001;mso-top-percent:-10001;mso-position-horizontal:absolute;mso-position-horizontal-relative:char;mso-position-vertical:absolute;mso-position-vertical-relative:line;mso-left-percent:-10001;mso-top-percent:-10001" from="0,0" to="165.6pt,0" o:gfxdata="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" strokecolor="#231f20" strokeweight="2.5pt">
+                    <v:line id="Line 28" style="visibility:visible;mso-wrap-style:square;mso-left-percent:-10001;mso-top-percent:-10001;mso-position-horizontal:absolute;mso-position-horizontal-relative:char;mso-position-vertical:absolute;mso-position-vertical-relative:line;mso-left-percent:-10001;mso-top-percent:-10001" alt="Decorative" o:spid="_x0000_s1026" strokecolor="#231f20" strokeweight="2.5pt" o:gfxdata="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" from="0,0" to="165.6pt,0" w14:anchorId="6CA349D8">
                       <o:lock v:ext="edit" shapetype="f"/>
                       <w10:anchorlock/>
                     </v:line>
@@ -1561,7 +1561,7 @@
         <mc:AlternateContent>
           <mc:Choice Requires="wps">
             <w:drawing>
-              <wp:anchor distT="0" distB="0" distL="114300" distR="114300" simplePos="0" relativeHeight="251664384" behindDoc="1" locked="0" layoutInCell="1" allowOverlap="1" wp14:anchorId="52C03D3E" wp14:editId="3E5C28CB">
+              <wp:anchor distT="0" distB="0" distL="114300" distR="114300" simplePos="0" relativeHeight="251664384" behindDoc="1" locked="0" layoutInCell="1" allowOverlap="1" wp14:editId="3E5C28CB" wp14:anchorId="52C03D3E">
                 <wp:simplePos x="0" y="0"/>
                 <wp:positionH relativeFrom="column">
                   <wp:posOffset>-457200</wp:posOffset>
@@ -1617,7 +1617,7 @@
           </mc:Choice>
           <mc:Fallback>
             <w:pict>
-              <v:rect w14:anchorId="1C6B7230" id="Rectangle 58" o:spid="_x0000_s1026" alt="Decorative" style="position:absolute;margin-left:-36pt;margin-top:167pt;width:567.35pt;height:552pt;z-index:-251652096;visibility:visible;mso-wrap-style:square;mso-width-percent:0;mso-wrap-distance-left:9pt;mso-wrap-distance-top:0;mso-wrap-distance-right:9pt;mso-wrap-distance-bottom:0;mso-position-horizontal:absolute;mso-position-horizontal-relative:text;mso-position-vertical:absolute;mso-position-vertical-relative:text;mso-width-percent:0;mso-width-relative:margin;v-text-anchor:top" o:gfxdata="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" fillcolor="#fbe284 [3205]" stroked="f">
+              <v:rect id="Rectangle 58" style="position:absolute;margin-left:-36pt;margin-top:167pt;width:567.35pt;height:552pt;z-index:-251652096;visibility:visible;mso-wrap-style:square;mso-width-percent:0;mso-wrap-distance-left:9pt;mso-wrap-distance-top:0;mso-wrap-distance-right:9pt;mso-wrap-distance-bottom:0;mso-position-horizontal:absolute;mso-position-horizontal-relative:text;mso-position-vertical:absolute;mso-position-vertical-relative:text;mso-width-percent:0;mso-width-relative:margin;v-text-anchor:top" alt="Decorative" o:spid="_x0000_s1026" fillcolor="#fbe284 [3205]" stroked="f" o:gfxdata="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" w14:anchorId="1C6B7230">
                 <v:path arrowok="t"/>
               </v:rect>
             </w:pict>
@@ -1805,7 +1805,7 @@
                 </mc:Choice>
                 <mc:Fallback>
                   <w:pict>
-                    <v:line w14:anchorId="398988A3" id="Line 25" o:spid="_x0000_s1026" alt="Decorative" style="visibility:visible;mso-wrap-style:square;mso-left-percent:-10001;mso-top-percent:-10001;mso-position-horizontal:absolute;mso-position-horizontal-relative:char;mso-position-vertical:absolute;mso-position-vertical-relative:line;mso-left-percent:-10001;mso-top-percent:-10001" from="0,0" to="304.55pt,0" o:gfxdata="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" strokecolor="#231f20" strokeweight="5pt">
+                    <v:line id="Line 25" style="visibility:visible;mso-wrap-style:square;mso-left-percent:-10001;mso-top-percent:-10001;mso-position-horizontal:absolute;mso-position-horizontal-relative:char;mso-position-vertical:absolute;mso-position-vertical-relative:line;mso-left-percent:-10001;mso-top-percent:-10001" alt="Decorative" o:spid="_x0000_s1026" strokecolor="#231f20" strokeweight="5pt" o:gfxdata="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" from="0,0" to="304.55pt,0" w14:anchorId="398988A3">
                       <o:lock v:ext="edit" shapetype="f"/>
                       <w10:anchorlock/>
                     </v:line>
@@ -2018,7 +2018,7 @@
                 </mc:Choice>
                 <mc:Fallback>
                   <w:pict>
-                    <v:line w14:anchorId="16C512E7" id="Line 28" o:spid="_x0000_s1026" alt="Decorative" style="visibility:visible;mso-wrap-style:square;mso-left-percent:-10001;mso-top-percent:-10001;mso-position-horizontal:absolute;mso-position-horizontal-relative:char;mso-position-vertical:absolute;mso-position-vertical-relative:line;mso-left-percent:-10001;mso-top-percent:-10001" from="0,0" to="304.85pt,0" o:gfxdata="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" strokecolor="#231f20" strokeweight="2.5pt">
+                    <v:line id="Line 28" style="visibility:visible;mso-wrap-style:square;mso-left-percent:-10001;mso-top-percent:-10001;mso-position-horizontal:absolute;mso-position-horizontal-relative:char;mso-position-vertical:absolute;mso-position-vertical-relative:line;mso-left-percent:-10001;mso-top-percent:-10001" alt="Decorative" o:spid="_x0000_s1026" strokecolor="#231f20" strokeweight="2.5pt" o:gfxdata="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" from="0,0" to="304.85pt,0" w14:anchorId="16C512E7">
                       <o:lock v:ext="edit" shapetype="f"/>
                       <w10:anchorlock/>
                     </v:line>
@@ -2120,7 +2120,7 @@
                 </mc:Choice>
                 <mc:Fallback>
                   <w:pict>
-                    <v:line w14:anchorId="1EE18C49" id="Line 28" o:spid="_x0000_s1026" alt="Decorative" style="visibility:visible;mso-wrap-style:square;mso-left-percent:-10001;mso-top-percent:-10001;mso-position-horizontal:absolute;mso-position-horizontal-relative:char;mso-position-vertical:absolute;mso-position-vertical-relative:line;mso-left-percent:-10001;mso-top-percent:-10001" from="0,0" to="165.6pt,0" o:gfxdata="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" strokecolor="#231f20" strokeweight="2.5pt">
+                    <v:line id="Line 28" style="visibility:visible;mso-wrap-style:square;mso-left-percent:-10001;mso-top-percent:-10001;mso-position-horizontal:absolute;mso-position-horizontal-relative:char;mso-position-vertical:absolute;mso-position-vertical-relative:line;mso-left-percent:-10001;mso-top-percent:-10001" alt="Decorative" o:spid="_x0000_s1026" strokecolor="#231f20" strokeweight="2.5pt" o:gfxdata="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" from="0,0" to="165.6pt,0" w14:anchorId="1EE18C49">
                       <o:lock v:ext="edit" shapetype="f"/>
                       <w10:anchorlock/>
                     </v:line>
@@ -2662,7 +2662,7 @@
                 </mc:Choice>
                 <mc:Fallback>
                   <w:pict>
-                    <v:line w14:anchorId="26F075FA" id="Line 28" o:spid="_x0000_s1026" alt="Decorative" style="visibility:visible;mso-wrap-style:square;mso-left-percent:-10001;mso-top-percent:-10001;mso-position-horizontal:absolute;mso-position-horizontal-relative:char;mso-position-vertical:absolute;mso-position-vertical-relative:line;mso-left-percent:-10001;mso-top-percent:-10001" from="0,0" to="165.6pt,0" o:gfxdata="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" strokecolor="#231f20" strokeweight="2.5pt">
+                    <v:line id="Line 28" style="visibility:visible;mso-wrap-style:square;mso-left-percent:-10001;mso-top-percent:-10001;mso-position-horizontal:absolute;mso-position-horizontal-relative:char;mso-position-vertical:absolute;mso-position-vertical-relative:line;mso-left-percent:-10001;mso-top-percent:-10001" alt="Decorative" o:spid="_x0000_s1026" strokecolor="#231f20" strokeweight="2.5pt" o:gfxdata="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" from="0,0" to="165.6pt,0" w14:anchorId="26F075FA">
                       <o:lock v:ext="edit" shapetype="f"/>
                       <w10:anchorlock/>
                     </v:line>
@@ -2949,7 +2949,7 @@
                 </mc:Choice>
                 <mc:Fallback>
                   <w:pict>
-                    <v:line w14:anchorId="1F3C1655" id="Line 28" o:spid="_x0000_s1026" alt="Decorative" style="visibility:visible;mso-wrap-style:square;mso-left-percent:-10001;mso-top-percent:-10001;mso-position-horizontal:absolute;mso-position-horizontal-relative:char;mso-position-vertical:absolute;mso-position-vertical-relative:line;mso-left-percent:-10001;mso-top-percent:-10001" from="0,0" to="165.6pt,0" o:gfxdata="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" strokecolor="#231f20" strokeweight="2.5pt">
+                    <v:line id="Line 28" style="visibility:visible;mso-wrap-style:square;mso-left-percent:-10001;mso-top-percent:-10001;mso-position-horizontal:absolute;mso-position-horizontal-relative:char;mso-position-vertical:absolute;mso-position-vertical-relative:line;mso-left-percent:-10001;mso-top-percent:-10001" alt="Decorative" o:spid="_x0000_s1026" strokecolor="#231f20" strokeweight="2.5pt" o:gfxdata="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" from="0,0" to="165.6pt,0" w14:anchorId="1F3C1655">
                       <o:lock v:ext="edit" shapetype="f"/>
                       <w10:anchorlock/>
                     </v:line>
@@ -3101,7 +3101,7 @@
         <mc:AlternateContent>
           <mc:Choice Requires="wps">
             <w:drawing>
-              <wp:anchor distT="0" distB="0" distL="114300" distR="114300" simplePos="0" relativeHeight="251667456" behindDoc="1" locked="0" layoutInCell="1" allowOverlap="1" wp14:anchorId="064C09C3" wp14:editId="35D993C8">
+              <wp:anchor distT="0" distB="0" distL="114300" distR="114300" simplePos="0" relativeHeight="251667456" behindDoc="1" locked="0" layoutInCell="1" allowOverlap="1" wp14:editId="35D993C8" wp14:anchorId="064C09C3">
                 <wp:simplePos x="0" y="0"/>
                 <wp:positionH relativeFrom="column">
                   <wp:posOffset>-457200</wp:posOffset>
@@ -3157,7 +3157,7 @@
           </mc:Choice>
           <mc:Fallback>
             <w:pict>
-              <v:rect w14:anchorId="78B2C43A" id="Rectangle 58" o:spid="_x0000_s1026" alt="Decorative" style="position:absolute;margin-left:-36pt;margin-top:167pt;width:567.35pt;height:552pt;z-index:-251649024;visibility:visible;mso-wrap-style:square;mso-width-percent:0;mso-wrap-distance-left:9pt;mso-wrap-distance-top:0;mso-wrap-distance-right:9pt;mso-wrap-distance-bottom:0;mso-position-horizontal:absolute;mso-position-horizontal-relative:text;mso-position-vertical:absolute;mso-position-vertical-relative:text;mso-width-percent:0;mso-width-relative:margin;v-text-anchor:top" o:gfxdata="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" fillcolor="#e4e4e4 [3214]" stroked="f">
+              <v:rect id="Rectangle 58" style="position:absolute;margin-left:-36pt;margin-top:167pt;width:567.35pt;height:552pt;z-index:-251649024;visibility:visible;mso-wrap-style:square;mso-width-percent:0;mso-wrap-distance-left:9pt;mso-wrap-distance-top:0;mso-wrap-distance-right:9pt;mso-wrap-distance-bottom:0;mso-position-horizontal:absolute;mso-position-horizontal-relative:text;mso-position-vertical:absolute;mso-position-vertical-relative:text;mso-width-percent:0;mso-width-relative:margin;v-text-anchor:top" alt="Decorative" o:spid="_x0000_s1026" fillcolor="#e4e4e4 [3214]" stroked="f" o:gfxdata="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" w14:anchorId="78B2C43A">
                 <v:path arrowok="t"/>
               </v:rect>
             </w:pict>
@@ -3345,7 +3345,7 @@
                 </mc:Choice>
                 <mc:Fallback>
                   <w:pict>
-                    <v:line w14:anchorId="4346C83B" id="Line 25" o:spid="_x0000_s1026" alt="Decorative" style="visibility:visible;mso-wrap-style:square;mso-left-percent:-10001;mso-top-percent:-10001;mso-position-horizontal:absolute;mso-position-horizontal-relative:char;mso-position-vertical:absolute;mso-position-vertical-relative:line;mso-left-percent:-10001;mso-top-percent:-10001" from="0,0" to="304.55pt,0" o:gfxdata="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" strokecolor="#231f20" strokeweight="5pt">
+                    <v:line id="Line 25" style="visibility:visible;mso-wrap-style:square;mso-left-percent:-10001;mso-top-percent:-10001;mso-position-horizontal:absolute;mso-position-horizontal-relative:char;mso-position-vertical:absolute;mso-position-vertical-relative:line;mso-left-percent:-10001;mso-top-percent:-10001" alt="Decorative" o:spid="_x0000_s1026" strokecolor="#231f20" strokeweight="5pt" o:gfxdata="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" from="0,0" to="304.55pt,0" w14:anchorId="4346C83B">
                       <o:lock v:ext="edit" shapetype="f"/>
                       <w10:anchorlock/>
                     </v:line>
@@ -3558,7 +3558,7 @@
                 </mc:Choice>
                 <mc:Fallback>
                   <w:pict>
-                    <v:line w14:anchorId="75D94CC2" id="Line 28" o:spid="_x0000_s1026" alt="Decorative" style="visibility:visible;mso-wrap-style:square;mso-left-percent:-10001;mso-top-percent:-10001;mso-position-horizontal:absolute;mso-position-horizontal-relative:char;mso-position-vertical:absolute;mso-position-vertical-relative:line;mso-left-percent:-10001;mso-top-percent:-10001" from="0,0" to="304.85pt,0" o:gfxdata="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" strokecolor="#231f20" strokeweight="2.5pt">
+                    <v:line id="Line 28" style="visibility:visible;mso-wrap-style:square;mso-left-percent:-10001;mso-top-percent:-10001;mso-position-horizontal:absolute;mso-position-horizontal-relative:char;mso-position-vertical:absolute;mso-position-vertical-relative:line;mso-left-percent:-10001;mso-top-percent:-10001" alt="Decorative" o:spid="_x0000_s1026" strokecolor="#231f20" strokeweight="2.5pt" o:gfxdata="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" from="0,0" to="304.85pt,0" w14:anchorId="75D94CC2">
                       <o:lock v:ext="edit" shapetype="f"/>
                       <w10:anchorlock/>
                     </v:line>
@@ -3660,7 +3660,7 @@
                 </mc:Choice>
                 <mc:Fallback>
                   <w:pict>
-                    <v:line w14:anchorId="0DF8CC63" id="Line 28" o:spid="_x0000_s1026" alt="Decorative" style="visibility:visible;mso-wrap-style:square;mso-left-percent:-10001;mso-top-percent:-10001;mso-position-horizontal:absolute;mso-position-horizontal-relative:char;mso-position-vertical:absolute;mso-position-vertical-relative:line;mso-left-percent:-10001;mso-top-percent:-10001" from="0,0" to="165.6pt,0" o:gfxdata="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" strokecolor="#231f20" strokeweight="2.5pt">
+                    <v:line id="Line 28" style="visibility:visible;mso-wrap-style:square;mso-left-percent:-10001;mso-top-percent:-10001;mso-position-horizontal:absolute;mso-position-horizontal-relative:char;mso-position-vertical:absolute;mso-position-vertical-relative:line;mso-left-percent:-10001;mso-top-percent:-10001" alt="Decorative" o:spid="_x0000_s1026" strokecolor="#231f20" strokeweight="2.5pt" o:gfxdata="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" from="0,0" to="165.6pt,0" w14:anchorId="0DF8CC63">
                       <o:lock v:ext="edit" shapetype="f"/>
                       <w10:anchorlock/>
                     </v:line>
@@ -4202,7 +4202,7 @@
                 </mc:Choice>
                 <mc:Fallback>
                   <w:pict>
-                    <v:line w14:anchorId="456DBDF8" id="Line 28" o:spid="_x0000_s1026" alt="Decorative" style="visibility:visible;mso-wrap-style:square;mso-left-percent:-10001;mso-top-percent:-10001;mso-position-horizontal:absolute;mso-position-horizontal-relative:char;mso-position-vertical:absolute;mso-position-vertical-relative:line;mso-left-percent:-10001;mso-top-percent:-10001" from="0,0" to="165.6pt,0" o:gfxdata="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" strokecolor="#231f20" strokeweight="2.5pt">
+                    <v:line id="Line 28" style="visibility:visible;mso-wrap-style:square;mso-left-percent:-10001;mso-top-percent:-10001;mso-position-horizontal:absolute;mso-position-horizontal-relative:char;mso-position-vertical:absolute;mso-position-vertical-relative:line;mso-left-percent:-10001;mso-top-percent:-10001" alt="Decorative" o:spid="_x0000_s1026" strokecolor="#231f20" strokeweight="2.5pt" o:gfxdata="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" from="0,0" to="165.6pt,0" w14:anchorId="456DBDF8">
                       <o:lock v:ext="edit" shapetype="f"/>
                       <w10:anchorlock/>
                     </v:line>
@@ -4489,7 +4489,7 @@
                 </mc:Choice>
                 <mc:Fallback>
                   <w:pict>
-                    <v:line w14:anchorId="51AC8C5E" id="Line 28" o:spid="_x0000_s1026" alt="Decorative" style="visibility:visible;mso-wrap-style:square;mso-left-percent:-10001;mso-top-percent:-10001;mso-position-horizontal:absolute;mso-position-horizontal-relative:char;mso-position-vertical:absolute;mso-position-vertical-relative:line;mso-left-percent:-10001;mso-top-percent:-10001" from="0,0" to="165.6pt,0" o:gfxdata="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" strokecolor="#231f20" strokeweight="2.5pt">
+                    <v:line id="Line 28" style="visibility:visible;mso-wrap-style:square;mso-left-percent:-10001;mso-top-percent:-10001;mso-position-horizontal:absolute;mso-position-horizontal-relative:char;mso-position-vertical:absolute;mso-position-vertical-relative:line;mso-left-percent:-10001;mso-top-percent:-10001" alt="Decorative" o:spid="_x0000_s1026" strokecolor="#231f20" strokeweight="2.5pt" o:gfxdata="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" from="0,0" to="165.6pt,0" w14:anchorId="51AC8C5E">
                       <o:lock v:ext="edit" shapetype="f"/>
                       <w10:anchorlock/>
                     </v:line>

--- a/src/Tests/Inputs/resumes/19/input.docx
+++ b/src/Tests/Inputs/resumes/19/input.docx
@@ -6566,3276 +6566,6 @@
 </w:styles>
 </file>
 
-<file path=word/glossary/document.xml><?xml version="1.0" encoding="utf-8"?>
-<w:glossaryDocument xmlns:wpc="http://schemas.microsoft.com/office/word/2010/wordprocessingCanvas" xmlns:cx="http://schemas.microsoft.com/office/drawing/2014/chartex" xmlns:cx1="http://schemas.microsoft.com/office/drawing/2015/9/8/chartex" xmlns:cx2="http://schemas.microsoft.com/office/drawing/2015/10/21/chartex" xmlns:cx3="http://schemas.microsoft.com/office/drawing/2016/5/9/chartex" xmlns:cx4="http://schemas.microsoft.com/office/drawing/2016/5/10/chartex" xmlns:cx5="http://schemas.microsoft.com/office/drawing/2016/5/11/chartex" xmlns:cx6="http://schemas.microsoft.com/office/drawing/2016/5/12/chartex" xmlns:cx7="http://schemas.microsoft.com/office/drawing/2016/5/13/chartex" xmlns:cx8="http://schemas.microsoft.com/office/drawing/2016/5/14/chartex" xmlns:mc="http://schemas.openxmlformats.org/markup-compatibility/2006" xmlns:aink="http://schemas.microsoft.com/office/drawing/2016/ink" xmlns:am3d="http://schemas.microsoft.com/office/drawing/2017/model3d" xmlns:o="urn:schemas-microsoft-com:office:office" xmlns:oel="http://schemas.microsoft.com/office/2019/extlst" xmlns:r="http://schemas.openxmlformats.org/officeDocument/2006/relationships" xmlns:m="http://schemas.openxmlformats.org/officeDocument/2006/math" xmlns:v="urn:schemas-microsoft-com:vml" xmlns:wp14="http://schemas.microsoft.com/office/word/2010/wordprocessingDrawing" xmlns:wp="http://schemas.openxmlformats.org/drawingml/2006/wordprocessingDrawing" xmlns:w10="urn:schemas-microsoft-com:office:word" xmlns:w="http://schemas.openxmlformats.org/wordprocessingml/2006/main" xmlns:w14="http://schemas.microsoft.com/office/word/2010/wordml" xmlns:w15="http://schemas.microsoft.com/office/word/2012/wordml" xmlns:w16cex="http://schemas.microsoft.com/office/word/2018/wordml/cex" xmlns:w16cid="http://schemas.microsoft.com/office/word/2016/wordml/cid" xmlns:w16="http://schemas.microsoft.com/office/word/2018/wordml" xmlns:w16du="http://schemas.microsoft.com/office/word/2023/wordml/word16du" xmlns:w16sdtdh="http://schemas.microsoft.com/office/word/2020/wordml/sdtdatahash" xmlns:w16se="http://schemas.microsoft.com/office/word/2015/wordml/symex" xmlns:wpg="http://schemas.microsoft.com/office/word/2010/wordprocessingGroup" xmlns:wpi="http://schemas.microsoft.com/office/word/2010/wordprocessingInk" xmlns:wne="http://schemas.microsoft.com/office/word/2006/wordml" xmlns:wps="http://schemas.microsoft.com/office/word/2010/wordprocessingShape" mc:Ignorable="w14 w15 w16se w16cid w16 w16cex w16sdtdh wp14">
-  <w:docParts>
-    <w:docPart>
-      <w:docPartPr>
-        <w:name w:val="30B7224FF5BF4F28BA18A9B20DB3C293"/>
-        <w:category>
-          <w:name w:val="General"/>
-          <w:gallery w:val="placeholder"/>
-        </w:category>
-        <w:types>
-          <w:type w:val="bbPlcHdr"/>
-        </w:types>
-        <w:behaviors>
-          <w:behavior w:val="content"/>
-        </w:behaviors>
-        <w:guid w:val="{911F9BDC-42EB-49D5-AF32-CF9AC4443D70}"/>
-      </w:docPartPr>
-      <w:docPartBody>
-        <w:p>
-          <w:pPr>
-            <w:pStyle w:val="30B7224FF5BF4F28BA18A9B20DB3C293"/>
-          </w:pPr>
-          <w:r>
-            <w:t>Robin Zupanc</w:t>
-          </w:r>
-        </w:p>
-      </w:docPartBody>
-    </w:docPart>
-    <w:docPart>
-      <w:docPartPr>
-        <w:name w:val="2E32D56BFA0642EFA0A2664938AA9FB2"/>
-        <w:category>
-          <w:name w:val="General"/>
-          <w:gallery w:val="placeholder"/>
-        </w:category>
-        <w:types>
-          <w:type w:val="bbPlcHdr"/>
-        </w:types>
-        <w:behaviors>
-          <w:behavior w:val="content"/>
-        </w:behaviors>
-        <w:guid w:val="{EDE2113F-A1DF-4D1E-82C2-BF88A55FADB7}"/>
-      </w:docPartPr>
-      <w:docPartBody>
-        <w:p>
-          <w:pPr>
-            <w:pStyle w:val="2E32D56BFA0642EFA0A2664938AA9FB2"/>
-          </w:pPr>
-          <w:r>
-            <w:t>Paralegal</w:t>
-          </w:r>
-        </w:p>
-      </w:docPartBody>
-    </w:docPart>
-    <w:docPart>
-      <w:docPartPr>
-        <w:name w:val="4F1355208BBD4081B6B93AE8FE376991"/>
-        <w:category>
-          <w:name w:val="General"/>
-          <w:gallery w:val="placeholder"/>
-        </w:category>
-        <w:types>
-          <w:type w:val="bbPlcHdr"/>
-        </w:types>
-        <w:behaviors>
-          <w:behavior w:val="content"/>
-        </w:behaviors>
-        <w:guid w:val="{563F6515-96E5-4371-A25A-4A176803C902}"/>
-      </w:docPartPr>
-      <w:docPartBody>
-        <w:p>
-          <w:pPr>
-            <w:pStyle w:val="4F1355208BBD4081B6B93AE8FE376991"/>
-          </w:pPr>
-          <w:r>
-            <w:t>State your career goals and show how they align with the job description you’re targeting. Be brief and keep it from sounding generic. Be yourself.</w:t>
-          </w:r>
-        </w:p>
-      </w:docPartBody>
-    </w:docPart>
-    <w:docPart>
-      <w:docPartPr>
-        <w:name w:val="82BB687F4A234993BA0E36D7B611CA4E"/>
-        <w:category>
-          <w:name w:val="General"/>
-          <w:gallery w:val="placeholder"/>
-        </w:category>
-        <w:types>
-          <w:type w:val="bbPlcHdr"/>
-        </w:types>
-        <w:behaviors>
-          <w:behavior w:val="content"/>
-        </w:behaviors>
-        <w:guid w:val="{7C8D6B38-3E8A-4B18-810A-791516A00A61}"/>
-      </w:docPartPr>
-      <w:docPartBody>
-        <w:p>
-          <w:pPr>
-            <w:pStyle w:val="82BB687F4A234993BA0E36D7B611CA4E1"/>
-          </w:pPr>
-          <w:r>
-            <w:rPr>
-              <w:rStyle w:val="PlaceholderText"/>
-            </w:rPr>
-            <w:t>Experience</w:t>
-          </w:r>
-        </w:p>
-      </w:docPartBody>
-    </w:docPart>
-    <w:docPart>
-      <w:docPartPr>
-        <w:name w:val="621942B6F82247CF9B1C853E8093CFF2"/>
-        <w:category>
-          <w:name w:val="General"/>
-          <w:gallery w:val="placeholder"/>
-        </w:category>
-        <w:types>
-          <w:type w:val="bbPlcHdr"/>
-        </w:types>
-        <w:behaviors>
-          <w:behavior w:val="content"/>
-        </w:behaviors>
-        <w:guid w:val="{36C578B0-D10B-4FCB-B13A-946CC6FE342C}"/>
-      </w:docPartPr>
-      <w:docPartBody>
-        <w:p>
-          <w:pPr>
-            <w:pStyle w:val="621942B6F82247CF9B1C853E8093CFF2"/>
-          </w:pPr>
-          <w:r>
-            <w:t>Education</w:t>
-          </w:r>
-        </w:p>
-      </w:docPartBody>
-    </w:docPart>
-    <w:docPart>
-      <w:docPartPr>
-        <w:name w:val="5D6651CF87614C8E8050F265FE547904"/>
-        <w:category>
-          <w:name w:val="General"/>
-          <w:gallery w:val="placeholder"/>
-        </w:category>
-        <w:types>
-          <w:type w:val="bbPlcHdr"/>
-        </w:types>
-        <w:behaviors>
-          <w:behavior w:val="content"/>
-        </w:behaviors>
-        <w:guid w:val="{4D3ECC3B-2DD8-45BD-AAC0-A3275F8D91C2}"/>
-      </w:docPartPr>
-      <w:docPartBody>
-        <w:p>
-          <w:pPr>
-            <w:pStyle w:val="5D6651CF87614C8E8050F265FE547904"/>
-          </w:pPr>
-          <w:r>
-            <w:t>Paralegal</w:t>
-          </w:r>
-        </w:p>
-      </w:docPartBody>
-    </w:docPart>
-    <w:docPart>
-      <w:docPartPr>
-        <w:name w:val="A29273CDAF234551873792CB7D86D545"/>
-        <w:category>
-          <w:name w:val="General"/>
-          <w:gallery w:val="placeholder"/>
-        </w:category>
-        <w:types>
-          <w:type w:val="bbPlcHdr"/>
-        </w:types>
-        <w:behaviors>
-          <w:behavior w:val="content"/>
-        </w:behaviors>
-        <w:guid w:val="{9576809C-11FC-477A-9ED4-6F6D7929F31F}"/>
-      </w:docPartPr>
-      <w:docPartBody>
-        <w:p>
-          <w:pPr>
-            <w:pStyle w:val="A29273CDAF234551873792CB7D86D5451"/>
-          </w:pPr>
-          <w:r>
-            <w:rPr>
-              <w:rStyle w:val="CompanyName"/>
-            </w:rPr>
-            <w:t>The Phone Company</w:t>
-          </w:r>
-        </w:p>
-      </w:docPartBody>
-    </w:docPart>
-    <w:docPart>
-      <w:docPartPr>
-        <w:name w:val="CEEADC9A77DD4BC582DA599662CD0272"/>
-        <w:category>
-          <w:name w:val="General"/>
-          <w:gallery w:val="placeholder"/>
-        </w:category>
-        <w:types>
-          <w:type w:val="bbPlcHdr"/>
-        </w:types>
-        <w:behaviors>
-          <w:behavior w:val="content"/>
-        </w:behaviors>
-        <w:guid w:val="{23CF89A9-C2B5-4246-9122-0FB6FED2D239}"/>
-      </w:docPartPr>
-      <w:docPartBody>
-        <w:p>
-          <w:pPr>
-            <w:pStyle w:val="CEEADC9A77DD4BC582DA599662CD0272"/>
-          </w:pPr>
-          <w:r>
-            <w:t>Summarize your key responsibilities and accomplishments. Where appropriate, use the language and words you find in the specific job description. Be concise, targeting 3-5 key areas.</w:t>
-          </w:r>
-        </w:p>
-      </w:docPartBody>
-    </w:docPart>
-    <w:docPart>
-      <w:docPartPr>
-        <w:name w:val="54FE7CBC436F44F4BD13080831ABCCCF"/>
-        <w:category>
-          <w:name w:val="General"/>
-          <w:gallery w:val="placeholder"/>
-        </w:category>
-        <w:types>
-          <w:type w:val="bbPlcHdr"/>
-        </w:types>
-        <w:behaviors>
-          <w:behavior w:val="content"/>
-        </w:behaviors>
-        <w:guid w:val="{210D798F-2D1B-471D-9666-4371C8D3BC65}"/>
-      </w:docPartPr>
-      <w:docPartBody>
-        <w:p>
-          <w:pPr>
-            <w:pStyle w:val="54FE7CBC436F44F4BD13080831ABCCCF"/>
-          </w:pPr>
-          <w:r>
-            <w:t>Paralegal</w:t>
-          </w:r>
-        </w:p>
-      </w:docPartBody>
-    </w:docPart>
-    <w:docPart>
-      <w:docPartPr>
-        <w:name w:val="6B0D820BC66A4D3DA877B9D9BA31983F"/>
-        <w:category>
-          <w:name w:val="General"/>
-          <w:gallery w:val="placeholder"/>
-        </w:category>
-        <w:types>
-          <w:type w:val="bbPlcHdr"/>
-        </w:types>
-        <w:behaviors>
-          <w:behavior w:val="content"/>
-        </w:behaviors>
-        <w:guid w:val="{0DD5C055-52B7-482F-8D0D-8FA01C7CF659}"/>
-      </w:docPartPr>
-      <w:docPartBody>
-        <w:p>
-          <w:pPr>
-            <w:pStyle w:val="6B0D820BC66A4D3DA877B9D9BA31983F1"/>
-          </w:pPr>
-          <w:r>
-            <w:rPr>
-              <w:i/>
-            </w:rPr>
-            <w:t>Trey Research</w:t>
-          </w:r>
-        </w:p>
-      </w:docPartBody>
-    </w:docPart>
-    <w:docPart>
-      <w:docPartPr>
-        <w:name w:val="2B87513983AC4F549730DBBEB6112E47"/>
-        <w:category>
-          <w:name w:val="General"/>
-          <w:gallery w:val="placeholder"/>
-        </w:category>
-        <w:types>
-          <w:type w:val="bbPlcHdr"/>
-        </w:types>
-        <w:behaviors>
-          <w:behavior w:val="content"/>
-        </w:behaviors>
-        <w:guid w:val="{B875FADD-1994-4B8D-A5F5-5DBDB8256E51}"/>
-      </w:docPartPr>
-      <w:docPartBody>
-        <w:p>
-          <w:pPr>
-            <w:pStyle w:val="2B87513983AC4F549730DBBEB6112E47"/>
-          </w:pPr>
-          <w:r>
-            <w:t>Summarize your key responsibilities and accomplishments. Here again, take any opportunity to use words you find in the job description. Be brief.</w:t>
-          </w:r>
-        </w:p>
-      </w:docPartBody>
-    </w:docPart>
-    <w:docPart>
-      <w:docPartPr>
-        <w:name w:val="BD889011615D4180B609E411F3B8EE95"/>
-        <w:category>
-          <w:name w:val="General"/>
-          <w:gallery w:val="placeholder"/>
-        </w:category>
-        <w:types>
-          <w:type w:val="bbPlcHdr"/>
-        </w:types>
-        <w:behaviors>
-          <w:behavior w:val="content"/>
-        </w:behaviors>
-        <w:guid w:val="{DF9C0C7D-6144-473A-B94D-3258CA026FF5}"/>
-      </w:docPartPr>
-      <w:docPartBody>
-        <w:p>
-          <w:pPr>
-            <w:pStyle w:val="BD889011615D4180B609E411F3B8EE95"/>
-          </w:pPr>
-          <w:r>
-            <w:t>Paralegal</w:t>
-          </w:r>
-        </w:p>
-      </w:docPartBody>
-    </w:docPart>
-    <w:docPart>
-      <w:docPartPr>
-        <w:name w:val="B728687AC2D148EEA8DB44F938B5805E"/>
-        <w:category>
-          <w:name w:val="General"/>
-          <w:gallery w:val="placeholder"/>
-        </w:category>
-        <w:types>
-          <w:type w:val="bbPlcHdr"/>
-        </w:types>
-        <w:behaviors>
-          <w:behavior w:val="content"/>
-        </w:behaviors>
-        <w:guid w:val="{2E150D48-9C4C-4FA5-BD24-7DD473CB95AE}"/>
-      </w:docPartPr>
-      <w:docPartBody>
-        <w:p>
-          <w:pPr>
-            <w:pStyle w:val="B728687AC2D148EEA8DB44F938B5805E1"/>
-          </w:pPr>
-          <w:r>
-            <w:rPr>
-              <w:i/>
-            </w:rPr>
-            <w:t>Adatum Corporation</w:t>
-          </w:r>
-        </w:p>
-      </w:docPartBody>
-    </w:docPart>
-    <w:docPart>
-      <w:docPartPr>
-        <w:name w:val="75D08CAC783B47AFA5B0502BF3A01FCF"/>
-        <w:category>
-          <w:name w:val="General"/>
-          <w:gallery w:val="placeholder"/>
-        </w:category>
-        <w:types>
-          <w:type w:val="bbPlcHdr"/>
-        </w:types>
-        <w:behaviors>
-          <w:behavior w:val="content"/>
-        </w:behaviors>
-        <w:guid w:val="{E0A74FCC-4FDE-4DA0-BE1D-A2DEC507ADE2}"/>
-      </w:docPartPr>
-      <w:docPartBody>
-        <w:p>
-          <w:pPr>
-            <w:pStyle w:val="75D08CAC783B47AFA5B0502BF3A01FCF"/>
-          </w:pPr>
-          <w:r>
-            <w:t>Summarize your key responsibilities and accomplishments. Where appropriate, use the language and words you find in the job description. Be concise, targeting 3-5 key areas.</w:t>
-          </w:r>
-        </w:p>
-      </w:docPartBody>
-    </w:docPart>
-    <w:docPart>
-      <w:docPartPr>
-        <w:name w:val="D992934E924E4346B6192938C78C3E32"/>
-        <w:category>
-          <w:name w:val="General"/>
-          <w:gallery w:val="placeholder"/>
-        </w:category>
-        <w:types>
-          <w:type w:val="bbPlcHdr"/>
-        </w:types>
-        <w:behaviors>
-          <w:behavior w:val="content"/>
-        </w:behaviors>
-        <w:guid w:val="{D3E1C61E-C5A5-49CE-B8EC-AFB01BA52A29}"/>
-      </w:docPartPr>
-      <w:docPartBody>
-        <w:p>
-          <w:pPr>
-            <w:pStyle w:val="D992934E924E4346B6192938C78C3E32"/>
-          </w:pPr>
-          <w:r>
-            <w:t>A.A. Paralegal Studies</w:t>
-          </w:r>
-        </w:p>
-      </w:docPartBody>
-    </w:docPart>
-    <w:docPart>
-      <w:docPartPr>
-        <w:name w:val="46E9AA7025014C2598610CA9333F5708"/>
-        <w:category>
-          <w:name w:val="General"/>
-          <w:gallery w:val="placeholder"/>
-        </w:category>
-        <w:types>
-          <w:type w:val="bbPlcHdr"/>
-        </w:types>
-        <w:behaviors>
-          <w:behavior w:val="content"/>
-        </w:behaviors>
-        <w:guid w:val="{02D57635-E160-4160-B536-F3C74EBE97BC}"/>
-      </w:docPartPr>
-      <w:docPartBody>
-        <w:p>
-          <w:pPr>
-            <w:pStyle w:val="46E9AA7025014C2598610CA9333F5708"/>
-          </w:pPr>
-          <w:r>
-            <w:t>Skills</w:t>
-          </w:r>
-        </w:p>
-      </w:docPartBody>
-    </w:docPart>
-    <w:docPart>
-      <w:docPartPr>
-        <w:name w:val="D670749AE3CF4C0FA57C3AF50718C015"/>
-        <w:category>
-          <w:name w:val="General"/>
-          <w:gallery w:val="placeholder"/>
-        </w:category>
-        <w:types>
-          <w:type w:val="bbPlcHdr"/>
-        </w:types>
-        <w:behaviors>
-          <w:behavior w:val="content"/>
-        </w:behaviors>
-        <w:guid w:val="{DC29401C-2124-4FD3-A49E-2F8908216D4B}"/>
-      </w:docPartPr>
-      <w:docPartBody>
-        <w:p>
-          <w:pPr>
-            <w:pStyle w:val="SkillsBullets"/>
-            <w:rPr>
-              <w:rStyle w:val="PlaceholderText"/>
-              <w:color w:val="231F20"/>
-            </w:rPr>
-          </w:pPr>
-          <w:r>
-            <w:rPr>
-              <w:rStyle w:val="PlaceholderText"/>
-              <w:color w:val="231F20"/>
-            </w:rPr>
-            <w:t xml:space="preserve">Creativity </w:t>
-          </w:r>
-        </w:p>
-        <w:p>
-          <w:pPr>
-            <w:pStyle w:val="SkillsBullets"/>
-            <w:rPr>
-              <w:rStyle w:val="PlaceholderText"/>
-              <w:color w:val="231F20"/>
-            </w:rPr>
-          </w:pPr>
-          <w:r>
-            <w:rPr>
-              <w:rStyle w:val="PlaceholderText"/>
-              <w:color w:val="231F20"/>
-            </w:rPr>
-            <w:t xml:space="preserve">Leadership </w:t>
-          </w:r>
-        </w:p>
-        <w:p>
-          <w:pPr>
-            <w:pStyle w:val="SkillsBullets"/>
-            <w:rPr>
-              <w:rStyle w:val="PlaceholderText"/>
-              <w:color w:val="231F20"/>
-            </w:rPr>
-          </w:pPr>
-          <w:r>
-            <w:rPr>
-              <w:rStyle w:val="PlaceholderText"/>
-              <w:color w:val="231F20"/>
-            </w:rPr>
-            <w:t xml:space="preserve">Organization </w:t>
-          </w:r>
-        </w:p>
-        <w:p>
-          <w:pPr>
-            <w:pStyle w:val="SkillsBullets"/>
-            <w:rPr>
-              <w:rStyle w:val="PlaceholderText"/>
-              <w:color w:val="231F20"/>
-            </w:rPr>
-          </w:pPr>
-          <w:r>
-            <w:rPr>
-              <w:rStyle w:val="PlaceholderText"/>
-              <w:color w:val="231F20"/>
-            </w:rPr>
-            <w:t>Problem solving</w:t>
-          </w:r>
-        </w:p>
-        <w:p>
-          <w:pPr>
-            <w:pStyle w:val="D670749AE3CF4C0FA57C3AF50718C0151"/>
-          </w:pPr>
-          <w:r>
-            <w:rPr>
-              <w:rStyle w:val="PlaceholderText"/>
-              <w:color w:val="231F20"/>
-            </w:rPr>
-            <w:t>Teamwork</w:t>
-          </w:r>
-        </w:p>
-      </w:docPartBody>
-    </w:docPart>
-    <w:docPart>
-      <w:docPartPr>
-        <w:name w:val="0E66CD614CDE4641AABB873ACC75755B"/>
-        <w:category>
-          <w:name w:val="General"/>
-          <w:gallery w:val="placeholder"/>
-        </w:category>
-        <w:types>
-          <w:type w:val="bbPlcHdr"/>
-        </w:types>
-        <w:behaviors>
-          <w:behavior w:val="content"/>
-        </w:behaviors>
-        <w:guid w:val="{BD7D6BE1-8170-408F-BB69-1A69AC46AE35}"/>
-      </w:docPartPr>
-      <w:docPartBody>
-        <w:p>
-          <w:pPr>
-            <w:pStyle w:val="0E66CD614CDE4641AABB873ACC75755B"/>
-          </w:pPr>
-          <w:r>
-            <w:t>Contact</w:t>
-          </w:r>
-        </w:p>
-      </w:docPartBody>
-    </w:docPart>
-    <w:docPart>
-      <w:docPartPr>
-        <w:name w:val="679622EB8B47424790FFC7C8777CBB20"/>
-        <w:category>
-          <w:name w:val="General"/>
-          <w:gallery w:val="placeholder"/>
-        </w:category>
-        <w:types>
-          <w:type w:val="bbPlcHdr"/>
-        </w:types>
-        <w:behaviors>
-          <w:behavior w:val="content"/>
-        </w:behaviors>
-        <w:guid w:val="{FF254B3B-496E-4B31-BF48-3349ED921A97}"/>
-      </w:docPartPr>
-      <w:docPartBody>
-        <w:p>
-          <w:pPr>
-            <w:pStyle w:val="679622EB8B47424790FFC7C8777CBB20"/>
-          </w:pPr>
-          <w:r>
-            <w:t>4567 Main Street</w:t>
-          </w:r>
-        </w:p>
-      </w:docPartBody>
-    </w:docPart>
-    <w:docPart>
-      <w:docPartPr>
-        <w:name w:val="EEEA5F3A2EDB4DE9A0B6401E42F5B961"/>
-        <w:category>
-          <w:name w:val="General"/>
-          <w:gallery w:val="placeholder"/>
-        </w:category>
-        <w:types>
-          <w:type w:val="bbPlcHdr"/>
-        </w:types>
-        <w:behaviors>
-          <w:behavior w:val="content"/>
-        </w:behaviors>
-        <w:guid w:val="{48093808-E068-4C47-B398-B9EFA79FE039}"/>
-      </w:docPartPr>
-      <w:docPartBody>
-        <w:p>
-          <w:pPr>
-            <w:pStyle w:val="EEEA5F3A2EDB4DE9A0B6401E42F5B961"/>
-          </w:pPr>
-          <w:r>
-            <w:t>City, State 98052</w:t>
-          </w:r>
-        </w:p>
-      </w:docPartBody>
-    </w:docPart>
-    <w:docPart>
-      <w:docPartPr>
-        <w:name w:val="DCACC969D1D34AF0BF5DF92DC32906A3"/>
-        <w:category>
-          <w:name w:val="General"/>
-          <w:gallery w:val="placeholder"/>
-        </w:category>
-        <w:types>
-          <w:type w:val="bbPlcHdr"/>
-        </w:types>
-        <w:behaviors>
-          <w:behavior w:val="content"/>
-        </w:behaviors>
-        <w:guid w:val="{EADB0F7C-FD03-4FB3-B54B-FDB2263E81BE}"/>
-      </w:docPartPr>
-      <w:docPartBody>
-        <w:p>
-          <w:pPr>
-            <w:pStyle w:val="DCACC969D1D34AF0BF5DF92DC32906A3"/>
-          </w:pPr>
-          <w:r>
-            <w:t>(718) 555–0100</w:t>
-          </w:r>
-        </w:p>
-      </w:docPartBody>
-    </w:docPart>
-    <w:docPart>
-      <w:docPartPr>
-        <w:name w:val="686B326A041341AB8D3EC000E9B6475A"/>
-        <w:category>
-          <w:name w:val="General"/>
-          <w:gallery w:val="placeholder"/>
-        </w:category>
-        <w:types>
-          <w:type w:val="bbPlcHdr"/>
-        </w:types>
-        <w:behaviors>
-          <w:behavior w:val="content"/>
-        </w:behaviors>
-        <w:guid w:val="{CAE5253C-F72A-4ECF-AD85-296B188F37FA}"/>
-      </w:docPartPr>
-      <w:docPartBody>
-        <w:p>
-          <w:pPr>
-            <w:pStyle w:val="686B326A041341AB8D3EC000E9B6475A"/>
-          </w:pPr>
-          <w:r>
-            <w:t>Robin Zupanc</w:t>
-          </w:r>
-        </w:p>
-      </w:docPartBody>
-    </w:docPart>
-    <w:docPart>
-      <w:docPartPr>
-        <w:name w:val="42396A8D6AD048C69A20FEB76C111D7A"/>
-        <w:category>
-          <w:name w:val="General"/>
-          <w:gallery w:val="placeholder"/>
-        </w:category>
-        <w:types>
-          <w:type w:val="bbPlcHdr"/>
-        </w:types>
-        <w:behaviors>
-          <w:behavior w:val="content"/>
-        </w:behaviors>
-        <w:guid w:val="{4E7C1B19-BB3F-4F59-8C16-72B060A27DC5}"/>
-      </w:docPartPr>
-      <w:docPartBody>
-        <w:p>
-          <w:pPr>
-            <w:pStyle w:val="42396A8D6AD048C69A20FEB76C111D7A"/>
-          </w:pPr>
-          <w:r>
-            <w:t>Paralegal</w:t>
-          </w:r>
-        </w:p>
-      </w:docPartBody>
-    </w:docPart>
-    <w:docPart>
-      <w:docPartPr>
-        <w:name w:val="A00F6F56A69144AFBA69A3C15BEE8B2A"/>
-        <w:category>
-          <w:name w:val="General"/>
-          <w:gallery w:val="placeholder"/>
-        </w:category>
-        <w:types>
-          <w:type w:val="bbPlcHdr"/>
-        </w:types>
-        <w:behaviors>
-          <w:behavior w:val="content"/>
-        </w:behaviors>
-        <w:guid w:val="{8C448890-B32C-4265-90B1-7D01A42205F1}"/>
-      </w:docPartPr>
-      <w:docPartBody>
-        <w:p>
-          <w:pPr>
-            <w:pStyle w:val="A00F6F56A69144AFBA69A3C15BEE8B2A"/>
-          </w:pPr>
-          <w:r>
-            <w:t>State your career goals and show how they align with the job description you’re targeting. Be brief and keep it from sounding generic. Be yourself.</w:t>
-          </w:r>
-        </w:p>
-      </w:docPartBody>
-    </w:docPart>
-    <w:docPart>
-      <w:docPartPr>
-        <w:name w:val="CE483FA9547D403A94199AA9FEA771CA"/>
-        <w:category>
-          <w:name w:val="General"/>
-          <w:gallery w:val="placeholder"/>
-        </w:category>
-        <w:types>
-          <w:type w:val="bbPlcHdr"/>
-        </w:types>
-        <w:behaviors>
-          <w:behavior w:val="content"/>
-        </w:behaviors>
-        <w:guid w:val="{8C6BE7D8-F89F-429E-B350-3E37C6CA666A}"/>
-      </w:docPartPr>
-      <w:docPartBody>
-        <w:p>
-          <w:pPr>
-            <w:pStyle w:val="CE483FA9547D403A94199AA9FEA771CA1"/>
-          </w:pPr>
-          <w:r>
-            <w:rPr>
-              <w:rStyle w:val="PlaceholderText"/>
-            </w:rPr>
-            <w:t>Experience</w:t>
-          </w:r>
-        </w:p>
-      </w:docPartBody>
-    </w:docPart>
-    <w:docPart>
-      <w:docPartPr>
-        <w:name w:val="2C72823C31BC481EAE03E8D2B95F6562"/>
-        <w:category>
-          <w:name w:val="General"/>
-          <w:gallery w:val="placeholder"/>
-        </w:category>
-        <w:types>
-          <w:type w:val="bbPlcHdr"/>
-        </w:types>
-        <w:behaviors>
-          <w:behavior w:val="content"/>
-        </w:behaviors>
-        <w:guid w:val="{552DEDAA-17B3-457B-ABF9-2E3C3BFA91FB}"/>
-      </w:docPartPr>
-      <w:docPartBody>
-        <w:p>
-          <w:pPr>
-            <w:pStyle w:val="2C72823C31BC481EAE03E8D2B95F6562"/>
-          </w:pPr>
-          <w:r>
-            <w:t>Education</w:t>
-          </w:r>
-        </w:p>
-      </w:docPartBody>
-    </w:docPart>
-    <w:docPart>
-      <w:docPartPr>
-        <w:name w:val="91C899A1925541BD80C0F653FD05CCC5"/>
-        <w:category>
-          <w:name w:val="General"/>
-          <w:gallery w:val="placeholder"/>
-        </w:category>
-        <w:types>
-          <w:type w:val="bbPlcHdr"/>
-        </w:types>
-        <w:behaviors>
-          <w:behavior w:val="content"/>
-        </w:behaviors>
-        <w:guid w:val="{37BB6CE2-D8A0-48DB-B54C-37390E6A9102}"/>
-      </w:docPartPr>
-      <w:docPartBody>
-        <w:p>
-          <w:pPr>
-            <w:pStyle w:val="91C899A1925541BD80C0F653FD05CCC5"/>
-          </w:pPr>
-          <w:r>
-            <w:t>Paralegal</w:t>
-          </w:r>
-        </w:p>
-      </w:docPartBody>
-    </w:docPart>
-    <w:docPart>
-      <w:docPartPr>
-        <w:name w:val="AED08233685542EBB17134E4D21EC36C"/>
-        <w:category>
-          <w:name w:val="General"/>
-          <w:gallery w:val="placeholder"/>
-        </w:category>
-        <w:types>
-          <w:type w:val="bbPlcHdr"/>
-        </w:types>
-        <w:behaviors>
-          <w:behavior w:val="content"/>
-        </w:behaviors>
-        <w:guid w:val="{5BBC5264-E928-454D-B674-ADE48D8EBF62}"/>
-      </w:docPartPr>
-      <w:docPartBody>
-        <w:p>
-          <w:pPr>
-            <w:pStyle w:val="AED08233685542EBB17134E4D21EC36C1"/>
-          </w:pPr>
-          <w:r>
-            <w:rPr>
-              <w:rStyle w:val="CompanyName"/>
-            </w:rPr>
-            <w:t>The Phone Company</w:t>
-          </w:r>
-        </w:p>
-      </w:docPartBody>
-    </w:docPart>
-    <w:docPart>
-      <w:docPartPr>
-        <w:name w:val="0042360A75F84CE4B4594FAAA15A25E2"/>
-        <w:category>
-          <w:name w:val="General"/>
-          <w:gallery w:val="placeholder"/>
-        </w:category>
-        <w:types>
-          <w:type w:val="bbPlcHdr"/>
-        </w:types>
-        <w:behaviors>
-          <w:behavior w:val="content"/>
-        </w:behaviors>
-        <w:guid w:val="{40C9FBA1-8ECD-4B97-A939-4952EB3DCB8D}"/>
-      </w:docPartPr>
-      <w:docPartBody>
-        <w:p>
-          <w:pPr>
-            <w:pStyle w:val="0042360A75F84CE4B4594FAAA15A25E2"/>
-          </w:pPr>
-          <w:r>
-            <w:t>Summarize your key responsibilities and accomplishments. Where appropriate, use the language and words you find in the specific job description. Be concise, targeting 3-5 key areas.</w:t>
-          </w:r>
-        </w:p>
-      </w:docPartBody>
-    </w:docPart>
-    <w:docPart>
-      <w:docPartPr>
-        <w:name w:val="9851F4F20BD44A90AE408D9866E2F321"/>
-        <w:category>
-          <w:name w:val="General"/>
-          <w:gallery w:val="placeholder"/>
-        </w:category>
-        <w:types>
-          <w:type w:val="bbPlcHdr"/>
-        </w:types>
-        <w:behaviors>
-          <w:behavior w:val="content"/>
-        </w:behaviors>
-        <w:guid w:val="{F2B030CF-A6B6-4DB6-851D-206C9F941015}"/>
-      </w:docPartPr>
-      <w:docPartBody>
-        <w:p>
-          <w:pPr>
-            <w:pStyle w:val="9851F4F20BD44A90AE408D9866E2F321"/>
-          </w:pPr>
-          <w:r>
-            <w:t>Paralegal</w:t>
-          </w:r>
-        </w:p>
-      </w:docPartBody>
-    </w:docPart>
-    <w:docPart>
-      <w:docPartPr>
-        <w:name w:val="C4CA85AF7CE545B19F246A0E586FEFEA"/>
-        <w:category>
-          <w:name w:val="General"/>
-          <w:gallery w:val="placeholder"/>
-        </w:category>
-        <w:types>
-          <w:type w:val="bbPlcHdr"/>
-        </w:types>
-        <w:behaviors>
-          <w:behavior w:val="content"/>
-        </w:behaviors>
-        <w:guid w:val="{0BCE65AA-DFFC-4CD7-9CF4-A6C589FEAEEA}"/>
-      </w:docPartPr>
-      <w:docPartBody>
-        <w:p>
-          <w:pPr>
-            <w:pStyle w:val="C4CA85AF7CE545B19F246A0E586FEFEA1"/>
-          </w:pPr>
-          <w:r>
-            <w:rPr>
-              <w:i/>
-            </w:rPr>
-            <w:t>Trey Research</w:t>
-          </w:r>
-        </w:p>
-      </w:docPartBody>
-    </w:docPart>
-    <w:docPart>
-      <w:docPartPr>
-        <w:name w:val="54E6E63A8C384CABA13BEB3BD1FE85CB"/>
-        <w:category>
-          <w:name w:val="General"/>
-          <w:gallery w:val="placeholder"/>
-        </w:category>
-        <w:types>
-          <w:type w:val="bbPlcHdr"/>
-        </w:types>
-        <w:behaviors>
-          <w:behavior w:val="content"/>
-        </w:behaviors>
-        <w:guid w:val="{E83E59F7-49DC-4DDD-9302-25DA9CB2C4F4}"/>
-      </w:docPartPr>
-      <w:docPartBody>
-        <w:p>
-          <w:pPr>
-            <w:pStyle w:val="54E6E63A8C384CABA13BEB3BD1FE85CB"/>
-          </w:pPr>
-          <w:r>
-            <w:t>Summarize your key responsibilities and accomplishments. Here again, take any opportunity to use words you find in the job description. Be brief.</w:t>
-          </w:r>
-        </w:p>
-      </w:docPartBody>
-    </w:docPart>
-    <w:docPart>
-      <w:docPartPr>
-        <w:name w:val="AAE9186874F94A35AC4AA83370D97471"/>
-        <w:category>
-          <w:name w:val="General"/>
-          <w:gallery w:val="placeholder"/>
-        </w:category>
-        <w:types>
-          <w:type w:val="bbPlcHdr"/>
-        </w:types>
-        <w:behaviors>
-          <w:behavior w:val="content"/>
-        </w:behaviors>
-        <w:guid w:val="{8AE07764-5B88-45CC-A17E-30D5BF091550}"/>
-      </w:docPartPr>
-      <w:docPartBody>
-        <w:p>
-          <w:pPr>
-            <w:pStyle w:val="AAE9186874F94A35AC4AA83370D97471"/>
-          </w:pPr>
-          <w:r>
-            <w:t>Paralegal</w:t>
-          </w:r>
-        </w:p>
-      </w:docPartBody>
-    </w:docPart>
-    <w:docPart>
-      <w:docPartPr>
-        <w:name w:val="C8E589F31C57449DBA4F6736AA1B8736"/>
-        <w:category>
-          <w:name w:val="General"/>
-          <w:gallery w:val="placeholder"/>
-        </w:category>
-        <w:types>
-          <w:type w:val="bbPlcHdr"/>
-        </w:types>
-        <w:behaviors>
-          <w:behavior w:val="content"/>
-        </w:behaviors>
-        <w:guid w:val="{E2DD9ED2-4888-43A7-A427-613093E7F0D4}"/>
-      </w:docPartPr>
-      <w:docPartBody>
-        <w:p>
-          <w:pPr>
-            <w:pStyle w:val="C8E589F31C57449DBA4F6736AA1B87361"/>
-          </w:pPr>
-          <w:r>
-            <w:rPr>
-              <w:i/>
-            </w:rPr>
-            <w:t>Adatum Corporation</w:t>
-          </w:r>
-        </w:p>
-      </w:docPartBody>
-    </w:docPart>
-    <w:docPart>
-      <w:docPartPr>
-        <w:name w:val="C64DC93EA9164BC1BDB61103B8A843C9"/>
-        <w:category>
-          <w:name w:val="General"/>
-          <w:gallery w:val="placeholder"/>
-        </w:category>
-        <w:types>
-          <w:type w:val="bbPlcHdr"/>
-        </w:types>
-        <w:behaviors>
-          <w:behavior w:val="content"/>
-        </w:behaviors>
-        <w:guid w:val="{B094AAAC-35CD-4A9D-817C-78DA5825FD3E}"/>
-      </w:docPartPr>
-      <w:docPartBody>
-        <w:p>
-          <w:pPr>
-            <w:pStyle w:val="C64DC93EA9164BC1BDB61103B8A843C9"/>
-          </w:pPr>
-          <w:r>
-            <w:t>Summarize your key responsibilities and accomplishments. Where appropriate, use the language and words you find in the job description. Be concise, targeting 3-5 key areas.</w:t>
-          </w:r>
-        </w:p>
-      </w:docPartBody>
-    </w:docPart>
-    <w:docPart>
-      <w:docPartPr>
-        <w:name w:val="2025167CE66A491F817FB45B431C7AD5"/>
-        <w:category>
-          <w:name w:val="General"/>
-          <w:gallery w:val="placeholder"/>
-        </w:category>
-        <w:types>
-          <w:type w:val="bbPlcHdr"/>
-        </w:types>
-        <w:behaviors>
-          <w:behavior w:val="content"/>
-        </w:behaviors>
-        <w:guid w:val="{B82720A4-08B7-4A57-AEFA-4B69C7537990}"/>
-      </w:docPartPr>
-      <w:docPartBody>
-        <w:p>
-          <w:pPr>
-            <w:pStyle w:val="2025167CE66A491F817FB45B431C7AD5"/>
-          </w:pPr>
-          <w:r>
-            <w:t>A.A. Paralegal Studies</w:t>
-          </w:r>
-        </w:p>
-      </w:docPartBody>
-    </w:docPart>
-    <w:docPart>
-      <w:docPartPr>
-        <w:name w:val="9C7870BC52F14CD082AE5F44C648FA8C"/>
-        <w:category>
-          <w:name w:val="General"/>
-          <w:gallery w:val="placeholder"/>
-        </w:category>
-        <w:types>
-          <w:type w:val="bbPlcHdr"/>
-        </w:types>
-        <w:behaviors>
-          <w:behavior w:val="content"/>
-        </w:behaviors>
-        <w:guid w:val="{A5DCADB2-AF28-437A-A005-1A5CE4565A9E}"/>
-      </w:docPartPr>
-      <w:docPartBody>
-        <w:p>
-          <w:pPr>
-            <w:pStyle w:val="9C7870BC52F14CD082AE5F44C648FA8C"/>
-          </w:pPr>
-          <w:r>
-            <w:t>Skills</w:t>
-          </w:r>
-        </w:p>
-      </w:docPartBody>
-    </w:docPart>
-    <w:docPart>
-      <w:docPartPr>
-        <w:name w:val="92B8074BA99744009EF1F2DAADDDA88B"/>
-        <w:category>
-          <w:name w:val="General"/>
-          <w:gallery w:val="placeholder"/>
-        </w:category>
-        <w:types>
-          <w:type w:val="bbPlcHdr"/>
-        </w:types>
-        <w:behaviors>
-          <w:behavior w:val="content"/>
-        </w:behaviors>
-        <w:guid w:val="{2BB6E165-8342-4619-89F6-72556EE6A2CD}"/>
-      </w:docPartPr>
-      <w:docPartBody>
-        <w:p>
-          <w:pPr>
-            <w:pStyle w:val="SkillsBullets"/>
-            <w:rPr>
-              <w:rStyle w:val="PlaceholderText"/>
-              <w:color w:val="231F20"/>
-            </w:rPr>
-          </w:pPr>
-          <w:r>
-            <w:rPr>
-              <w:rStyle w:val="PlaceholderText"/>
-              <w:color w:val="231F20"/>
-            </w:rPr>
-            <w:t xml:space="preserve">Creativity </w:t>
-          </w:r>
-        </w:p>
-        <w:p>
-          <w:pPr>
-            <w:pStyle w:val="SkillsBullets"/>
-            <w:rPr>
-              <w:rStyle w:val="PlaceholderText"/>
-              <w:color w:val="231F20"/>
-            </w:rPr>
-          </w:pPr>
-          <w:r>
-            <w:rPr>
-              <w:rStyle w:val="PlaceholderText"/>
-              <w:color w:val="231F20"/>
-            </w:rPr>
-            <w:t xml:space="preserve">Leadership </w:t>
-          </w:r>
-        </w:p>
-        <w:p>
-          <w:pPr>
-            <w:pStyle w:val="SkillsBullets"/>
-            <w:rPr>
-              <w:rStyle w:val="PlaceholderText"/>
-              <w:color w:val="231F20"/>
-            </w:rPr>
-          </w:pPr>
-          <w:r>
-            <w:rPr>
-              <w:rStyle w:val="PlaceholderText"/>
-              <w:color w:val="231F20"/>
-            </w:rPr>
-            <w:t xml:space="preserve">Organization </w:t>
-          </w:r>
-        </w:p>
-        <w:p>
-          <w:pPr>
-            <w:pStyle w:val="SkillsBullets"/>
-            <w:rPr>
-              <w:rStyle w:val="PlaceholderText"/>
-              <w:color w:val="231F20"/>
-            </w:rPr>
-          </w:pPr>
-          <w:r>
-            <w:rPr>
-              <w:rStyle w:val="PlaceholderText"/>
-              <w:color w:val="231F20"/>
-            </w:rPr>
-            <w:t>Problem solving</w:t>
-          </w:r>
-        </w:p>
-        <w:p>
-          <w:pPr>
-            <w:pStyle w:val="92B8074BA99744009EF1F2DAADDDA88B1"/>
-          </w:pPr>
-          <w:r>
-            <w:rPr>
-              <w:rStyle w:val="PlaceholderText"/>
-              <w:color w:val="231F20"/>
-            </w:rPr>
-            <w:t>Teamwork</w:t>
-          </w:r>
-        </w:p>
-      </w:docPartBody>
-    </w:docPart>
-    <w:docPart>
-      <w:docPartPr>
-        <w:name w:val="A50BAF9A638644D88E54F75307C190F4"/>
-        <w:category>
-          <w:name w:val="General"/>
-          <w:gallery w:val="placeholder"/>
-        </w:category>
-        <w:types>
-          <w:type w:val="bbPlcHdr"/>
-        </w:types>
-        <w:behaviors>
-          <w:behavior w:val="content"/>
-        </w:behaviors>
-        <w:guid w:val="{AFD4F12A-E3A7-487D-BBA3-E2CBE9995989}"/>
-      </w:docPartPr>
-      <w:docPartBody>
-        <w:p>
-          <w:pPr>
-            <w:pStyle w:val="A50BAF9A638644D88E54F75307C190F4"/>
-          </w:pPr>
-          <w:r>
-            <w:t>Contact</w:t>
-          </w:r>
-        </w:p>
-      </w:docPartBody>
-    </w:docPart>
-    <w:docPart>
-      <w:docPartPr>
-        <w:name w:val="041F989DA4E14CEE94B273FF7E822A1F"/>
-        <w:category>
-          <w:name w:val="General"/>
-          <w:gallery w:val="placeholder"/>
-        </w:category>
-        <w:types>
-          <w:type w:val="bbPlcHdr"/>
-        </w:types>
-        <w:behaviors>
-          <w:behavior w:val="content"/>
-        </w:behaviors>
-        <w:guid w:val="{AD936926-4B80-451E-B635-5742F3218144}"/>
-      </w:docPartPr>
-      <w:docPartBody>
-        <w:p>
-          <w:pPr>
-            <w:pStyle w:val="041F989DA4E14CEE94B273FF7E822A1F"/>
-          </w:pPr>
-          <w:r>
-            <w:t>4567 Main Street</w:t>
-          </w:r>
-        </w:p>
-      </w:docPartBody>
-    </w:docPart>
-    <w:docPart>
-      <w:docPartPr>
-        <w:name w:val="CFA5037C558E4E0491E18BBDB6896F6E"/>
-        <w:category>
-          <w:name w:val="General"/>
-          <w:gallery w:val="placeholder"/>
-        </w:category>
-        <w:types>
-          <w:type w:val="bbPlcHdr"/>
-        </w:types>
-        <w:behaviors>
-          <w:behavior w:val="content"/>
-        </w:behaviors>
-        <w:guid w:val="{70411195-B2D3-49D9-9F81-4EB16F623A13}"/>
-      </w:docPartPr>
-      <w:docPartBody>
-        <w:p>
-          <w:pPr>
-            <w:pStyle w:val="CFA5037C558E4E0491E18BBDB6896F6E"/>
-          </w:pPr>
-          <w:r>
-            <w:t>City, State 98052</w:t>
-          </w:r>
-        </w:p>
-      </w:docPartBody>
-    </w:docPart>
-    <w:docPart>
-      <w:docPartPr>
-        <w:name w:val="FAF3162BDCC94487A91BAECC8B9E7618"/>
-        <w:category>
-          <w:name w:val="General"/>
-          <w:gallery w:val="placeholder"/>
-        </w:category>
-        <w:types>
-          <w:type w:val="bbPlcHdr"/>
-        </w:types>
-        <w:behaviors>
-          <w:behavior w:val="content"/>
-        </w:behaviors>
-        <w:guid w:val="{84AED17A-4938-422C-85D3-17756AF68E7F}"/>
-      </w:docPartPr>
-      <w:docPartBody>
-        <w:p>
-          <w:pPr>
-            <w:pStyle w:val="FAF3162BDCC94487A91BAECC8B9E7618"/>
-          </w:pPr>
-          <w:r>
-            <w:t>(718) 555–0100</w:t>
-          </w:r>
-        </w:p>
-      </w:docPartBody>
-    </w:docPart>
-    <w:docPart>
-      <w:docPartPr>
-        <w:name w:val="1FE240973B814EACB1BCD7E218798A2D"/>
-        <w:category>
-          <w:name w:val="General"/>
-          <w:gallery w:val="placeholder"/>
-        </w:category>
-        <w:types>
-          <w:type w:val="bbPlcHdr"/>
-        </w:types>
-        <w:behaviors>
-          <w:behavior w:val="content"/>
-        </w:behaviors>
-        <w:guid w:val="{F9543B0F-F7EB-4BCC-9ECC-13E66BDAD478}"/>
-      </w:docPartPr>
-      <w:docPartBody>
-        <w:p>
-          <w:pPr>
-            <w:pStyle w:val="1FE240973B814EACB1BCD7E218798A2D"/>
-          </w:pPr>
-          <w:r>
-            <w:t>Robin Zupanc</w:t>
-          </w:r>
-        </w:p>
-      </w:docPartBody>
-    </w:docPart>
-    <w:docPart>
-      <w:docPartPr>
-        <w:name w:val="13085805EFA94658A9F9A975CF21CF19"/>
-        <w:category>
-          <w:name w:val="General"/>
-          <w:gallery w:val="placeholder"/>
-        </w:category>
-        <w:types>
-          <w:type w:val="bbPlcHdr"/>
-        </w:types>
-        <w:behaviors>
-          <w:behavior w:val="content"/>
-        </w:behaviors>
-        <w:guid w:val="{F1F57FCB-C927-4B7F-92FE-BCC2FCA35EB8}"/>
-      </w:docPartPr>
-      <w:docPartBody>
-        <w:p>
-          <w:pPr>
-            <w:pStyle w:val="13085805EFA94658A9F9A975CF21CF19"/>
-          </w:pPr>
-          <w:r>
-            <w:t>Paralegal</w:t>
-          </w:r>
-        </w:p>
-      </w:docPartBody>
-    </w:docPart>
-    <w:docPart>
-      <w:docPartPr>
-        <w:name w:val="6CD3D6C4C13F4BF391C3B96B8AD8AC21"/>
-        <w:category>
-          <w:name w:val="General"/>
-          <w:gallery w:val="placeholder"/>
-        </w:category>
-        <w:types>
-          <w:type w:val="bbPlcHdr"/>
-        </w:types>
-        <w:behaviors>
-          <w:behavior w:val="content"/>
-        </w:behaviors>
-        <w:guid w:val="{6675B551-C22D-445F-8B05-0E07BB1E144B}"/>
-      </w:docPartPr>
-      <w:docPartBody>
-        <w:p>
-          <w:pPr>
-            <w:pStyle w:val="6CD3D6C4C13F4BF391C3B96B8AD8AC21"/>
-          </w:pPr>
-          <w:r>
-            <w:t>State your career goals and show how they align with the job description you’re targeting. Be brief and keep it from sounding generic. Be yourself.</w:t>
-          </w:r>
-        </w:p>
-      </w:docPartBody>
-    </w:docPart>
-    <w:docPart>
-      <w:docPartPr>
-        <w:name w:val="C11FFC3890D24E08A3F571175A998F68"/>
-        <w:category>
-          <w:name w:val="General"/>
-          <w:gallery w:val="placeholder"/>
-        </w:category>
-        <w:types>
-          <w:type w:val="bbPlcHdr"/>
-        </w:types>
-        <w:behaviors>
-          <w:behavior w:val="content"/>
-        </w:behaviors>
-        <w:guid w:val="{9E526B0D-B32E-4BCC-9D22-B9D710A11801}"/>
-      </w:docPartPr>
-      <w:docPartBody>
-        <w:p>
-          <w:pPr>
-            <w:pStyle w:val="C11FFC3890D24E08A3F571175A998F681"/>
-          </w:pPr>
-          <w:r>
-            <w:rPr>
-              <w:rStyle w:val="PlaceholderText"/>
-            </w:rPr>
-            <w:t>Experience</w:t>
-          </w:r>
-        </w:p>
-      </w:docPartBody>
-    </w:docPart>
-    <w:docPart>
-      <w:docPartPr>
-        <w:name w:val="01E2669DB3CD40279FDCCA71B31959EA"/>
-        <w:category>
-          <w:name w:val="General"/>
-          <w:gallery w:val="placeholder"/>
-        </w:category>
-        <w:types>
-          <w:type w:val="bbPlcHdr"/>
-        </w:types>
-        <w:behaviors>
-          <w:behavior w:val="content"/>
-        </w:behaviors>
-        <w:guid w:val="{C20E34B4-CFA9-45FF-AD5C-D77A5E4B576D}"/>
-      </w:docPartPr>
-      <w:docPartBody>
-        <w:p>
-          <w:pPr>
-            <w:pStyle w:val="01E2669DB3CD40279FDCCA71B31959EA"/>
-          </w:pPr>
-          <w:r>
-            <w:t>Education</w:t>
-          </w:r>
-        </w:p>
-      </w:docPartBody>
-    </w:docPart>
-    <w:docPart>
-      <w:docPartPr>
-        <w:name w:val="11044A4013D0458EA9CC523E85B0AFD0"/>
-        <w:category>
-          <w:name w:val="General"/>
-          <w:gallery w:val="placeholder"/>
-        </w:category>
-        <w:types>
-          <w:type w:val="bbPlcHdr"/>
-        </w:types>
-        <w:behaviors>
-          <w:behavior w:val="content"/>
-        </w:behaviors>
-        <w:guid w:val="{B2B67F5C-A06C-417B-B2BC-E3E2B0506C1D}"/>
-      </w:docPartPr>
-      <w:docPartBody>
-        <w:p>
-          <w:pPr>
-            <w:pStyle w:val="11044A4013D0458EA9CC523E85B0AFD0"/>
-          </w:pPr>
-          <w:r>
-            <w:t>Paralegal</w:t>
-          </w:r>
-        </w:p>
-      </w:docPartBody>
-    </w:docPart>
-    <w:docPart>
-      <w:docPartPr>
-        <w:name w:val="C7D72907287E4C739ABF8FABEB6302AF"/>
-        <w:category>
-          <w:name w:val="General"/>
-          <w:gallery w:val="placeholder"/>
-        </w:category>
-        <w:types>
-          <w:type w:val="bbPlcHdr"/>
-        </w:types>
-        <w:behaviors>
-          <w:behavior w:val="content"/>
-        </w:behaviors>
-        <w:guid w:val="{E6517EB3-9BA6-4B43-A6DB-051437EB33D9}"/>
-      </w:docPartPr>
-      <w:docPartBody>
-        <w:p>
-          <w:pPr>
-            <w:pStyle w:val="C7D72907287E4C739ABF8FABEB6302AF1"/>
-          </w:pPr>
-          <w:r>
-            <w:rPr>
-              <w:rStyle w:val="CompanyName"/>
-            </w:rPr>
-            <w:t>The Phone Company</w:t>
-          </w:r>
-        </w:p>
-      </w:docPartBody>
-    </w:docPart>
-    <w:docPart>
-      <w:docPartPr>
-        <w:name w:val="EB9E39749D9B4476876142C017A6D759"/>
-        <w:category>
-          <w:name w:val="General"/>
-          <w:gallery w:val="placeholder"/>
-        </w:category>
-        <w:types>
-          <w:type w:val="bbPlcHdr"/>
-        </w:types>
-        <w:behaviors>
-          <w:behavior w:val="content"/>
-        </w:behaviors>
-        <w:guid w:val="{D74A44D4-C2DE-4D96-AF8D-B09E87B1AA10}"/>
-      </w:docPartPr>
-      <w:docPartBody>
-        <w:p>
-          <w:pPr>
-            <w:pStyle w:val="EB9E39749D9B4476876142C017A6D759"/>
-          </w:pPr>
-          <w:r>
-            <w:t>Summarize your key responsibilities and accomplishments. Where appropriate, use the language and words you find in the specific job description. Be concise, targeting 3-5 key areas.</w:t>
-          </w:r>
-        </w:p>
-      </w:docPartBody>
-    </w:docPart>
-    <w:docPart>
-      <w:docPartPr>
-        <w:name w:val="1863DA336DF04A4EBD12F5C67E9CB5B7"/>
-        <w:category>
-          <w:name w:val="General"/>
-          <w:gallery w:val="placeholder"/>
-        </w:category>
-        <w:types>
-          <w:type w:val="bbPlcHdr"/>
-        </w:types>
-        <w:behaviors>
-          <w:behavior w:val="content"/>
-        </w:behaviors>
-        <w:guid w:val="{CEEDF440-CF66-494C-BFE9-2A528B83DB66}"/>
-      </w:docPartPr>
-      <w:docPartBody>
-        <w:p>
-          <w:pPr>
-            <w:pStyle w:val="1863DA336DF04A4EBD12F5C67E9CB5B7"/>
-          </w:pPr>
-          <w:r>
-            <w:t>Paralegal</w:t>
-          </w:r>
-        </w:p>
-      </w:docPartBody>
-    </w:docPart>
-    <w:docPart>
-      <w:docPartPr>
-        <w:name w:val="64F388B365DA49C9BBFCA50F7051E6CC"/>
-        <w:category>
-          <w:name w:val="General"/>
-          <w:gallery w:val="placeholder"/>
-        </w:category>
-        <w:types>
-          <w:type w:val="bbPlcHdr"/>
-        </w:types>
-        <w:behaviors>
-          <w:behavior w:val="content"/>
-        </w:behaviors>
-        <w:guid w:val="{3A29D225-61A6-4345-889C-19A67B148C3A}"/>
-      </w:docPartPr>
-      <w:docPartBody>
-        <w:p>
-          <w:pPr>
-            <w:pStyle w:val="64F388B365DA49C9BBFCA50F7051E6CC1"/>
-          </w:pPr>
-          <w:r>
-            <w:rPr>
-              <w:i/>
-            </w:rPr>
-            <w:t>Trey Research</w:t>
-          </w:r>
-        </w:p>
-      </w:docPartBody>
-    </w:docPart>
-    <w:docPart>
-      <w:docPartPr>
-        <w:name w:val="C43A0F191D314514ABD2B306823DC001"/>
-        <w:category>
-          <w:name w:val="General"/>
-          <w:gallery w:val="placeholder"/>
-        </w:category>
-        <w:types>
-          <w:type w:val="bbPlcHdr"/>
-        </w:types>
-        <w:behaviors>
-          <w:behavior w:val="content"/>
-        </w:behaviors>
-        <w:guid w:val="{99E65B5B-0302-402A-B052-241FFFF791A4}"/>
-      </w:docPartPr>
-      <w:docPartBody>
-        <w:p>
-          <w:pPr>
-            <w:pStyle w:val="C43A0F191D314514ABD2B306823DC001"/>
-          </w:pPr>
-          <w:r>
-            <w:t>Summarize your key responsibilities and accomplishments. Here again, take any opportunity to use words you find in the job description. Be brief.</w:t>
-          </w:r>
-        </w:p>
-      </w:docPartBody>
-    </w:docPart>
-    <w:docPart>
-      <w:docPartPr>
-        <w:name w:val="EBC0678D21454246923DC61413AC08E7"/>
-        <w:category>
-          <w:name w:val="General"/>
-          <w:gallery w:val="placeholder"/>
-        </w:category>
-        <w:types>
-          <w:type w:val="bbPlcHdr"/>
-        </w:types>
-        <w:behaviors>
-          <w:behavior w:val="content"/>
-        </w:behaviors>
-        <w:guid w:val="{BC61A0AC-8DBE-4CEA-A1B8-31F90D223643}"/>
-      </w:docPartPr>
-      <w:docPartBody>
-        <w:p>
-          <w:pPr>
-            <w:pStyle w:val="EBC0678D21454246923DC61413AC08E7"/>
-          </w:pPr>
-          <w:r>
-            <w:t>Paralegal</w:t>
-          </w:r>
-        </w:p>
-      </w:docPartBody>
-    </w:docPart>
-    <w:docPart>
-      <w:docPartPr>
-        <w:name w:val="7D3537994ABB4BC8BA9F74B3F05F03FF"/>
-        <w:category>
-          <w:name w:val="General"/>
-          <w:gallery w:val="placeholder"/>
-        </w:category>
-        <w:types>
-          <w:type w:val="bbPlcHdr"/>
-        </w:types>
-        <w:behaviors>
-          <w:behavior w:val="content"/>
-        </w:behaviors>
-        <w:guid w:val="{DB0B7C93-CF5D-409E-8230-003DD21861DF}"/>
-      </w:docPartPr>
-      <w:docPartBody>
-        <w:p>
-          <w:pPr>
-            <w:pStyle w:val="7D3537994ABB4BC8BA9F74B3F05F03FF1"/>
-          </w:pPr>
-          <w:r>
-            <w:rPr>
-              <w:i/>
-            </w:rPr>
-            <w:t>Adatum Corporation</w:t>
-          </w:r>
-        </w:p>
-      </w:docPartBody>
-    </w:docPart>
-    <w:docPart>
-      <w:docPartPr>
-        <w:name w:val="85DCDFF7D82C4CEF9899935F37C9D621"/>
-        <w:category>
-          <w:name w:val="General"/>
-          <w:gallery w:val="placeholder"/>
-        </w:category>
-        <w:types>
-          <w:type w:val="bbPlcHdr"/>
-        </w:types>
-        <w:behaviors>
-          <w:behavior w:val="content"/>
-        </w:behaviors>
-        <w:guid w:val="{B33D1F61-84A1-4462-B30A-F4E62A7C5A57}"/>
-      </w:docPartPr>
-      <w:docPartBody>
-        <w:p>
-          <w:pPr>
-            <w:pStyle w:val="85DCDFF7D82C4CEF9899935F37C9D621"/>
-          </w:pPr>
-          <w:r>
-            <w:t>Summarize your key responsibilities and accomplishments. Where appropriate, use the language and words you find in the job description. Be concise, targeting 3-5 key areas.</w:t>
-          </w:r>
-        </w:p>
-      </w:docPartBody>
-    </w:docPart>
-    <w:docPart>
-      <w:docPartPr>
-        <w:name w:val="57B9636441FF4C3C945E543113AEE086"/>
-        <w:category>
-          <w:name w:val="General"/>
-          <w:gallery w:val="placeholder"/>
-        </w:category>
-        <w:types>
-          <w:type w:val="bbPlcHdr"/>
-        </w:types>
-        <w:behaviors>
-          <w:behavior w:val="content"/>
-        </w:behaviors>
-        <w:guid w:val="{AB3DB803-DFF6-4BBF-A903-4F9F43BFD394}"/>
-      </w:docPartPr>
-      <w:docPartBody>
-        <w:p>
-          <w:pPr>
-            <w:pStyle w:val="57B9636441FF4C3C945E543113AEE086"/>
-          </w:pPr>
-          <w:r>
-            <w:t>A.A. Paralegal Studies</w:t>
-          </w:r>
-        </w:p>
-      </w:docPartBody>
-    </w:docPart>
-    <w:docPart>
-      <w:docPartPr>
-        <w:name w:val="B95734FAB7494587BCC1BC95FB4F7CF4"/>
-        <w:category>
-          <w:name w:val="General"/>
-          <w:gallery w:val="placeholder"/>
-        </w:category>
-        <w:types>
-          <w:type w:val="bbPlcHdr"/>
-        </w:types>
-        <w:behaviors>
-          <w:behavior w:val="content"/>
-        </w:behaviors>
-        <w:guid w:val="{C4800E3E-3E0C-4F66-BBEE-385BE0C7BEEF}"/>
-      </w:docPartPr>
-      <w:docPartBody>
-        <w:p>
-          <w:pPr>
-            <w:pStyle w:val="B95734FAB7494587BCC1BC95FB4F7CF4"/>
-          </w:pPr>
-          <w:r>
-            <w:t>Skills</w:t>
-          </w:r>
-        </w:p>
-      </w:docPartBody>
-    </w:docPart>
-    <w:docPart>
-      <w:docPartPr>
-        <w:name w:val="2280DC571E814E61AE81E2380D9D7D40"/>
-        <w:category>
-          <w:name w:val="General"/>
-          <w:gallery w:val="placeholder"/>
-        </w:category>
-        <w:types>
-          <w:type w:val="bbPlcHdr"/>
-        </w:types>
-        <w:behaviors>
-          <w:behavior w:val="content"/>
-        </w:behaviors>
-        <w:guid w:val="{4DBC8686-152E-48E8-A1D8-5F0DD896F7C4}"/>
-      </w:docPartPr>
-      <w:docPartBody>
-        <w:p>
-          <w:pPr>
-            <w:pStyle w:val="SkillsBullets"/>
-            <w:rPr>
-              <w:rStyle w:val="PlaceholderText"/>
-              <w:color w:val="231F20"/>
-            </w:rPr>
-          </w:pPr>
-          <w:r>
-            <w:rPr>
-              <w:rStyle w:val="PlaceholderText"/>
-              <w:color w:val="231F20"/>
-            </w:rPr>
-            <w:t xml:space="preserve">Creativity </w:t>
-          </w:r>
-        </w:p>
-        <w:p>
-          <w:pPr>
-            <w:pStyle w:val="SkillsBullets"/>
-            <w:rPr>
-              <w:rStyle w:val="PlaceholderText"/>
-              <w:color w:val="231F20"/>
-            </w:rPr>
-          </w:pPr>
-          <w:r>
-            <w:rPr>
-              <w:rStyle w:val="PlaceholderText"/>
-              <w:color w:val="231F20"/>
-            </w:rPr>
-            <w:t xml:space="preserve">Leadership </w:t>
-          </w:r>
-        </w:p>
-        <w:p>
-          <w:pPr>
-            <w:pStyle w:val="SkillsBullets"/>
-            <w:rPr>
-              <w:rStyle w:val="PlaceholderText"/>
-              <w:color w:val="231F20"/>
-            </w:rPr>
-          </w:pPr>
-          <w:r>
-            <w:rPr>
-              <w:rStyle w:val="PlaceholderText"/>
-              <w:color w:val="231F20"/>
-            </w:rPr>
-            <w:t xml:space="preserve">Organization </w:t>
-          </w:r>
-        </w:p>
-        <w:p>
-          <w:pPr>
-            <w:pStyle w:val="SkillsBullets"/>
-            <w:rPr>
-              <w:rStyle w:val="PlaceholderText"/>
-              <w:color w:val="231F20"/>
-            </w:rPr>
-          </w:pPr>
-          <w:r>
-            <w:rPr>
-              <w:rStyle w:val="PlaceholderText"/>
-              <w:color w:val="231F20"/>
-            </w:rPr>
-            <w:t>Problem solving</w:t>
-          </w:r>
-        </w:p>
-        <w:p>
-          <w:pPr>
-            <w:pStyle w:val="2280DC571E814E61AE81E2380D9D7D401"/>
-          </w:pPr>
-          <w:r>
-            <w:rPr>
-              <w:rStyle w:val="PlaceholderText"/>
-              <w:color w:val="231F20"/>
-            </w:rPr>
-            <w:t>Teamwork</w:t>
-          </w:r>
-        </w:p>
-      </w:docPartBody>
-    </w:docPart>
-    <w:docPart>
-      <w:docPartPr>
-        <w:name w:val="7AE2526438C24C77AC21A3BB0C881CE4"/>
-        <w:category>
-          <w:name w:val="General"/>
-          <w:gallery w:val="placeholder"/>
-        </w:category>
-        <w:types>
-          <w:type w:val="bbPlcHdr"/>
-        </w:types>
-        <w:behaviors>
-          <w:behavior w:val="content"/>
-        </w:behaviors>
-        <w:guid w:val="{7170AF49-4753-470D-B0A8-E9BC816FE646}"/>
-      </w:docPartPr>
-      <w:docPartBody>
-        <w:p>
-          <w:pPr>
-            <w:pStyle w:val="7AE2526438C24C77AC21A3BB0C881CE4"/>
-          </w:pPr>
-          <w:r>
-            <w:t>Contact</w:t>
-          </w:r>
-        </w:p>
-      </w:docPartBody>
-    </w:docPart>
-    <w:docPart>
-      <w:docPartPr>
-        <w:name w:val="CDB144EF96DE435BA7EA3CFA6174E6E5"/>
-        <w:category>
-          <w:name w:val="General"/>
-          <w:gallery w:val="placeholder"/>
-        </w:category>
-        <w:types>
-          <w:type w:val="bbPlcHdr"/>
-        </w:types>
-        <w:behaviors>
-          <w:behavior w:val="content"/>
-        </w:behaviors>
-        <w:guid w:val="{033C8990-7C43-4CE7-A76E-3061992DA583}"/>
-      </w:docPartPr>
-      <w:docPartBody>
-        <w:p>
-          <w:pPr>
-            <w:pStyle w:val="CDB144EF96DE435BA7EA3CFA6174E6E5"/>
-          </w:pPr>
-          <w:r>
-            <w:t>4567 Main Street</w:t>
-          </w:r>
-        </w:p>
-      </w:docPartBody>
-    </w:docPart>
-    <w:docPart>
-      <w:docPartPr>
-        <w:name w:val="BB6DC7172F98443F98287D9C6AA8F174"/>
-        <w:category>
-          <w:name w:val="General"/>
-          <w:gallery w:val="placeholder"/>
-        </w:category>
-        <w:types>
-          <w:type w:val="bbPlcHdr"/>
-        </w:types>
-        <w:behaviors>
-          <w:behavior w:val="content"/>
-        </w:behaviors>
-        <w:guid w:val="{8431F3BB-0349-44D2-A10E-FC0476A62EF3}"/>
-      </w:docPartPr>
-      <w:docPartBody>
-        <w:p>
-          <w:pPr>
-            <w:pStyle w:val="BB6DC7172F98443F98287D9C6AA8F174"/>
-          </w:pPr>
-          <w:r>
-            <w:t>City, State 98052</w:t>
-          </w:r>
-        </w:p>
-      </w:docPartBody>
-    </w:docPart>
-    <w:docPart>
-      <w:docPartPr>
-        <w:name w:val="C94A25BB7D294F26838EED10147DDA77"/>
-        <w:category>
-          <w:name w:val="General"/>
-          <w:gallery w:val="placeholder"/>
-        </w:category>
-        <w:types>
-          <w:type w:val="bbPlcHdr"/>
-        </w:types>
-        <w:behaviors>
-          <w:behavior w:val="content"/>
-        </w:behaviors>
-        <w:guid w:val="{486D69F5-AE4C-43DB-B1EB-4DD3E50F9367}"/>
-      </w:docPartPr>
-      <w:docPartBody>
-        <w:p>
-          <w:pPr>
-            <w:pStyle w:val="C94A25BB7D294F26838EED10147DDA77"/>
-          </w:pPr>
-          <w:r>
-            <w:t>(718) 555–0100</w:t>
-          </w:r>
-        </w:p>
-      </w:docPartBody>
-    </w:docPart>
-    <w:docPart>
-      <w:docPartPr>
-        <w:name w:val="DefaultPlaceholder_-1854013440"/>
-        <w:category>
-          <w:name w:val="General"/>
-          <w:gallery w:val="placeholder"/>
-        </w:category>
-        <w:types>
-          <w:type w:val="bbPlcHdr"/>
-        </w:types>
-        <w:behaviors>
-          <w:behavior w:val="content"/>
-        </w:behaviors>
-        <w:guid w:val="{059096BF-3528-48D3-A4FF-291BC4194E02}"/>
-      </w:docPartPr>
-      <w:docPartBody>
-        <w:p>
-          <w:r>
-            <w:rPr>
-              <w:rStyle w:val="PlaceholderText"/>
-            </w:rPr>
-            <w:t>Click or tap here to enter text.</w:t>
-          </w:r>
-        </w:p>
-      </w:docPartBody>
-    </w:docPart>
-  </w:docParts>
-</w:glossaryDocument>
-</file>
-
-<file path=word/glossary/fontTable.xml><?xml version="1.0" encoding="utf-8"?>
-<w:fonts xmlns:mc="http://schemas.openxmlformats.org/markup-compatibility/2006" xmlns:r="http://schemas.openxmlformats.org/officeDocument/2006/relationships" xmlns:w="http://schemas.openxmlformats.org/wordprocessingml/2006/main" xmlns:w14="http://schemas.microsoft.com/office/word/2010/wordml" xmlns:w15="http://schemas.microsoft.com/office/word/2012/wordml" xmlns:w16cex="http://schemas.microsoft.com/office/word/2018/wordml/cex" xmlns:w16cid="http://schemas.microsoft.com/office/word/2016/wordml/cid" xmlns:w16="http://schemas.microsoft.com/office/word/2018/wordml" xmlns:w16sdtdh="http://schemas.microsoft.com/office/word/2020/wordml/sdtdatahash" xmlns:w16se="http://schemas.microsoft.com/office/word/2015/wordml/symex" mc:Ignorable="w14 w15 w16se w16cid w16 w16cex w16sdtdh">
-  <w:font w:name="Symbol">
-    <w:panose1 w:val="05050102010706020507"/>
-    <w:charset w:val="02"/>
-    <w:family w:val="roman"/>
-    <w:pitch w:val="variable"/>
-    <w:sig w:usb0="00000000" w:usb1="10000000" w:usb2="00000000" w:usb3="00000000" w:csb0="80000000" w:csb1="00000000"/>
-  </w:font>
-  <w:font w:name="Times New Roman">
-    <w:panose1 w:val="02020603050405020304"/>
-    <w:charset w:val="00"/>
-    <w:family w:val="roman"/>
-    <w:pitch w:val="variable"/>
-    <w:sig w:usb0="E0002EFF" w:usb1="C000785B" w:usb2="00000009" w:usb3="00000000" w:csb0="000001FF" w:csb1="00000000"/>
-  </w:font>
-  <w:font w:name="Courier New">
-    <w:panose1 w:val="02070309020205020404"/>
-    <w:charset w:val="00"/>
-    <w:family w:val="modern"/>
-    <w:pitch w:val="fixed"/>
-    <w:sig w:usb0="E0002EFF" w:usb1="C0007843" w:usb2="00000009" w:usb3="00000000" w:csb0="000001FF" w:csb1="00000000"/>
-  </w:font>
-  <w:font w:name="Wingdings">
-    <w:panose1 w:val="05000000000000000000"/>
-    <w:charset w:val="02"/>
-    <w:family w:val="auto"/>
-    <w:pitch w:val="variable"/>
-    <w:sig w:usb0="00000000" w:usb1="10000000" w:usb2="00000000" w:usb3="00000000" w:csb0="80000000" w:csb1="00000000"/>
-  </w:font>
-  <w:font w:name="Arial Nova">
-    <w:altName w:val="Arial Nova"/>
-    <w:charset w:val="00"/>
-    <w:family w:val="swiss"/>
-    <w:pitch w:val="variable"/>
-    <w:sig w:usb0="0000028F" w:usb1="00000002" w:usb2="00000000" w:usb3="00000000" w:csb0="0000019F" w:csb1="00000000"/>
-  </w:font>
-  <w:font w:name="Arial">
-    <w:panose1 w:val="020B0604020202020204"/>
-    <w:charset w:val="00"/>
-    <w:family w:val="swiss"/>
-    <w:pitch w:val="variable"/>
-    <w:sig w:usb0="E0002EFF" w:usb1="C000785B" w:usb2="00000009" w:usb3="00000000" w:csb0="000001FF" w:csb1="00000000"/>
-  </w:font>
-  <w:font w:name="Segoe UI">
-    <w:panose1 w:val="020B0502040204020203"/>
-    <w:charset w:val="00"/>
-    <w:family w:val="swiss"/>
-    <w:pitch w:val="variable"/>
-    <w:sig w:usb0="E4002EFF" w:usb1="C000E47F" w:usb2="00000009" w:usb3="00000000" w:csb0="000001FF" w:csb1="00000000"/>
-  </w:font>
-  <w:font w:name="Calibri">
-    <w:panose1 w:val="020F0502020204030204"/>
-    <w:charset w:val="00"/>
-    <w:family w:val="swiss"/>
-    <w:pitch w:val="variable"/>
-    <w:sig w:usb0="E4002EFF" w:usb1="C000247B" w:usb2="00000009" w:usb3="00000000" w:csb0="000001FF" w:csb1="00000000"/>
-  </w:font>
-  <w:font w:name="Calibri Light">
-    <w:panose1 w:val="020F0302020204030204"/>
-    <w:charset w:val="00"/>
-    <w:family w:val="swiss"/>
-    <w:pitch w:val="variable"/>
-    <w:sig w:usb0="E4002EFF" w:usb1="C000247B" w:usb2="00000009" w:usb3="00000000" w:csb0="000001FF" w:csb1="00000000"/>
-  </w:font>
-</w:fonts>
-</file>
-
-<file path=word/glossary/numbering2.xml><?xml version="1.0" encoding="utf-8"?>
-<w:numbering xmlns:wpc="http://schemas.microsoft.com/office/word/2010/wordprocessingCanvas" xmlns:cx="http://schemas.microsoft.com/office/drawing/2014/chartex" xmlns:cx1="http://schemas.microsoft.com/office/drawing/2015/9/8/chartex" xmlns:cx2="http://schemas.microsoft.com/office/drawing/2015/10/21/chartex" xmlns:cx3="http://schemas.microsoft.com/office/drawing/2016/5/9/chartex" xmlns:cx4="http://schemas.microsoft.com/office/drawing/2016/5/10/chartex" xmlns:cx5="http://schemas.microsoft.com/office/drawing/2016/5/11/chartex" xmlns:cx6="http://schemas.microsoft.com/office/drawing/2016/5/12/chartex" xmlns:cx7="http://schemas.microsoft.com/office/drawing/2016/5/13/chartex" xmlns:cx8="http://schemas.microsoft.com/office/drawing/2016/5/14/chartex" xmlns:mc="http://schemas.openxmlformats.org/markup-compatibility/2006" xmlns:aink="http://schemas.microsoft.com/office/drawing/2016/ink" xmlns:am3d="http://schemas.microsoft.com/office/drawing/2017/model3d" xmlns:o="urn:schemas-microsoft-com:office:office" xmlns:oel="http://schemas.microsoft.com/office/2019/extlst" xmlns:r="http://schemas.openxmlformats.org/officeDocument/2006/relationships" xmlns:m="http://schemas.openxmlformats.org/officeDocument/2006/math" xmlns:v="urn:schemas-microsoft-com:vml" xmlns:wp14="http://schemas.microsoft.com/office/word/2010/wordprocessingDrawing" xmlns:wp="http://schemas.openxmlformats.org/drawingml/2006/wordprocessingDrawing" xmlns:w10="urn:schemas-microsoft-com:office:word" xmlns:w="http://schemas.openxmlformats.org/wordprocessingml/2006/main" xmlns:w14="http://schemas.microsoft.com/office/word/2010/wordml" xmlns:w15="http://schemas.microsoft.com/office/word/2012/wordml" xmlns:w16cex="http://schemas.microsoft.com/office/word/2018/wordml/cex" xmlns:w16cid="http://schemas.microsoft.com/office/word/2016/wordml/cid" xmlns:w16="http://schemas.microsoft.com/office/word/2018/wordml" xmlns:w16du="http://schemas.microsoft.com/office/word/2023/wordml/word16du" xmlns:w16sdtdh="http://schemas.microsoft.com/office/word/2020/wordml/sdtdatahash" xmlns:w16se="http://schemas.microsoft.com/office/word/2015/wordml/symex" xmlns:wpg="http://schemas.microsoft.com/office/word/2010/wordprocessingGroup" xmlns:wpi="http://schemas.microsoft.com/office/word/2010/wordprocessingInk" xmlns:wne="http://schemas.microsoft.com/office/word/2006/wordml" xmlns:wps="http://schemas.microsoft.com/office/word/2010/wordprocessingShape" mc:Ignorable="w14 w15 w16se w16cid w16 w16cex w16sdtdh wp14">
-  <w:abstractNum w:abstractNumId="0" w15:restartNumberingAfterBreak="0">
-    <w:nsid w:val="1A7F2D0E"/>
-    <w:multiLevelType w:val="hybridMultilevel"/>
-    <w:tmpl w:val="828CD910"/>
-    <w:lvl w:ilvl="0" w:tplc="C35E7442">
-      <w:start w:val="1"/>
-      <w:numFmt w:val="bullet"/>
-      <w:pStyle w:val="BulletsSkills"/>
-      <w:lvlText w:val=""/>
-      <w:lvlJc w:val="left"/>
-      <w:pPr>
-        <w:ind w:left="288" w:hanging="288"/>
-      </w:pPr>
-      <w:rPr>
-        <w:rFonts w:ascii="Symbol" w:hAnsi="Symbol" w:hint="default"/>
-      </w:rPr>
-    </w:lvl>
-    <w:lvl w:ilvl="1" w:tplc="04090003" w:tentative="1">
-      <w:start w:val="1"/>
-      <w:numFmt w:val="bullet"/>
-      <w:lvlText w:val="o"/>
-      <w:lvlJc w:val="left"/>
-      <w:pPr>
-        <w:ind w:left="1454" w:hanging="360"/>
-      </w:pPr>
-      <w:rPr>
-        <w:rFonts w:ascii="Courier New" w:hAnsi="Courier New" w:cs="Courier New" w:hint="default"/>
-      </w:rPr>
-    </w:lvl>
-    <w:lvl w:ilvl="2" w:tplc="04090005" w:tentative="1">
-      <w:start w:val="1"/>
-      <w:numFmt w:val="bullet"/>
-      <w:lvlText w:val=""/>
-      <w:lvlJc w:val="left"/>
-      <w:pPr>
-        <w:ind w:left="2174" w:hanging="360"/>
-      </w:pPr>
-      <w:rPr>
-        <w:rFonts w:ascii="Wingdings" w:hAnsi="Wingdings" w:hint="default"/>
-      </w:rPr>
-    </w:lvl>
-    <w:lvl w:ilvl="3" w:tplc="04090001" w:tentative="1">
-      <w:start w:val="1"/>
-      <w:numFmt w:val="bullet"/>
-      <w:lvlText w:val=""/>
-      <w:lvlJc w:val="left"/>
-      <w:pPr>
-        <w:ind w:left="2894" w:hanging="360"/>
-      </w:pPr>
-      <w:rPr>
-        <w:rFonts w:ascii="Symbol" w:hAnsi="Symbol" w:hint="default"/>
-      </w:rPr>
-    </w:lvl>
-    <w:lvl w:ilvl="4" w:tplc="04090003" w:tentative="1">
-      <w:start w:val="1"/>
-      <w:numFmt w:val="bullet"/>
-      <w:lvlText w:val="o"/>
-      <w:lvlJc w:val="left"/>
-      <w:pPr>
-        <w:ind w:left="3614" w:hanging="360"/>
-      </w:pPr>
-      <w:rPr>
-        <w:rFonts w:ascii="Courier New" w:hAnsi="Courier New" w:cs="Courier New" w:hint="default"/>
-      </w:rPr>
-    </w:lvl>
-    <w:lvl w:ilvl="5" w:tplc="04090005" w:tentative="1">
-      <w:start w:val="1"/>
-      <w:numFmt w:val="bullet"/>
-      <w:lvlText w:val=""/>
-      <w:lvlJc w:val="left"/>
-      <w:pPr>
-        <w:ind w:left="4334" w:hanging="360"/>
-      </w:pPr>
-      <w:rPr>
-        <w:rFonts w:ascii="Wingdings" w:hAnsi="Wingdings" w:hint="default"/>
-      </w:rPr>
-    </w:lvl>
-    <w:lvl w:ilvl="6" w:tplc="04090001" w:tentative="1">
-      <w:start w:val="1"/>
-      <w:numFmt w:val="bullet"/>
-      <w:lvlText w:val=""/>
-      <w:lvlJc w:val="left"/>
-      <w:pPr>
-        <w:ind w:left="5054" w:hanging="360"/>
-      </w:pPr>
-      <w:rPr>
-        <w:rFonts w:ascii="Symbol" w:hAnsi="Symbol" w:hint="default"/>
-      </w:rPr>
-    </w:lvl>
-    <w:lvl w:ilvl="7" w:tplc="04090003" w:tentative="1">
-      <w:start w:val="1"/>
-      <w:numFmt w:val="bullet"/>
-      <w:lvlText w:val="o"/>
-      <w:lvlJc w:val="left"/>
-      <w:pPr>
-        <w:ind w:left="5774" w:hanging="360"/>
-      </w:pPr>
-      <w:rPr>
-        <w:rFonts w:ascii="Courier New" w:hAnsi="Courier New" w:cs="Courier New" w:hint="default"/>
-      </w:rPr>
-    </w:lvl>
-    <w:lvl w:ilvl="8" w:tplc="04090005" w:tentative="1">
-      <w:start w:val="1"/>
-      <w:numFmt w:val="bullet"/>
-      <w:lvlText w:val=""/>
-      <w:lvlJc w:val="left"/>
-      <w:pPr>
-        <w:ind w:left="6494" w:hanging="360"/>
-      </w:pPr>
-      <w:rPr>
-        <w:rFonts w:ascii="Wingdings" w:hAnsi="Wingdings" w:hint="default"/>
-      </w:rPr>
-    </w:lvl>
-  </w:abstractNum>
-  <w:abstractNum w:abstractNumId="1" w15:restartNumberingAfterBreak="0">
-    <w:nsid w:val="2E7B66AB"/>
-    <w:multiLevelType w:val="multilevel"/>
-    <w:tmpl w:val="D6226044"/>
-    <w:lvl w:ilvl="0">
-      <w:start w:val="1"/>
-      <w:numFmt w:val="decimal"/>
-      <w:pStyle w:val="D670749AE3CF4C0FA57C3AF50718C0151"/>
-      <w:lvlText w:val="%1."/>
-      <w:lvlJc w:val="left"/>
-      <w:pPr>
-        <w:tabs>
-          <w:tab w:val="num" w:pos="720"/>
-        </w:tabs>
-        <w:ind w:left="720" w:hanging="720"/>
-      </w:pPr>
-    </w:lvl>
-    <w:lvl w:ilvl="1">
-      <w:start w:val="1"/>
-      <w:numFmt w:val="decimal"/>
-      <w:lvlText w:val="%2."/>
-      <w:lvlJc w:val="left"/>
-      <w:pPr>
-        <w:tabs>
-          <w:tab w:val="num" w:pos="1440"/>
-        </w:tabs>
-        <w:ind w:left="1440" w:hanging="720"/>
-      </w:pPr>
-    </w:lvl>
-    <w:lvl w:ilvl="2">
-      <w:start w:val="1"/>
-      <w:numFmt w:val="decimal"/>
-      <w:lvlText w:val="%3."/>
-      <w:lvlJc w:val="left"/>
-      <w:pPr>
-        <w:tabs>
-          <w:tab w:val="num" w:pos="2160"/>
-        </w:tabs>
-        <w:ind w:left="2160" w:hanging="720"/>
-      </w:pPr>
-    </w:lvl>
-    <w:lvl w:ilvl="3">
-      <w:start w:val="1"/>
-      <w:numFmt w:val="decimal"/>
-      <w:lvlText w:val="%4."/>
-      <w:lvlJc w:val="left"/>
-      <w:pPr>
-        <w:tabs>
-          <w:tab w:val="num" w:pos="2880"/>
-        </w:tabs>
-        <w:ind w:left="2880" w:hanging="720"/>
-      </w:pPr>
-    </w:lvl>
-    <w:lvl w:ilvl="4">
-      <w:start w:val="1"/>
-      <w:numFmt w:val="decimal"/>
-      <w:lvlText w:val="%5."/>
-      <w:lvlJc w:val="left"/>
-      <w:pPr>
-        <w:tabs>
-          <w:tab w:val="num" w:pos="3600"/>
-        </w:tabs>
-        <w:ind w:left="3600" w:hanging="720"/>
-      </w:pPr>
-    </w:lvl>
-    <w:lvl w:ilvl="5">
-      <w:start w:val="1"/>
-      <w:numFmt w:val="decimal"/>
-      <w:lvlText w:val="%6."/>
-      <w:lvlJc w:val="left"/>
-      <w:pPr>
-        <w:tabs>
-          <w:tab w:val="num" w:pos="4320"/>
-        </w:tabs>
-        <w:ind w:left="4320" w:hanging="720"/>
-      </w:pPr>
-    </w:lvl>
-    <w:lvl w:ilvl="6">
-      <w:start w:val="1"/>
-      <w:numFmt w:val="decimal"/>
-      <w:lvlText w:val="%7."/>
-      <w:lvlJc w:val="left"/>
-      <w:pPr>
-        <w:tabs>
-          <w:tab w:val="num" w:pos="5040"/>
-        </w:tabs>
-        <w:ind w:left="5040" w:hanging="720"/>
-      </w:pPr>
-    </w:lvl>
-    <w:lvl w:ilvl="7">
-      <w:start w:val="1"/>
-      <w:numFmt w:val="decimal"/>
-      <w:lvlText w:val="%8."/>
-      <w:lvlJc w:val="left"/>
-      <w:pPr>
-        <w:tabs>
-          <w:tab w:val="num" w:pos="5760"/>
-        </w:tabs>
-        <w:ind w:left="5760" w:hanging="720"/>
-      </w:pPr>
-    </w:lvl>
-    <w:lvl w:ilvl="8">
-      <w:start w:val="1"/>
-      <w:numFmt w:val="decimal"/>
-      <w:lvlText w:val="%9."/>
-      <w:lvlJc w:val="left"/>
-      <w:pPr>
-        <w:tabs>
-          <w:tab w:val="num" w:pos="6480"/>
-        </w:tabs>
-        <w:ind w:left="6480" w:hanging="720"/>
-      </w:pPr>
-    </w:lvl>
-  </w:abstractNum>
-  <w:num w:numId="1" w16cid:durableId="439227669">
-    <w:abstractNumId w:val="0"/>
-  </w:num>
-  <w:num w:numId="2" w16cid:durableId="1167330691">
-    <w:abstractNumId w:val="1"/>
-  </w:num>
-</w:numbering>
-</file>
-
-<file path=word/glossary/settings.xml><?xml version="1.0" encoding="utf-8"?>
-<w:settings xmlns:mc="http://schemas.openxmlformats.org/markup-compatibility/2006" xmlns:o="urn:schemas-microsoft-com:office:office" xmlns:r="http://schemas.openxmlformats.org/officeDocument/2006/relationships" xmlns:m="http://schemas.openxmlformats.org/officeDocument/2006/math" xmlns:v="urn:schemas-microsoft-com:vml" xmlns:w10="urn:schemas-microsoft-com:office:word" xmlns:w="http://schemas.openxmlformats.org/wordprocessingml/2006/main" xmlns:w14="http://schemas.microsoft.com/office/word/2010/wordml" xmlns:w15="http://schemas.microsoft.com/office/word/2012/wordml" xmlns:w16cex="http://schemas.microsoft.com/office/word/2018/wordml/cex" xmlns:w16cid="http://schemas.microsoft.com/office/word/2016/wordml/cid" xmlns:w16="http://schemas.microsoft.com/office/word/2018/wordml" xmlns:w16sdtdh="http://schemas.microsoft.com/office/word/2020/wordml/sdtdatahash" xmlns:w16se="http://schemas.microsoft.com/office/word/2015/wordml/symex" xmlns:sl="http://schemas.openxmlformats.org/schemaLibrary/2006/main" mc:Ignorable="w14 w15 w16se w16cid w16 w16cex w16sdtdh">
-  <w:view w:val="normal"/>
-  <w:revisionView w:insDel="0" w:formatting="0"/>
-  <w:defaultTabStop w:val="720"/>
-  <w:characterSpacingControl w:val="doNotCompress"/>
-  <w:compat>
-    <w:useFELayout/>
-    <w:compatSetting w:name="compatibilityMode" w:uri="http://schemas.microsoft.com/office/word" w:val="15"/>
-    <w:compatSetting w:name="overrideTableStyleFontSizeAndJustification" w:uri="http://schemas.microsoft.com/office/word" w:val="1"/>
-    <w:compatSetting w:name="enableOpenTypeFeatures" w:uri="http://schemas.microsoft.com/office/word" w:val="1"/>
-    <w:compatSetting w:name="doNotFlipMirrorIndents" w:uri="http://schemas.microsoft.com/office/word" w:val="1"/>
-    <w:compatSetting w:name="differentiateMultirowTableHeaders" w:uri="http://schemas.microsoft.com/office/word" w:val="1"/>
-    <w:compatSetting w:name="useWord2013TrackBottomHyphenation" w:uri="http://schemas.microsoft.com/office/word" w:val="1"/>
-  </w:compat>
-  <w:rsids>
-    <w:rsidRoot w:val="00EA0AEE"/>
-    <w:rsid w:val="00354130"/>
-    <w:rsid w:val="0040313B"/>
-    <w:rsid w:val="00510BA5"/>
-    <w:rsid w:val="007B5868"/>
-    <w:rsid w:val="00A71340"/>
-    <w:rsid w:val="00C033A3"/>
-    <w:rsid w:val="00EA0AEE"/>
-  </w:rsids>
-  <m:mathPr>
-    <m:mathFont m:val="Cambria Math"/>
-    <m:brkBin m:val="before"/>
-    <m:brkBinSub m:val="--"/>
-    <m:smallFrac m:val="0"/>
-    <m:dispDef/>
-    <m:lMargin m:val="0"/>
-    <m:rMargin m:val="0"/>
-    <m:defJc m:val="centerGroup"/>
-    <m:wrapIndent m:val="1440"/>
-    <m:intLim m:val="subSup"/>
-    <m:naryLim m:val="undOvr"/>
-  </m:mathPr>
-  <w:themeFontLang w:val="en-US"/>
-  <w:clrSchemeMapping w:bg1="light1" w:t1="dark1" w:bg2="light2" w:t2="dark2" w:accent1="accent1" w:accent2="accent2" w:accent3="accent3" w:accent4="accent4" w:accent5="accent5" w:accent6="accent6" w:hyperlink="hyperlink" w:followedHyperlink="followedHyperlink"/>
-  <w:decimalSymbol w:val="."/>
-  <w:listSeparator w:val=","/>
-  <w15:chartTrackingRefBased/>
-</w:settings>
-</file>
-
-<file path=word/glossary/styles2.xml><?xml version="1.0" encoding="utf-8"?>
-<w:styles xmlns:mc="http://schemas.openxmlformats.org/markup-compatibility/2006" xmlns:r="http://schemas.openxmlformats.org/officeDocument/2006/relationships" xmlns:w="http://schemas.openxmlformats.org/wordprocessingml/2006/main" xmlns:w14="http://schemas.microsoft.com/office/word/2010/wordml" xmlns:w15="http://schemas.microsoft.com/office/word/2012/wordml" xmlns:w16cex="http://schemas.microsoft.com/office/word/2018/wordml/cex" xmlns:w16cid="http://schemas.microsoft.com/office/word/2016/wordml/cid" xmlns:w16="http://schemas.microsoft.com/office/word/2018/wordml" xmlns:w16sdtdh="http://schemas.microsoft.com/office/word/2020/wordml/sdtdatahash" xmlns:w16se="http://schemas.microsoft.com/office/word/2015/wordml/symex" mc:Ignorable="w14 w15 w16se w16cid w16 w16cex w16sdtdh">
-  <w:docDefaults>
-    <w:rPrDefault>
-      <w:rPr>
-        <w:rFonts w:asciiTheme="minorHAnsi" w:eastAsiaTheme="minorEastAsia" w:hAnsiTheme="minorHAnsi" w:cstheme="minorBidi"/>
-        <w:sz w:val="22"/>
-        <w:szCs w:val="22"/>
-        <w:lang w:val="en-US" w:eastAsia="en-US" w:bidi="ar-SA"/>
-      </w:rPr>
-    </w:rPrDefault>
-    <w:pPrDefault>
-      <w:pPr>
-        <w:spacing w:after="160" w:line="259" w:lineRule="auto"/>
-      </w:pPr>
-    </w:pPrDefault>
-  </w:docDefaults>
-  <w:latentStyles w:defLockedState="0" w:defUIPriority="99" w:defSemiHidden="0" w:defUnhideWhenUsed="0" w:defQFormat="0" w:count="376">
-    <w:lsdException w:name="Normal" w:uiPriority="0" w:qFormat="1"/>
-    <w:lsdException w:name="heading 1" w:uiPriority="9" w:qFormat="1"/>
-    <w:lsdException w:name="heading 2" w:semiHidden="1" w:uiPriority="9" w:unhideWhenUsed="1" w:qFormat="1"/>
-    <w:lsdException w:name="heading 3" w:semiHidden="1" w:uiPriority="9" w:unhideWhenUsed="1" w:qFormat="1"/>
-    <w:lsdException w:name="heading 4" w:semiHidden="1" w:uiPriority="9" w:unhideWhenUsed="1" w:qFormat="1"/>
-    <w:lsdException w:name="heading 5" w:semiHidden="1" w:uiPriority="9" w:unhideWhenUsed="1" w:qFormat="1"/>
-    <w:lsdException w:name="heading 6" w:semiHidden="1" w:uiPriority="9" w:unhideWhenUsed="1" w:qFormat="1"/>
-    <w:lsdException w:name="heading 7" w:semiHidden="1" w:uiPriority="9" w:unhideWhenUsed="1" w:qFormat="1"/>
-    <w:lsdException w:name="heading 8" w:semiHidden="1" w:uiPriority="9" w:unhideWhenUsed="1" w:qFormat="1"/>
-    <w:lsdException w:name="heading 9" w:semiHidden="1" w:uiPriority="9" w:unhideWhenUsed="1" w:qFormat="1"/>
-    <w:lsdException w:name="index 1" w:semiHidden="1" w:unhideWhenUsed="1"/>
-    <w:lsdException w:name="index 2" w:semiHidden="1" w:unhideWhenUsed="1"/>
-    <w:lsdException w:name="index 3" w:semiHidden="1" w:unhideWhenUsed="1"/>
-    <w:lsdException w:name="index 4" w:semiHidden="1" w:unhideWhenUsed="1"/>
-    <w:lsdException w:name="index 5" w:semiHidden="1" w:unhideWhenUsed="1"/>
-    <w:lsdException w:name="index 6" w:semiHidden="1" w:unhideWhenUsed="1"/>
-    <w:lsdException w:name="index 7" w:semiHidden="1" w:unhideWhenUsed="1"/>
-    <w:lsdException w:name="index 8" w:semiHidden="1" w:unhideWhenUsed="1"/>
-    <w:lsdException w:name="index 9" w:semiHidden="1" w:unhideWhenUsed="1"/>
-    <w:lsdException w:name="toc 1" w:semiHidden="1" w:uiPriority="39" w:unhideWhenUsed="1"/>
-    <w:lsdException w:name="toc 2" w:semiHidden="1" w:uiPriority="39" w:unhideWhenUsed="1"/>
-    <w:lsdException w:name="toc 3" w:semiHidden="1" w:uiPriority="39" w:unhideWhenUsed="1"/>
-    <w:lsdException w:name="toc 4" w:semiHidden="1" w:uiPriority="39" w:unhideWhenUsed="1"/>
-    <w:lsdException w:name="toc 5" w:semiHidden="1" w:uiPriority="39" w:unhideWhenUsed="1"/>
-    <w:lsdException w:name="toc 6" w:semiHidden="1" w:uiPriority="39" w:unhideWhenUsed="1"/>
-    <w:lsdException w:name="toc 7" w:semiHidden="1" w:uiPriority="39" w:unhideWhenUsed="1"/>
-    <w:lsdException w:name="toc 8" w:semiHidden="1" w:uiPriority="39" w:unhideWhenUsed="1"/>
-    <w:lsdException w:name="toc 9" w:semiHidden="1" w:uiPriority="39" w:unhideWhenUsed="1"/>
-    <w:lsdException w:name="Normal Indent" w:semiHidden="1" w:unhideWhenUsed="1"/>
-    <w:lsdException w:name="footnote text" w:semiHidden="1" w:unhideWhenUsed="1"/>
-    <w:lsdException w:name="annotation text" w:semiHidden="1" w:unhideWhenUsed="1"/>
-    <w:lsdException w:name="header" w:semiHidden="1" w:unhideWhenUsed="1"/>
-    <w:lsdException w:name="footer" w:semiHidden="1" w:unhideWhenUsed="1"/>
-    <w:lsdException w:name="index heading" w:semiHidden="1" w:unhideWhenUsed="1"/>
-    <w:lsdException w:name="caption" w:semiHidden="1" w:uiPriority="35" w:unhideWhenUsed="1" w:qFormat="1"/>
-    <w:lsdException w:name="table of figures" w:semiHidden="1" w:unhideWhenUsed="1"/>
-    <w:lsdException w:name="envelope address" w:semiHidden="1" w:unhideWhenUsed="1"/>
-    <w:lsdException w:name="envelope return" w:semiHidden="1" w:unhideWhenUsed="1"/>
-    <w:lsdException w:name="footnote reference" w:semiHidden="1" w:unhideWhenUsed="1"/>
-    <w:lsdException w:name="annotation reference" w:semiHidden="1" w:unhideWhenUsed="1"/>
-    <w:lsdException w:name="line number" w:semiHidden="1" w:unhideWhenUsed="1"/>
-    <w:lsdException w:name="page number" w:semiHidden="1" w:unhideWhenUsed="1"/>
-    <w:lsdException w:name="endnote reference" w:semiHidden="1" w:unhideWhenUsed="1"/>
-    <w:lsdException w:name="endnote text" w:semiHidden="1" w:unhideWhenUsed="1"/>
-    <w:lsdException w:name="table of authorities" w:semiHidden="1" w:unhideWhenUsed="1"/>
-    <w:lsdException w:name="macro" w:semiHidden="1" w:unhideWhenUsed="1"/>
-    <w:lsdException w:name="toa heading" w:semiHidden="1" w:unhideWhenUsed="1"/>
-    <w:lsdException w:name="List" w:semiHidden="1" w:unhideWhenUsed="1"/>
-    <w:lsdException w:name="List Bullet" w:semiHidden="1" w:unhideWhenUsed="1"/>
-    <w:lsdException w:name="List Number" w:semiHidden="1" w:unhideWhenUsed="1"/>
-    <w:lsdException w:name="List 2" w:semiHidden="1" w:unhideWhenUsed="1"/>
-    <w:lsdException w:name="List 3" w:semiHidden="1" w:unhideWhenUsed="1"/>
-    <w:lsdException w:name="List 4" w:semiHidden="1" w:unhideWhenUsed="1"/>
-    <w:lsdException w:name="List 5" w:semiHidden="1" w:unhideWhenUsed="1"/>
-    <w:lsdException w:name="List Bullet 2" w:semiHidden="1" w:unhideWhenUsed="1"/>
-    <w:lsdException w:name="List Bullet 3" w:semiHidden="1" w:unhideWhenUsed="1"/>
-    <w:lsdException w:name="List Bullet 4" w:semiHidden="1" w:unhideWhenUsed="1"/>
-    <w:lsdException w:name="List Bullet 5" w:semiHidden="1" w:unhideWhenUsed="1"/>
-    <w:lsdException w:name="List Number 2" w:semiHidden="1" w:unhideWhenUsed="1"/>
-    <w:lsdException w:name="List Number 3" w:semiHidden="1" w:unhideWhenUsed="1"/>
-    <w:lsdException w:name="List Number 4" w:semiHidden="1" w:unhideWhenUsed="1"/>
-    <w:lsdException w:name="List Number 5" w:semiHidden="1" w:unhideWhenUsed="1"/>
-    <w:lsdException w:name="Title" w:uiPriority="10" w:qFormat="1"/>
-    <w:lsdException w:name="Closing" w:semiHidden="1" w:unhideWhenUsed="1"/>
-    <w:lsdException w:name="Signature" w:semiHidden="1" w:unhideWhenUsed="1"/>
-    <w:lsdException w:name="Default Paragraph Font" w:semiHidden="1" w:uiPriority="1" w:unhideWhenUsed="1"/>
-    <w:lsdException w:name="Body Text" w:semiHidden="1" w:unhideWhenUsed="1"/>
-    <w:lsdException w:name="Body Text Indent" w:semiHidden="1" w:unhideWhenUsed="1"/>
-    <w:lsdException w:name="List Continue" w:semiHidden="1" w:unhideWhenUsed="1"/>
-    <w:lsdException w:name="List Continue 2" w:semiHidden="1" w:unhideWhenUsed="1"/>
-    <w:lsdException w:name="List Continue 3" w:semiHidden="1" w:unhideWhenUsed="1"/>
-    <w:lsdException w:name="List Continue 4" w:semiHidden="1" w:unhideWhenUsed="1"/>
-    <w:lsdException w:name="List Continue 5" w:semiHidden="1" w:unhideWhenUsed="1"/>
-    <w:lsdException w:name="Message Header" w:semiHidden="1" w:unhideWhenUsed="1"/>
-    <w:lsdException w:name="Subtitle" w:uiPriority="11" w:qFormat="1"/>
-    <w:lsdException w:name="Salutation" w:semiHidden="1" w:unhideWhenUsed="1"/>
-    <w:lsdException w:name="Date" w:semiHidden="1" w:unhideWhenUsed="1"/>
-    <w:lsdException w:name="Body Text First Indent" w:semiHidden="1" w:unhideWhenUsed="1"/>
-    <w:lsdException w:name="Body Text First Indent 2" w:semiHidden="1" w:unhideWhenUsed="1"/>
-    <w:lsdException w:name="Note Heading" w:semiHidden="1" w:unhideWhenUsed="1"/>
-    <w:lsdException w:name="Body Text 2" w:semiHidden="1" w:unhideWhenUsed="1"/>
-    <w:lsdException w:name="Body Text 3" w:semiHidden="1" w:unhideWhenUsed="1"/>
-    <w:lsdException w:name="Body Text Indent 2" w:semiHidden="1" w:unhideWhenUsed="1"/>
-    <w:lsdException w:name="Body Text Indent 3" w:semiHidden="1" w:unhideWhenUsed="1"/>
-    <w:lsdException w:name="Block Text" w:semiHidden="1" w:unhideWhenUsed="1"/>
-    <w:lsdException w:name="Hyperlink" w:semiHidden="1" w:unhideWhenUsed="1"/>
-    <w:lsdException w:name="FollowedHyperlink" w:semiHidden="1" w:unhideWhenUsed="1"/>
-    <w:lsdException w:name="Strong" w:uiPriority="22" w:qFormat="1"/>
-    <w:lsdException w:name="Emphasis" w:uiPriority="20" w:qFormat="1"/>
-    <w:lsdException w:name="Document Map" w:semiHidden="1" w:unhideWhenUsed="1"/>
-    <w:lsdException w:name="Plain Text" w:semiHidden="1" w:unhideWhenUsed="1"/>
-    <w:lsdException w:name="E-mail Signature" w:semiHidden="1" w:unhideWhenUsed="1"/>
-    <w:lsdException w:name="HTML Top of Form" w:semiHidden="1" w:unhideWhenUsed="1"/>
-    <w:lsdException w:name="HTML Bottom of Form" w:semiHidden="1" w:unhideWhenUsed="1"/>
-    <w:lsdException w:name="Normal (Web)" w:semiHidden="1" w:unhideWhenUsed="1"/>
-    <w:lsdException w:name="HTML Acronym" w:semiHidden="1" w:unhideWhenUsed="1"/>
-    <w:lsdException w:name="HTML Address" w:semiHidden="1" w:unhideWhenUsed="1"/>
-    <w:lsdException w:name="HTML Cite" w:semiHidden="1" w:unhideWhenUsed="1"/>
-    <w:lsdException w:name="HTML Code" w:semiHidden="1" w:unhideWhenUsed="1"/>
-    <w:lsdException w:name="HTML Definition" w:semiHidden="1" w:unhideWhenUsed="1"/>
-    <w:lsdException w:name="HTML Keyboard" w:semiHidden="1" w:unhideWhenUsed="1"/>
-    <w:lsdException w:name="HTML Preformatted" w:semiHidden="1" w:unhideWhenUsed="1"/>
-    <w:lsdException w:name="HTML Sample" w:semiHidden="1" w:unhideWhenUsed="1"/>
-    <w:lsdException w:name="HTML Typewriter" w:semiHidden="1" w:unhideWhenUsed="1"/>
-    <w:lsdException w:name="HTML Variable" w:semiHidden="1" w:unhideWhenUsed="1"/>
-    <w:lsdException w:name="annotation subject" w:semiHidden="1" w:unhideWhenUsed="1"/>
-    <w:lsdException w:name="No List" w:semiHidden="1" w:unhideWhenUsed="1"/>
-    <w:lsdException w:name="Outline List 1" w:semiHidden="1" w:unhideWhenUsed="1"/>
-    <w:lsdException w:name="Outline List 2" w:semiHidden="1" w:unhideWhenUsed="1"/>
-    <w:lsdException w:name="Outline List 3" w:semiHidden="1" w:unhideWhenUsed="1"/>
-    <w:lsdException w:name="Table Simple 1" w:semiHidden="1" w:unhideWhenUsed="1"/>
-    <w:lsdException w:name="Table Simple 2" w:semiHidden="1" w:unhideWhenUsed="1"/>
-    <w:lsdException w:name="Table Simple 3" w:semiHidden="1" w:unhideWhenUsed="1"/>
-    <w:lsdException w:name="Table Classic 1" w:semiHidden="1" w:unhideWhenUsed="1"/>
-    <w:lsdException w:name="Table Classic 2" w:semiHidden="1" w:unhideWhenUsed="1"/>
-    <w:lsdException w:name="Table Classic 3" w:semiHidden="1" w:unhideWhenUsed="1"/>
-    <w:lsdException w:name="Table Classic 4" w:semiHidden="1" w:unhideWhenUsed="1"/>
-    <w:lsdException w:name="Table Colorful 1" w:semiHidden="1" w:unhideWhenUsed="1"/>
-    <w:lsdException w:name="Table Colorful 2" w:semiHidden="1" w:unhideWhenUsed="1"/>
-    <w:lsdException w:name="Table Colorful 3" w:semiHidden="1" w:unhideWhenUsed="1"/>
-    <w:lsdException w:name="Table Columns 1" w:semiHidden="1" w:unhideWhenUsed="1"/>
-    <w:lsdException w:name="Table Columns 2" w:semiHidden="1" w:unhideWhenUsed="1"/>
-    <w:lsdException w:name="Table Columns 3" w:semiHidden="1" w:unhideWhenUsed="1"/>
-    <w:lsdException w:name="Table Columns 4" w:semiHidden="1" w:unhideWhenUsed="1"/>
-    <w:lsdException w:name="Table Columns 5" w:semiHidden="1" w:unhideWhenUsed="1"/>
-    <w:lsdException w:name="Table Grid 1" w:semiHidden="1" w:unhideWhenUsed="1"/>
-    <w:lsdException w:name="Table Grid 2" w:semiHidden="1" w:unhideWhenUsed="1"/>
-    <w:lsdException w:name="Table Grid 3" w:semiHidden="1" w:unhideWhenUsed="1"/>
-    <w:lsdException w:name="Table Grid 4" w:semiHidden="1" w:unhideWhenUsed="1"/>
-    <w:lsdException w:name="Table Grid 5" w:semiHidden="1" w:unhideWhenUsed="1"/>
-    <w:lsdException w:name="Table Grid 6" w:semiHidden="1" w:unhideWhenUsed="1"/>
-    <w:lsdException w:name="Table Grid 7" w:semiHidden="1" w:unhideWhenUsed="1"/>
-    <w:lsdException w:name="Table Grid 8" w:semiHidden="1" w:unhideWhenUsed="1"/>
-    <w:lsdException w:name="Table List 1" w:semiHidden="1" w:unhideWhenUsed="1"/>
-    <w:lsdException w:name="Table List 2" w:semiHidden="1" w:unhideWhenUsed="1"/>
-    <w:lsdException w:name="Table List 3" w:semiHidden="1" w:unhideWhenUsed="1"/>
-    <w:lsdException w:name="Table List 4" w:semiHidden="1" w:unhideWhenUsed="1"/>
-    <w:lsdException w:name="Table List 5" w:semiHidden="1" w:unhideWhenUsed="1"/>
-    <w:lsdException w:name="Table List 6" w:semiHidden="1" w:unhideWhenUsed="1"/>
-    <w:lsdException w:name="Table List 7" w:semiHidden="1" w:unhideWhenUsed="1"/>
-    <w:lsdException w:name="Table List 8" w:semiHidden="1" w:unhideWhenUsed="1"/>
-    <w:lsdException w:name="Table 3D effects 1" w:semiHidden="1" w:unhideWhenUsed="1"/>
-    <w:lsdException w:name="Table 3D effects 2" w:semiHidden="1" w:unhideWhenUsed="1"/>
-    <w:lsdException w:name="Table 3D effects 3" w:semiHidden="1" w:unhideWhenUsed="1"/>
-    <w:lsdException w:name="Table Contemporary" w:semiHidden="1" w:unhideWhenUsed="1"/>
-    <w:lsdException w:name="Table Elegant" w:semiHidden="1" w:unhideWhenUsed="1"/>
-    <w:lsdException w:name="Table Professional" w:semiHidden="1" w:unhideWhenUsed="1"/>
-    <w:lsdException w:name="Table Subtle 2" w:semiHidden="1" w:unhideWhenUsed="1"/>
-    <w:lsdException w:name="Table Web 1" w:semiHidden="1" w:unhideWhenUsed="1"/>
-    <w:lsdException w:name="Balloon Text" w:semiHidden="1" w:unhideWhenUsed="1"/>
-    <w:lsdException w:name="Table Grid" w:uiPriority="39"/>
-    <w:lsdException w:name="Table Theme" w:semiHidden="1" w:unhideWhenUsed="1"/>
-    <w:lsdException w:name="Placeholder Text" w:semiHidden="1"/>
-    <w:lsdException w:name="No Spacing" w:uiPriority="1" w:qFormat="1"/>
-    <w:lsdException w:name="Light Shading" w:uiPriority="60"/>
-    <w:lsdException w:name="Light List" w:uiPriority="61"/>
-    <w:lsdException w:name="Light Grid" w:uiPriority="62"/>
-    <w:lsdException w:name="Medium Shading 1" w:uiPriority="63"/>
-    <w:lsdException w:name="Medium Shading 2" w:uiPriority="64"/>
-    <w:lsdException w:name="Medium List 1" w:uiPriority="65"/>
-    <w:lsdException w:name="Medium List 2" w:uiPriority="66"/>
-    <w:lsdException w:name="Medium Grid 1" w:uiPriority="67"/>
-    <w:lsdException w:name="Medium Grid 2" w:uiPriority="68"/>
-    <w:lsdException w:name="Medium Grid 3" w:uiPriority="69"/>
-    <w:lsdException w:name="Dark List" w:uiPriority="70"/>
-    <w:lsdException w:name="Colorful Shading" w:uiPriority="71"/>
-    <w:lsdException w:name="Colorful List" w:uiPriority="72"/>
-    <w:lsdException w:name="Colorful Grid" w:uiPriority="73"/>
-    <w:lsdException w:name="Light Shading Accent 1" w:uiPriority="60"/>
-    <w:lsdException w:name="Light List Accent 1" w:uiPriority="61"/>
-    <w:lsdException w:name="Light Grid Accent 1" w:uiPriority="62"/>
-    <w:lsdException w:name="Medium Shading 1 Accent 1" w:uiPriority="63"/>
-    <w:lsdException w:name="Medium Shading 2 Accent 1" w:uiPriority="64"/>
-    <w:lsdException w:name="Medium List 1 Accent 1" w:uiPriority="65"/>
-    <w:lsdException w:name="Revision" w:semiHidden="1"/>
-    <w:lsdException w:name="List Paragraph" w:uiPriority="34" w:qFormat="1"/>
-    <w:lsdException w:name="Quote" w:uiPriority="29" w:qFormat="1"/>
-    <w:lsdException w:name="Intense Quote" w:uiPriority="30" w:qFormat="1"/>
-    <w:lsdException w:name="Medium List 2 Accent 1" w:uiPriority="66"/>
-    <w:lsdException w:name="Medium Grid 1 Accent 1" w:uiPriority="67"/>
-    <w:lsdException w:name="Medium Grid 2 Accent 1" w:uiPriority="68"/>
-    <w:lsdException w:name="Medium Grid 3 Accent 1" w:uiPriority="69"/>
-    <w:lsdException w:name="Dark List Accent 1" w:uiPriority="70"/>
-    <w:lsdException w:name="Colorful Shading Accent 1" w:uiPriority="71"/>
-    <w:lsdException w:name="Colorful List Accent 1" w:uiPriority="72"/>
-    <w:lsdException w:name="Colorful Grid Accent 1" w:uiPriority="73"/>
-    <w:lsdException w:name="Light Shading Accent 2" w:uiPriority="60"/>
-    <w:lsdException w:name="Light List Accent 2" w:uiPriority="61"/>
-    <w:lsdException w:name="Light Grid Accent 2" w:uiPriority="62"/>
-    <w:lsdException w:name="Medium Shading 1 Accent 2" w:uiPriority="63"/>
-    <w:lsdException w:name="Medium Shading 2 Accent 2" w:uiPriority="64"/>
-    <w:lsdException w:name="Medium List 1 Accent 2" w:uiPriority="65"/>
-    <w:lsdException w:name="Medium List 2 Accent 2" w:uiPriority="66"/>
-    <w:lsdException w:name="Medium Grid 1 Accent 2" w:uiPriority="67"/>
-    <w:lsdException w:name="Medium Grid 2 Accent 2" w:uiPriority="68"/>
-    <w:lsdException w:name="Medium Grid 3 Accent 2" w:uiPriority="69"/>
-    <w:lsdException w:name="Dark List Accent 2" w:uiPriority="70"/>
-    <w:lsdException w:name="Colorful Shading Accent 2" w:uiPriority="71"/>
-    <w:lsdException w:name="Colorful List Accent 2" w:uiPriority="72"/>
-    <w:lsdException w:name="Colorful Grid Accent 2" w:uiPriority="73"/>
-    <w:lsdException w:name="Light Shading Accent 3" w:uiPriority="60"/>
-    <w:lsdException w:name="Light List Accent 3" w:uiPriority="61"/>
-    <w:lsdException w:name="Light Grid Accent 3" w:uiPriority="62"/>
-    <w:lsdException w:name="Medium Shading 1 Accent 3" w:uiPriority="63"/>
-    <w:lsdException w:name="Medium Shading 2 Accent 3" w:uiPriority="64"/>
-    <w:lsdException w:name="Medium List 1 Accent 3" w:uiPriority="65"/>
-    <w:lsdException w:name="Medium List 2 Accent 3" w:uiPriority="66"/>
-    <w:lsdException w:name="Medium Grid 1 Accent 3" w:uiPriority="67"/>
-    <w:lsdException w:name="Medium Grid 2 Accent 3" w:uiPriority="68"/>
-    <w:lsdException w:name="Medium Grid 3 Accent 3" w:uiPriority="69"/>
-    <w:lsdException w:name="Dark List Accent 3" w:uiPriority="70"/>
-    <w:lsdException w:name="Colorful Shading Accent 3" w:uiPriority="71"/>
-    <w:lsdException w:name="Colorful List Accent 3" w:uiPriority="72"/>
-    <w:lsdException w:name="Colorful Grid Accent 3" w:uiPriority="73"/>
-    <w:lsdException w:name="Light Shading Accent 4" w:uiPriority="60"/>
-    <w:lsdException w:name="Light List Accent 4" w:uiPriority="61"/>
-    <w:lsdException w:name="Light Grid Accent 4" w:uiPriority="62"/>
-    <w:lsdException w:name="Medium Shading 1 Accent 4" w:uiPriority="63"/>
-    <w:lsdException w:name="Medium Shading 2 Accent 4" w:uiPriority="64"/>
-    <w:lsdException w:name="Medium List 1 Accent 4" w:uiPriority="65"/>
-    <w:lsdException w:name="Medium List 2 Accent 4" w:uiPriority="66"/>
-    <w:lsdException w:name="Medium Grid 1 Accent 4" w:uiPriority="67"/>
-    <w:lsdException w:name="Medium Grid 2 Accent 4" w:uiPriority="68"/>
-    <w:lsdException w:name="Medium Grid 3 Accent 4" w:uiPriority="69"/>
-    <w:lsdException w:name="Dark List Accent 4" w:uiPriority="70"/>
-    <w:lsdException w:name="Colorful Shading Accent 4" w:uiPriority="71"/>
-    <w:lsdException w:name="Colorful List Accent 4" w:uiPriority="72"/>
-    <w:lsdException w:name="Colorful Grid Accent 4" w:uiPriority="73"/>
-    <w:lsdException w:name="Light Shading Accent 5" w:uiPriority="60"/>
-    <w:lsdException w:name="Light List Accent 5" w:uiPriority="61"/>
-    <w:lsdException w:name="Light Grid Accent 5" w:uiPriority="62"/>
-    <w:lsdException w:name="Medium Shading 1 Accent 5" w:uiPriority="63"/>
-    <w:lsdException w:name="Medium Shading 2 Accent 5" w:uiPriority="64"/>
-    <w:lsdException w:name="Medium List 1 Accent 5" w:uiPriority="65"/>
-    <w:lsdException w:name="Medium List 2 Accent 5" w:uiPriority="66"/>
-    <w:lsdException w:name="Medium Grid 1 Accent 5" w:uiPriority="67"/>
-    <w:lsdException w:name="Medium Grid 2 Accent 5" w:uiPriority="68"/>
-    <w:lsdException w:name="Medium Grid 3 Accent 5" w:uiPriority="69"/>
-    <w:lsdException w:name="Dark List Accent 5" w:uiPriority="70"/>
-    <w:lsdException w:name="Colorful Shading Accent 5" w:uiPriority="71"/>
-    <w:lsdException w:name="Colorful List Accent 5" w:uiPriority="72"/>
-    <w:lsdException w:name="Colorful Grid Accent 5" w:uiPriority="73"/>
-    <w:lsdException w:name="Light Shading Accent 6" w:uiPriority="60"/>
-    <w:lsdException w:name="Light List Accent 6" w:uiPriority="61"/>
-    <w:lsdException w:name="Light Grid Accent 6" w:uiPriority="62"/>
-    <w:lsdException w:name="Medium Shading 1 Accent 6" w:uiPriority="63"/>
-    <w:lsdException w:name="Medium Shading 2 Accent 6" w:uiPriority="64"/>
-    <w:lsdException w:name="Medium List 1 Accent 6" w:uiPriority="65"/>
-    <w:lsdException w:name="Medium List 2 Accent 6" w:uiPriority="66"/>
-    <w:lsdException w:name="Medium Grid 1 Accent 6" w:uiPriority="67"/>
-    <w:lsdException w:name="Medium Grid 2 Accent 6" w:uiPriority="68"/>
-    <w:lsdException w:name="Medium Grid 3 Accent 6" w:uiPriority="69"/>
-    <w:lsdException w:name="Dark List Accent 6" w:uiPriority="70"/>
-    <w:lsdException w:name="Colorful Shading Accent 6" w:uiPriority="71"/>
-    <w:lsdException w:name="Colorful List Accent 6" w:uiPriority="72"/>
-    <w:lsdException w:name="Colorful Grid Accent 6" w:uiPriority="73"/>
-    <w:lsdException w:name="Subtle Emphasis" w:uiPriority="19" w:qFormat="1"/>
-    <w:lsdException w:name="Intense Emphasis" w:uiPriority="21" w:qFormat="1"/>
-    <w:lsdException w:name="Subtle Reference" w:uiPriority="31" w:qFormat="1"/>
-    <w:lsdException w:name="Intense Reference" w:uiPriority="32" w:qFormat="1"/>
-    <w:lsdException w:name="Book Title" w:uiPriority="33" w:qFormat="1"/>
-    <w:lsdException w:name="Bibliography" w:semiHidden="1" w:uiPriority="37" w:unhideWhenUsed="1"/>
-    <w:lsdException w:name="TOC Heading" w:semiHidden="1" w:uiPriority="39" w:unhideWhenUsed="1" w:qFormat="1"/>
-    <w:lsdException w:name="Plain Table 1" w:uiPriority="41"/>
-    <w:lsdException w:name="Plain Table 2" w:uiPriority="42"/>
-    <w:lsdException w:name="Plain Table 3" w:uiPriority="43"/>
-    <w:lsdException w:name="Plain Table 4" w:uiPriority="44"/>
-    <w:lsdException w:name="Plain Table 5" w:uiPriority="45"/>
-    <w:lsdException w:name="Grid Table Light" w:uiPriority="40"/>
-    <w:lsdException w:name="Grid Table 1 Light" w:uiPriority="46"/>
-    <w:lsdException w:name="Grid Table 2" w:uiPriority="47"/>
-    <w:lsdException w:name="Grid Table 3" w:uiPriority="48"/>
-    <w:lsdException w:name="Grid Table 4" w:uiPriority="49"/>
-    <w:lsdException w:name="Grid Table 5 Dark" w:uiPriority="50"/>
-    <w:lsdException w:name="Grid Table 6 Colorful" w:uiPriority="51"/>
-    <w:lsdException w:name="Grid Table 7 Colorful" w:uiPriority="52"/>
-    <w:lsdException w:name="Grid Table 1 Light Accent 1" w:uiPriority="46"/>
-    <w:lsdException w:name="Grid Table 2 Accent 1" w:uiPriority="47"/>
-    <w:lsdException w:name="Grid Table 3 Accent 1" w:uiPriority="48"/>
-    <w:lsdException w:name="Grid Table 4 Accent 1" w:uiPriority="49"/>
-    <w:lsdException w:name="Grid Table 5 Dark Accent 1" w:uiPriority="50"/>
-    <w:lsdException w:name="Grid Table 6 Colorful Accent 1" w:uiPriority="51"/>
-    <w:lsdException w:name="Grid Table 7 Colorful Accent 1" w:uiPriority="52"/>
-    <w:lsdException w:name="Grid Table 1 Light Accent 2" w:uiPriority="46"/>
-    <w:lsdException w:name="Grid Table 2 Accent 2" w:uiPriority="47"/>
-    <w:lsdException w:name="Grid Table 3 Accent 2" w:uiPriority="48"/>
-    <w:lsdException w:name="Grid Table 4 Accent 2" w:uiPriority="49"/>
-    <w:lsdException w:name="Grid Table 5 Dark Accent 2" w:uiPriority="50"/>
-    <w:lsdException w:name="Grid Table 6 Colorful Accent 2" w:uiPriority="51"/>
-    <w:lsdException w:name="Grid Table 7 Colorful Accent 2" w:uiPriority="52"/>
-    <w:lsdException w:name="Grid Table 1 Light Accent 3" w:uiPriority="46"/>
-    <w:lsdException w:name="Grid Table 2 Accent 3" w:uiPriority="47"/>
-    <w:lsdException w:name="Grid Table 3 Accent 3" w:uiPriority="48"/>
-    <w:lsdException w:name="Grid Table 4 Accent 3" w:uiPriority="49"/>
-    <w:lsdException w:name="Grid Table 5 Dark Accent 3" w:uiPriority="50"/>
-    <w:lsdException w:name="Grid Table 6 Colorful Accent 3" w:uiPriority="51"/>
-    <w:lsdException w:name="Grid Table 7 Colorful Accent 3" w:uiPriority="52"/>
-    <w:lsdException w:name="Grid Table 1 Light Accent 4" w:uiPriority="46"/>
-    <w:lsdException w:name="Grid Table 2 Accent 4" w:uiPriority="47"/>
-    <w:lsdException w:name="Grid Table 3 Accent 4" w:uiPriority="48"/>
-    <w:lsdException w:name="Grid Table 4 Accent 4" w:uiPriority="49"/>
-    <w:lsdException w:name="Grid Table 5 Dark Accent 4" w:uiPriority="50"/>
-    <w:lsdException w:name="Grid Table 6 Colorful Accent 4" w:uiPriority="51"/>
-    <w:lsdException w:name="Grid Table 7 Colorful Accent 4" w:uiPriority="52"/>
-    <w:lsdException w:name="Grid Table 1 Light Accent 5" w:uiPriority="46"/>
-    <w:lsdException w:name="Grid Table 2 Accent 5" w:uiPriority="47"/>
-    <w:lsdException w:name="Grid Table 3 Accent 5" w:uiPriority="48"/>
-    <w:lsdException w:name="Grid Table 4 Accent 5" w:uiPriority="49"/>
-    <w:lsdException w:name="Grid Table 5 Dark Accent 5" w:uiPriority="50"/>
-    <w:lsdException w:name="Grid Table 6 Colorful Accent 5" w:uiPriority="51"/>
-    <w:lsdException w:name="Grid Table 7 Colorful Accent 5" w:uiPriority="52"/>
-    <w:lsdException w:name="Grid Table 1 Light Accent 6" w:uiPriority="46"/>
-    <w:lsdException w:name="Grid Table 2 Accent 6" w:uiPriority="47"/>
-    <w:lsdException w:name="Grid Table 3 Accent 6" w:uiPriority="48"/>
-    <w:lsdException w:name="Grid Table 4 Accent 6" w:uiPriority="49"/>
-    <w:lsdException w:name="Grid Table 5 Dark Accent 6" w:uiPriority="50"/>
-    <w:lsdException w:name="Grid Table 6 Colorful Accent 6" w:uiPriority="51"/>
-    <w:lsdException w:name="Grid Table 7 Colorful Accent 6" w:uiPriority="52"/>
-    <w:lsdException w:name="List Table 1 Light" w:uiPriority="46"/>
-    <w:lsdException w:name="List Table 2" w:uiPriority="47"/>
-    <w:lsdException w:name="List Table 3" w:uiPriority="48"/>
-    <w:lsdException w:name="List Table 4" w:uiPriority="49"/>
-    <w:lsdException w:name="List Table 5 Dark" w:uiPriority="50"/>
-    <w:lsdException w:name="List Table 6 Colorful" w:uiPriority="51"/>
-    <w:lsdException w:name="List Table 7 Colorful" w:uiPriority="52"/>
-    <w:lsdException w:name="List Table 1 Light Accent 1" w:uiPriority="46"/>
-    <w:lsdException w:name="List Table 2 Accent 1" w:uiPriority="47"/>
-    <w:lsdException w:name="List Table 3 Accent 1" w:uiPriority="48"/>
-    <w:lsdException w:name="List Table 4 Accent 1" w:uiPriority="49"/>
-    <w:lsdException w:name="List Table 5 Dark Accent 1" w:uiPriority="50"/>
-    <w:lsdException w:name="List Table 6 Colorful Accent 1" w:uiPriority="51"/>
-    <w:lsdException w:name="List Table 7 Colorful Accent 1" w:uiPriority="52"/>
-    <w:lsdException w:name="List Table 1 Light Accent 2" w:uiPriority="46"/>
-    <w:lsdException w:name="List Table 2 Accent 2" w:uiPriority="47"/>
-    <w:lsdException w:name="List Table 3 Accent 2" w:uiPriority="48"/>
-    <w:lsdException w:name="List Table 4 Accent 2" w:uiPriority="49"/>
-    <w:lsdException w:name="List Table 5 Dark Accent 2" w:uiPriority="50"/>
-    <w:lsdException w:name="List Table 6 Colorful Accent 2" w:uiPriority="51"/>
-    <w:lsdException w:name="List Table 7 Colorful Accent 2" w:uiPriority="52"/>
-    <w:lsdException w:name="List Table 1 Light Accent 3" w:uiPriority="46"/>
-    <w:lsdException w:name="List Table 2 Accent 3" w:uiPriority="47"/>
-    <w:lsdException w:name="List Table 3 Accent 3" w:uiPriority="48"/>
-    <w:lsdException w:name="List Table 4 Accent 3" w:uiPriority="49"/>
-    <w:lsdException w:name="List Table 5 Dark Accent 3" w:uiPriority="50"/>
-    <w:lsdException w:name="List Table 6 Colorful Accent 3" w:uiPriority="51"/>
-    <w:lsdException w:name="List Table 7 Colorful Accent 3" w:uiPriority="52"/>
-    <w:lsdException w:name="List Table 1 Light Accent 4" w:uiPriority="46"/>
-    <w:lsdException w:name="List Table 2 Accent 4" w:uiPriority="47"/>
-    <w:lsdException w:name="List Table 3 Accent 4" w:uiPriority="48"/>
-    <w:lsdException w:name="List Table 4 Accent 4" w:uiPriority="49"/>
-    <w:lsdException w:name="List Table 5 Dark Accent 4" w:uiPriority="50"/>
-    <w:lsdException w:name="List Table 6 Colorful Accent 4" w:uiPriority="51"/>
-    <w:lsdException w:name="List Table 7 Colorful Accent 4" w:uiPriority="52"/>
-    <w:lsdException w:name="List Table 1 Light Accent 5" w:uiPriority="46"/>
-    <w:lsdException w:name="List Table 2 Accent 5" w:uiPriority="47"/>
-    <w:lsdException w:name="List Table 3 Accent 5" w:uiPriority="48"/>
-    <w:lsdException w:name="List Table 4 Accent 5" w:uiPriority="49"/>
-    <w:lsdException w:name="List Table 5 Dark Accent 5" w:uiPriority="50"/>
-    <w:lsdException w:name="List Table 6 Colorful Accent 5" w:uiPriority="51"/>
-    <w:lsdException w:name="List Table 7 Colorful Accent 5" w:uiPriority="52"/>
-    <w:lsdException w:name="List Table 1 Light Accent 6" w:uiPriority="46"/>
-    <w:lsdException w:name="List Table 2 Accent 6" w:uiPriority="47"/>
-    <w:lsdException w:name="List Table 3 Accent 6" w:uiPriority="48"/>
-    <w:lsdException w:name="List Table 4 Accent 6" w:uiPriority="49"/>
-    <w:lsdException w:name="List Table 5 Dark Accent 6" w:uiPriority="50"/>
-    <w:lsdException w:name="List Table 6 Colorful Accent 6" w:uiPriority="51"/>
-    <w:lsdException w:name="List Table 7 Colorful Accent 6" w:uiPriority="52"/>
-    <w:lsdException w:name="Mention" w:semiHidden="1" w:unhideWhenUsed="1"/>
-    <w:lsdException w:name="Smart Hyperlink" w:semiHidden="1" w:unhideWhenUsed="1"/>
-    <w:lsdException w:name="Hashtag" w:semiHidden="1" w:unhideWhenUsed="1"/>
-    <w:lsdException w:name="Unresolved Mention" w:semiHidden="1" w:unhideWhenUsed="1"/>
-    <w:lsdException w:name="Smart Link" w:semiHidden="1" w:unhideWhenUsed="1"/>
-  </w:latentStyles>
-  <w:style w:type="paragraph" w:default="1" w:styleId="Normal">
-    <w:name w:val="Normal"/>
-    <w:qFormat/>
-  </w:style>
-  <w:style w:type="character" w:default="1" w:styleId="DefaultParagraphFont">
-    <w:name w:val="Default Paragraph Font"/>
-    <w:uiPriority w:val="1"/>
-    <w:semiHidden/>
-    <w:unhideWhenUsed/>
-  </w:style>
-  <w:style w:type="table" w:default="1" w:styleId="TableNormal">
-    <w:name w:val="Normal Table"/>
-    <w:uiPriority w:val="99"/>
-    <w:semiHidden/>
-    <w:unhideWhenUsed/>
-    <w:tblPr>
-      <w:tblInd w:w="0" w:type="dxa"/>
-      <w:tblCellMar>
-        <w:top w:w="0" w:type="dxa"/>
-        <w:left w:w="108" w:type="dxa"/>
-        <w:bottom w:w="0" w:type="dxa"/>
-        <w:right w:w="108" w:type="dxa"/>
-      </w:tblCellMar>
-    </w:tblPr>
-  </w:style>
-  <w:style w:type="numbering" w:default="1" w:styleId="NoList">
-    <w:name w:val="No List"/>
-    <w:uiPriority w:val="99"/>
-    <w:semiHidden/>
-    <w:unhideWhenUsed/>
-  </w:style>
-  <w:style w:type="paragraph" w:customStyle="1" w:styleId="30B7224FF5BF4F28BA18A9B20DB3C293">
-    <w:name w:val="30B7224FF5BF4F28BA18A9B20DB3C293"/>
-  </w:style>
-  <w:style w:type="paragraph" w:customStyle="1" w:styleId="2E32D56BFA0642EFA0A2664938AA9FB2">
-    <w:name w:val="2E32D56BFA0642EFA0A2664938AA9FB2"/>
-  </w:style>
-  <w:style w:type="paragraph" w:customStyle="1" w:styleId="4F1355208BBD4081B6B93AE8FE376991">
-    <w:name w:val="4F1355208BBD4081B6B93AE8FE376991"/>
-  </w:style>
-  <w:style w:type="character" w:styleId="PlaceholderText">
-    <w:name w:val="Placeholder Text"/>
-    <w:basedOn w:val="DefaultParagraphFont"/>
-    <w:uiPriority w:val="99"/>
-    <w:semiHidden/>
-    <w:rsid w:val="00A71340"/>
-    <w:rPr>
-      <w:color w:val="808080"/>
-    </w:rPr>
-  </w:style>
-  <w:style w:type="paragraph" w:customStyle="1" w:styleId="82BB687F4A234993BA0E36D7B611CA4E">
-    <w:name w:val="82BB687F4A234993BA0E36D7B611CA4E"/>
-  </w:style>
-  <w:style w:type="paragraph" w:customStyle="1" w:styleId="621942B6F82247CF9B1C853E8093CFF2">
-    <w:name w:val="621942B6F82247CF9B1C853E8093CFF2"/>
-  </w:style>
-  <w:style w:type="paragraph" w:customStyle="1" w:styleId="FCBA4310F0A7470090542992AC4D4892">
-    <w:name w:val="FCBA4310F0A7470090542992AC4D4892"/>
-  </w:style>
-  <w:style w:type="paragraph" w:customStyle="1" w:styleId="5D6651CF87614C8E8050F265FE547904">
-    <w:name w:val="5D6651CF87614C8E8050F265FE547904"/>
-  </w:style>
-  <w:style w:type="character" w:customStyle="1" w:styleId="CompanyName">
-    <w:name w:val="Company Name"/>
-    <w:basedOn w:val="DefaultParagraphFont"/>
-    <w:uiPriority w:val="1"/>
-    <w:qFormat/>
-    <w:rsid w:val="00A71340"/>
-    <w:rPr>
-      <w:i/>
-    </w:rPr>
-  </w:style>
-  <w:style w:type="paragraph" w:customStyle="1" w:styleId="A29273CDAF234551873792CB7D86D545">
-    <w:name w:val="A29273CDAF234551873792CB7D86D545"/>
-  </w:style>
-  <w:style w:type="paragraph" w:customStyle="1" w:styleId="CEEADC9A77DD4BC582DA599662CD0272">
-    <w:name w:val="CEEADC9A77DD4BC582DA599662CD0272"/>
-  </w:style>
-  <w:style w:type="paragraph" w:customStyle="1" w:styleId="C5AC5231C11C4A63BEDE20C3382513DD">
-    <w:name w:val="C5AC5231C11C4A63BEDE20C3382513DD"/>
-  </w:style>
-  <w:style w:type="paragraph" w:customStyle="1" w:styleId="54FE7CBC436F44F4BD13080831ABCCCF">
-    <w:name w:val="54FE7CBC436F44F4BD13080831ABCCCF"/>
-  </w:style>
-  <w:style w:type="paragraph" w:customStyle="1" w:styleId="6B0D820BC66A4D3DA877B9D9BA31983F">
-    <w:name w:val="6B0D820BC66A4D3DA877B9D9BA31983F"/>
-  </w:style>
-  <w:style w:type="paragraph" w:customStyle="1" w:styleId="2B87513983AC4F549730DBBEB6112E47">
-    <w:name w:val="2B87513983AC4F549730DBBEB6112E47"/>
-  </w:style>
-  <w:style w:type="paragraph" w:customStyle="1" w:styleId="9AC894D395E740DDB7ADFCAA20E07A09">
-    <w:name w:val="9AC894D395E740DDB7ADFCAA20E07A09"/>
-  </w:style>
-  <w:style w:type="paragraph" w:customStyle="1" w:styleId="BD889011615D4180B609E411F3B8EE95">
-    <w:name w:val="BD889011615D4180B609E411F3B8EE95"/>
-  </w:style>
-  <w:style w:type="paragraph" w:customStyle="1" w:styleId="B728687AC2D148EEA8DB44F938B5805E">
-    <w:name w:val="B728687AC2D148EEA8DB44F938B5805E"/>
-  </w:style>
-  <w:style w:type="paragraph" w:customStyle="1" w:styleId="75D08CAC783B47AFA5B0502BF3A01FCF">
-    <w:name w:val="75D08CAC783B47AFA5B0502BF3A01FCF"/>
-  </w:style>
-  <w:style w:type="paragraph" w:customStyle="1" w:styleId="9D869DF44E9A40558ED47085BD326835">
-    <w:name w:val="9D869DF44E9A40558ED47085BD326835"/>
-  </w:style>
-  <w:style w:type="paragraph" w:customStyle="1" w:styleId="D992934E924E4346B6192938C78C3E32">
-    <w:name w:val="D992934E924E4346B6192938C78C3E32"/>
-  </w:style>
-  <w:style w:type="paragraph" w:customStyle="1" w:styleId="625F1985599C4D9D9A1FFAD80C2E1CD6">
-    <w:name w:val="625F1985599C4D9D9A1FFAD80C2E1CD6"/>
-  </w:style>
-  <w:style w:type="paragraph" w:customStyle="1" w:styleId="46E9AA7025014C2598610CA9333F5708">
-    <w:name w:val="46E9AA7025014C2598610CA9333F5708"/>
-  </w:style>
-  <w:style w:type="paragraph" w:customStyle="1" w:styleId="SkillsBullets">
-    <w:name w:val="Skills Bullets"/>
-    <w:basedOn w:val="BulletsSkills"/>
-    <w:qFormat/>
-    <w:rsid w:val="00A71340"/>
-  </w:style>
-  <w:style w:type="paragraph" w:customStyle="1" w:styleId="BulletsSkills">
-    <w:name w:val="Bullets Skills"/>
-    <w:basedOn w:val="Normal"/>
-    <w:qFormat/>
-    <w:rsid w:val="00A71340"/>
-    <w:pPr>
-      <w:widowControl w:val="0"/>
-      <w:numPr>
-        <w:numId w:val="1"/>
-      </w:numPr>
-      <w:autoSpaceDE w:val="0"/>
-      <w:autoSpaceDN w:val="0"/>
-      <w:spacing w:before="240" w:after="0" w:line="312" w:lineRule="auto"/>
-      <w:contextualSpacing/>
-    </w:pPr>
-    <w:rPr>
-      <w:rFonts w:eastAsia="Arial" w:cs="Arial"/>
-      <w:sz w:val="18"/>
-      <w:szCs w:val="16"/>
-      <w:lang w:bidi="en-US"/>
-    </w:rPr>
-  </w:style>
-  <w:style w:type="paragraph" w:customStyle="1" w:styleId="D670749AE3CF4C0FA57C3AF50718C015">
-    <w:name w:val="D670749AE3CF4C0FA57C3AF50718C015"/>
-  </w:style>
-  <w:style w:type="paragraph" w:customStyle="1" w:styleId="0E66CD614CDE4641AABB873ACC75755B">
-    <w:name w:val="0E66CD614CDE4641AABB873ACC75755B"/>
-  </w:style>
-  <w:style w:type="paragraph" w:customStyle="1" w:styleId="679622EB8B47424790FFC7C8777CBB20">
-    <w:name w:val="679622EB8B47424790FFC7C8777CBB20"/>
-  </w:style>
-  <w:style w:type="paragraph" w:customStyle="1" w:styleId="EEEA5F3A2EDB4DE9A0B6401E42F5B961">
-    <w:name w:val="EEEA5F3A2EDB4DE9A0B6401E42F5B961"/>
-  </w:style>
-  <w:style w:type="paragraph" w:customStyle="1" w:styleId="DCACC969D1D34AF0BF5DF92DC32906A3">
-    <w:name w:val="DCACC969D1D34AF0BF5DF92DC32906A3"/>
-  </w:style>
-  <w:style w:type="character" w:styleId="Hyperlink">
-    <w:name w:val="Hyperlink"/>
-    <w:basedOn w:val="DefaultParagraphFont"/>
-    <w:uiPriority w:val="99"/>
-    <w:unhideWhenUsed/>
-    <w:rPr>
-      <w:color w:val="0563C1" w:themeColor="hyperlink"/>
-      <w:u w:val="single"/>
-    </w:rPr>
-  </w:style>
-  <w:style w:type="paragraph" w:customStyle="1" w:styleId="247891EB1ED04993AAFDD62E5B9B81AF">
-    <w:name w:val="247891EB1ED04993AAFDD62E5B9B81AF"/>
-  </w:style>
-  <w:style w:type="paragraph" w:customStyle="1" w:styleId="D98A99CF171F4D09A3D5885369E484DC">
-    <w:name w:val="D98A99CF171F4D09A3D5885369E484DC"/>
-  </w:style>
-  <w:style w:type="paragraph" w:customStyle="1" w:styleId="686B326A041341AB8D3EC000E9B6475A">
-    <w:name w:val="686B326A041341AB8D3EC000E9B6475A"/>
-  </w:style>
-  <w:style w:type="paragraph" w:customStyle="1" w:styleId="42396A8D6AD048C69A20FEB76C111D7A">
-    <w:name w:val="42396A8D6AD048C69A20FEB76C111D7A"/>
-  </w:style>
-  <w:style w:type="paragraph" w:customStyle="1" w:styleId="A00F6F56A69144AFBA69A3C15BEE8B2A">
-    <w:name w:val="A00F6F56A69144AFBA69A3C15BEE8B2A"/>
-  </w:style>
-  <w:style w:type="paragraph" w:customStyle="1" w:styleId="CE483FA9547D403A94199AA9FEA771CA">
-    <w:name w:val="CE483FA9547D403A94199AA9FEA771CA"/>
-  </w:style>
-  <w:style w:type="paragraph" w:customStyle="1" w:styleId="2C72823C31BC481EAE03E8D2B95F6562">
-    <w:name w:val="2C72823C31BC481EAE03E8D2B95F6562"/>
-  </w:style>
-  <w:style w:type="paragraph" w:customStyle="1" w:styleId="65EF0695A204405E94431CB6348B5D4D">
-    <w:name w:val="65EF0695A204405E94431CB6348B5D4D"/>
-  </w:style>
-  <w:style w:type="paragraph" w:customStyle="1" w:styleId="91C899A1925541BD80C0F653FD05CCC5">
-    <w:name w:val="91C899A1925541BD80C0F653FD05CCC5"/>
-  </w:style>
-  <w:style w:type="paragraph" w:customStyle="1" w:styleId="AED08233685542EBB17134E4D21EC36C">
-    <w:name w:val="AED08233685542EBB17134E4D21EC36C"/>
-  </w:style>
-  <w:style w:type="paragraph" w:customStyle="1" w:styleId="0042360A75F84CE4B4594FAAA15A25E2">
-    <w:name w:val="0042360A75F84CE4B4594FAAA15A25E2"/>
-  </w:style>
-  <w:style w:type="paragraph" w:customStyle="1" w:styleId="CC585F00857B4E5BA9BFC364BFD06E99">
-    <w:name w:val="CC585F00857B4E5BA9BFC364BFD06E99"/>
-  </w:style>
-  <w:style w:type="paragraph" w:customStyle="1" w:styleId="9851F4F20BD44A90AE408D9866E2F321">
-    <w:name w:val="9851F4F20BD44A90AE408D9866E2F321"/>
-  </w:style>
-  <w:style w:type="paragraph" w:customStyle="1" w:styleId="C4CA85AF7CE545B19F246A0E586FEFEA">
-    <w:name w:val="C4CA85AF7CE545B19F246A0E586FEFEA"/>
-  </w:style>
-  <w:style w:type="paragraph" w:customStyle="1" w:styleId="54E6E63A8C384CABA13BEB3BD1FE85CB">
-    <w:name w:val="54E6E63A8C384CABA13BEB3BD1FE85CB"/>
-  </w:style>
-  <w:style w:type="paragraph" w:customStyle="1" w:styleId="59CDB70829F346FFAC5145B74C006A62">
-    <w:name w:val="59CDB70829F346FFAC5145B74C006A62"/>
-  </w:style>
-  <w:style w:type="paragraph" w:customStyle="1" w:styleId="AAE9186874F94A35AC4AA83370D97471">
-    <w:name w:val="AAE9186874F94A35AC4AA83370D97471"/>
-  </w:style>
-  <w:style w:type="paragraph" w:customStyle="1" w:styleId="C8E589F31C57449DBA4F6736AA1B8736">
-    <w:name w:val="C8E589F31C57449DBA4F6736AA1B8736"/>
-  </w:style>
-  <w:style w:type="paragraph" w:customStyle="1" w:styleId="C64DC93EA9164BC1BDB61103B8A843C9">
-    <w:name w:val="C64DC93EA9164BC1BDB61103B8A843C9"/>
-  </w:style>
-  <w:style w:type="paragraph" w:customStyle="1" w:styleId="7D53150CD6A24A5A9E353AA4A4F7BABE">
-    <w:name w:val="7D53150CD6A24A5A9E353AA4A4F7BABE"/>
-  </w:style>
-  <w:style w:type="paragraph" w:customStyle="1" w:styleId="2025167CE66A491F817FB45B431C7AD5">
-    <w:name w:val="2025167CE66A491F817FB45B431C7AD5"/>
-  </w:style>
-  <w:style w:type="paragraph" w:customStyle="1" w:styleId="61F6CD1EB7AA49DFA3AB41A651E36A5C">
-    <w:name w:val="61F6CD1EB7AA49DFA3AB41A651E36A5C"/>
-  </w:style>
-  <w:style w:type="paragraph" w:customStyle="1" w:styleId="9C7870BC52F14CD082AE5F44C648FA8C">
-    <w:name w:val="9C7870BC52F14CD082AE5F44C648FA8C"/>
-  </w:style>
-  <w:style w:type="paragraph" w:customStyle="1" w:styleId="92B8074BA99744009EF1F2DAADDDA88B">
-    <w:name w:val="92B8074BA99744009EF1F2DAADDDA88B"/>
-  </w:style>
-  <w:style w:type="paragraph" w:customStyle="1" w:styleId="A50BAF9A638644D88E54F75307C190F4">
-    <w:name w:val="A50BAF9A638644D88E54F75307C190F4"/>
-  </w:style>
-  <w:style w:type="paragraph" w:customStyle="1" w:styleId="041F989DA4E14CEE94B273FF7E822A1F">
-    <w:name w:val="041F989DA4E14CEE94B273FF7E822A1F"/>
-  </w:style>
-  <w:style w:type="paragraph" w:customStyle="1" w:styleId="CFA5037C558E4E0491E18BBDB6896F6E">
-    <w:name w:val="CFA5037C558E4E0491E18BBDB6896F6E"/>
-  </w:style>
-  <w:style w:type="paragraph" w:customStyle="1" w:styleId="FAF3162BDCC94487A91BAECC8B9E7618">
-    <w:name w:val="FAF3162BDCC94487A91BAECC8B9E7618"/>
-  </w:style>
-  <w:style w:type="paragraph" w:customStyle="1" w:styleId="B6CE21EF846140C8AD30FB8825B9ACC0">
-    <w:name w:val="B6CE21EF846140C8AD30FB8825B9ACC0"/>
-  </w:style>
-  <w:style w:type="paragraph" w:customStyle="1" w:styleId="9D73EDDB2CAB41089CD9AD6D13B8DC40">
-    <w:name w:val="9D73EDDB2CAB41089CD9AD6D13B8DC40"/>
-  </w:style>
-  <w:style w:type="paragraph" w:customStyle="1" w:styleId="1FE240973B814EACB1BCD7E218798A2D">
-    <w:name w:val="1FE240973B814EACB1BCD7E218798A2D"/>
-  </w:style>
-  <w:style w:type="paragraph" w:customStyle="1" w:styleId="13085805EFA94658A9F9A975CF21CF19">
-    <w:name w:val="13085805EFA94658A9F9A975CF21CF19"/>
-  </w:style>
-  <w:style w:type="paragraph" w:customStyle="1" w:styleId="6CD3D6C4C13F4BF391C3B96B8AD8AC21">
-    <w:name w:val="6CD3D6C4C13F4BF391C3B96B8AD8AC21"/>
-  </w:style>
-  <w:style w:type="paragraph" w:customStyle="1" w:styleId="C11FFC3890D24E08A3F571175A998F68">
-    <w:name w:val="C11FFC3890D24E08A3F571175A998F68"/>
-  </w:style>
-  <w:style w:type="paragraph" w:customStyle="1" w:styleId="01E2669DB3CD40279FDCCA71B31959EA">
-    <w:name w:val="01E2669DB3CD40279FDCCA71B31959EA"/>
-  </w:style>
-  <w:style w:type="paragraph" w:customStyle="1" w:styleId="E0AAE1D52BB8460A86BADFC35FAC5B53">
-    <w:name w:val="E0AAE1D52BB8460A86BADFC35FAC5B53"/>
-  </w:style>
-  <w:style w:type="paragraph" w:customStyle="1" w:styleId="11044A4013D0458EA9CC523E85B0AFD0">
-    <w:name w:val="11044A4013D0458EA9CC523E85B0AFD0"/>
-  </w:style>
-  <w:style w:type="paragraph" w:customStyle="1" w:styleId="C7D72907287E4C739ABF8FABEB6302AF">
-    <w:name w:val="C7D72907287E4C739ABF8FABEB6302AF"/>
-  </w:style>
-  <w:style w:type="paragraph" w:customStyle="1" w:styleId="EB9E39749D9B4476876142C017A6D759">
-    <w:name w:val="EB9E39749D9B4476876142C017A6D759"/>
-  </w:style>
-  <w:style w:type="paragraph" w:customStyle="1" w:styleId="1F4EABE92CA94DABB6E66C2201C3E244">
-    <w:name w:val="1F4EABE92CA94DABB6E66C2201C3E244"/>
-  </w:style>
-  <w:style w:type="paragraph" w:customStyle="1" w:styleId="1863DA336DF04A4EBD12F5C67E9CB5B7">
-    <w:name w:val="1863DA336DF04A4EBD12F5C67E9CB5B7"/>
-  </w:style>
-  <w:style w:type="paragraph" w:customStyle="1" w:styleId="64F388B365DA49C9BBFCA50F7051E6CC">
-    <w:name w:val="64F388B365DA49C9BBFCA50F7051E6CC"/>
-  </w:style>
-  <w:style w:type="paragraph" w:customStyle="1" w:styleId="C43A0F191D314514ABD2B306823DC001">
-    <w:name w:val="C43A0F191D314514ABD2B306823DC001"/>
-  </w:style>
-  <w:style w:type="paragraph" w:customStyle="1" w:styleId="A263AC6BFE2F4685901D3FEBD0086088">
-    <w:name w:val="A263AC6BFE2F4685901D3FEBD0086088"/>
-  </w:style>
-  <w:style w:type="paragraph" w:customStyle="1" w:styleId="EBC0678D21454246923DC61413AC08E7">
-    <w:name w:val="EBC0678D21454246923DC61413AC08E7"/>
-  </w:style>
-  <w:style w:type="paragraph" w:customStyle="1" w:styleId="7D3537994ABB4BC8BA9F74B3F05F03FF">
-    <w:name w:val="7D3537994ABB4BC8BA9F74B3F05F03FF"/>
-  </w:style>
-  <w:style w:type="paragraph" w:customStyle="1" w:styleId="85DCDFF7D82C4CEF9899935F37C9D621">
-    <w:name w:val="85DCDFF7D82C4CEF9899935F37C9D621"/>
-  </w:style>
-  <w:style w:type="paragraph" w:customStyle="1" w:styleId="5EDF7A4BB2AB4639B9926E6828F23474">
-    <w:name w:val="5EDF7A4BB2AB4639B9926E6828F23474"/>
-  </w:style>
-  <w:style w:type="paragraph" w:customStyle="1" w:styleId="57B9636441FF4C3C945E543113AEE086">
-    <w:name w:val="57B9636441FF4C3C945E543113AEE086"/>
-  </w:style>
-  <w:style w:type="paragraph" w:customStyle="1" w:styleId="08A3D5C022AB4ABF95DB5FDED5DA1F9D">
-    <w:name w:val="08A3D5C022AB4ABF95DB5FDED5DA1F9D"/>
-  </w:style>
-  <w:style w:type="paragraph" w:customStyle="1" w:styleId="B95734FAB7494587BCC1BC95FB4F7CF4">
-    <w:name w:val="B95734FAB7494587BCC1BC95FB4F7CF4"/>
-  </w:style>
-  <w:style w:type="paragraph" w:customStyle="1" w:styleId="2280DC571E814E61AE81E2380D9D7D40">
-    <w:name w:val="2280DC571E814E61AE81E2380D9D7D40"/>
-  </w:style>
-  <w:style w:type="paragraph" w:customStyle="1" w:styleId="7AE2526438C24C77AC21A3BB0C881CE4">
-    <w:name w:val="7AE2526438C24C77AC21A3BB0C881CE4"/>
-  </w:style>
-  <w:style w:type="paragraph" w:customStyle="1" w:styleId="CDB144EF96DE435BA7EA3CFA6174E6E5">
-    <w:name w:val="CDB144EF96DE435BA7EA3CFA6174E6E5"/>
-  </w:style>
-  <w:style w:type="paragraph" w:customStyle="1" w:styleId="BB6DC7172F98443F98287D9C6AA8F174">
-    <w:name w:val="BB6DC7172F98443F98287D9C6AA8F174"/>
-  </w:style>
-  <w:style w:type="paragraph" w:customStyle="1" w:styleId="C94A25BB7D294F26838EED10147DDA77">
-    <w:name w:val="C94A25BB7D294F26838EED10147DDA77"/>
-  </w:style>
-  <w:style w:type="paragraph" w:customStyle="1" w:styleId="E089116D3F0F4C00A13CB8AA65946B0B">
-    <w:name w:val="E089116D3F0F4C00A13CB8AA65946B0B"/>
-  </w:style>
-  <w:style w:type="paragraph" w:customStyle="1" w:styleId="E95525263477455F935FE5A6FA801B55">
-    <w:name w:val="E95525263477455F935FE5A6FA801B55"/>
-  </w:style>
-  <w:style w:type="paragraph" w:customStyle="1" w:styleId="82BB687F4A234993BA0E36D7B611CA4E1">
-    <w:name w:val="82BB687F4A234993BA0E36D7B611CA4E1"/>
-    <w:rsid w:val="00A71340"/>
-    <w:pPr>
-      <w:widowControl w:val="0"/>
-      <w:autoSpaceDE w:val="0"/>
-      <w:autoSpaceDN w:val="0"/>
-      <w:spacing w:after="0" w:line="240" w:lineRule="auto"/>
-      <w:outlineLvl w:val="0"/>
-    </w:pPr>
-    <w:rPr>
-      <w:rFonts w:eastAsia="Arial" w:cs="Arial"/>
-      <w:b/>
-      <w:bCs/>
-      <w:sz w:val="32"/>
-      <w:szCs w:val="40"/>
-      <w:lang w:bidi="en-US"/>
-    </w:rPr>
-  </w:style>
-  <w:style w:type="paragraph" w:customStyle="1" w:styleId="A29273CDAF234551873792CB7D86D5451">
-    <w:name w:val="A29273CDAF234551873792CB7D86D5451"/>
-    <w:rsid w:val="00A71340"/>
-    <w:pPr>
-      <w:widowControl w:val="0"/>
-      <w:autoSpaceDE w:val="0"/>
-      <w:autoSpaceDN w:val="0"/>
-      <w:spacing w:after="0" w:line="240" w:lineRule="auto"/>
-    </w:pPr>
-    <w:rPr>
-      <w:rFonts w:eastAsia="Arial" w:cs="Arial"/>
-      <w:b/>
-      <w:szCs w:val="16"/>
-      <w:lang w:bidi="en-US"/>
-    </w:rPr>
-  </w:style>
-  <w:style w:type="paragraph" w:customStyle="1" w:styleId="6B0D820BC66A4D3DA877B9D9BA31983F1">
-    <w:name w:val="6B0D820BC66A4D3DA877B9D9BA31983F1"/>
-    <w:rsid w:val="00A71340"/>
-    <w:pPr>
-      <w:widowControl w:val="0"/>
-      <w:autoSpaceDE w:val="0"/>
-      <w:autoSpaceDN w:val="0"/>
-      <w:spacing w:after="0" w:line="240" w:lineRule="auto"/>
-    </w:pPr>
-    <w:rPr>
-      <w:rFonts w:eastAsia="Arial" w:cs="Arial"/>
-      <w:b/>
-      <w:szCs w:val="16"/>
-      <w:lang w:bidi="en-US"/>
-    </w:rPr>
-  </w:style>
-  <w:style w:type="paragraph" w:customStyle="1" w:styleId="B728687AC2D148EEA8DB44F938B5805E1">
-    <w:name w:val="B728687AC2D148EEA8DB44F938B5805E1"/>
-    <w:rsid w:val="00A71340"/>
-    <w:pPr>
-      <w:widowControl w:val="0"/>
-      <w:autoSpaceDE w:val="0"/>
-      <w:autoSpaceDN w:val="0"/>
-      <w:spacing w:after="0" w:line="240" w:lineRule="auto"/>
-    </w:pPr>
-    <w:rPr>
-      <w:rFonts w:eastAsia="Arial" w:cs="Arial"/>
-      <w:b/>
-      <w:szCs w:val="16"/>
-      <w:lang w:bidi="en-US"/>
-    </w:rPr>
-  </w:style>
-  <w:style w:type="paragraph" w:customStyle="1" w:styleId="D670749AE3CF4C0FA57C3AF50718C0151">
-    <w:name w:val="D670749AE3CF4C0FA57C3AF50718C0151"/>
-    <w:rsid w:val="00A71340"/>
-    <w:pPr>
-      <w:widowControl w:val="0"/>
-      <w:numPr>
-        <w:numId w:val="2"/>
-      </w:numPr>
-      <w:autoSpaceDE w:val="0"/>
-      <w:autoSpaceDN w:val="0"/>
-      <w:spacing w:before="240" w:after="0" w:line="312" w:lineRule="auto"/>
-      <w:ind w:left="288" w:hanging="288"/>
-      <w:contextualSpacing/>
-    </w:pPr>
-    <w:rPr>
-      <w:rFonts w:eastAsia="Arial" w:cs="Arial"/>
-      <w:sz w:val="18"/>
-      <w:szCs w:val="16"/>
-      <w:lang w:bidi="en-US"/>
-    </w:rPr>
-  </w:style>
-  <w:style w:type="paragraph" w:customStyle="1" w:styleId="CE483FA9547D403A94199AA9FEA771CA1">
-    <w:name w:val="CE483FA9547D403A94199AA9FEA771CA1"/>
-    <w:rsid w:val="00A71340"/>
-    <w:pPr>
-      <w:widowControl w:val="0"/>
-      <w:autoSpaceDE w:val="0"/>
-      <w:autoSpaceDN w:val="0"/>
-      <w:spacing w:after="0" w:line="240" w:lineRule="auto"/>
-      <w:outlineLvl w:val="0"/>
-    </w:pPr>
-    <w:rPr>
-      <w:rFonts w:eastAsia="Arial" w:cs="Arial"/>
-      <w:b/>
-      <w:bCs/>
-      <w:sz w:val="32"/>
-      <w:szCs w:val="40"/>
-      <w:lang w:bidi="en-US"/>
-    </w:rPr>
-  </w:style>
-  <w:style w:type="paragraph" w:customStyle="1" w:styleId="AED08233685542EBB17134E4D21EC36C1">
-    <w:name w:val="AED08233685542EBB17134E4D21EC36C1"/>
-    <w:rsid w:val="00A71340"/>
-    <w:pPr>
-      <w:widowControl w:val="0"/>
-      <w:autoSpaceDE w:val="0"/>
-      <w:autoSpaceDN w:val="0"/>
-      <w:spacing w:after="0" w:line="240" w:lineRule="auto"/>
-    </w:pPr>
-    <w:rPr>
-      <w:rFonts w:eastAsia="Arial" w:cs="Arial"/>
-      <w:b/>
-      <w:szCs w:val="16"/>
-      <w:lang w:bidi="en-US"/>
-    </w:rPr>
-  </w:style>
-  <w:style w:type="paragraph" w:customStyle="1" w:styleId="C4CA85AF7CE545B19F246A0E586FEFEA1">
-    <w:name w:val="C4CA85AF7CE545B19F246A0E586FEFEA1"/>
-    <w:rsid w:val="00A71340"/>
-    <w:pPr>
-      <w:widowControl w:val="0"/>
-      <w:autoSpaceDE w:val="0"/>
-      <w:autoSpaceDN w:val="0"/>
-      <w:spacing w:after="0" w:line="240" w:lineRule="auto"/>
-    </w:pPr>
-    <w:rPr>
-      <w:rFonts w:eastAsia="Arial" w:cs="Arial"/>
-      <w:b/>
-      <w:szCs w:val="16"/>
-      <w:lang w:bidi="en-US"/>
-    </w:rPr>
-  </w:style>
-  <w:style w:type="paragraph" w:customStyle="1" w:styleId="C8E589F31C57449DBA4F6736AA1B87361">
-    <w:name w:val="C8E589F31C57449DBA4F6736AA1B87361"/>
-    <w:rsid w:val="00A71340"/>
-    <w:pPr>
-      <w:widowControl w:val="0"/>
-      <w:autoSpaceDE w:val="0"/>
-      <w:autoSpaceDN w:val="0"/>
-      <w:spacing w:after="0" w:line="240" w:lineRule="auto"/>
-    </w:pPr>
-    <w:rPr>
-      <w:rFonts w:eastAsia="Arial" w:cs="Arial"/>
-      <w:b/>
-      <w:szCs w:val="16"/>
-      <w:lang w:bidi="en-US"/>
-    </w:rPr>
-  </w:style>
-  <w:style w:type="paragraph" w:customStyle="1" w:styleId="92B8074BA99744009EF1F2DAADDDA88B1">
-    <w:name w:val="92B8074BA99744009EF1F2DAADDDA88B1"/>
-    <w:rsid w:val="00A71340"/>
-    <w:pPr>
-      <w:widowControl w:val="0"/>
-      <w:tabs>
-        <w:tab w:val="num" w:pos="720"/>
-      </w:tabs>
-      <w:autoSpaceDE w:val="0"/>
-      <w:autoSpaceDN w:val="0"/>
-      <w:spacing w:before="240" w:after="0" w:line="312" w:lineRule="auto"/>
-      <w:ind w:left="288" w:hanging="288"/>
-      <w:contextualSpacing/>
-    </w:pPr>
-    <w:rPr>
-      <w:rFonts w:eastAsia="Arial" w:cs="Arial"/>
-      <w:sz w:val="18"/>
-      <w:szCs w:val="16"/>
-      <w:lang w:bidi="en-US"/>
-    </w:rPr>
-  </w:style>
-  <w:style w:type="paragraph" w:customStyle="1" w:styleId="C11FFC3890D24E08A3F571175A998F681">
-    <w:name w:val="C11FFC3890D24E08A3F571175A998F681"/>
-    <w:rsid w:val="00A71340"/>
-    <w:pPr>
-      <w:widowControl w:val="0"/>
-      <w:autoSpaceDE w:val="0"/>
-      <w:autoSpaceDN w:val="0"/>
-      <w:spacing w:after="0" w:line="240" w:lineRule="auto"/>
-      <w:outlineLvl w:val="0"/>
-    </w:pPr>
-    <w:rPr>
-      <w:rFonts w:eastAsia="Arial" w:cs="Arial"/>
-      <w:b/>
-      <w:bCs/>
-      <w:sz w:val="32"/>
-      <w:szCs w:val="40"/>
-      <w:lang w:bidi="en-US"/>
-    </w:rPr>
-  </w:style>
-  <w:style w:type="paragraph" w:customStyle="1" w:styleId="C7D72907287E4C739ABF8FABEB6302AF1">
-    <w:name w:val="C7D72907287E4C739ABF8FABEB6302AF1"/>
-    <w:rsid w:val="00A71340"/>
-    <w:pPr>
-      <w:widowControl w:val="0"/>
-      <w:autoSpaceDE w:val="0"/>
-      <w:autoSpaceDN w:val="0"/>
-      <w:spacing w:after="0" w:line="240" w:lineRule="auto"/>
-    </w:pPr>
-    <w:rPr>
-      <w:rFonts w:eastAsia="Arial" w:cs="Arial"/>
-      <w:b/>
-      <w:szCs w:val="16"/>
-      <w:lang w:bidi="en-US"/>
-    </w:rPr>
-  </w:style>
-  <w:style w:type="paragraph" w:customStyle="1" w:styleId="64F388B365DA49C9BBFCA50F7051E6CC1">
-    <w:name w:val="64F388B365DA49C9BBFCA50F7051E6CC1"/>
-    <w:rsid w:val="00A71340"/>
-    <w:pPr>
-      <w:widowControl w:val="0"/>
-      <w:autoSpaceDE w:val="0"/>
-      <w:autoSpaceDN w:val="0"/>
-      <w:spacing w:after="0" w:line="240" w:lineRule="auto"/>
-    </w:pPr>
-    <w:rPr>
-      <w:rFonts w:eastAsia="Arial" w:cs="Arial"/>
-      <w:b/>
-      <w:szCs w:val="16"/>
-      <w:lang w:bidi="en-US"/>
-    </w:rPr>
-  </w:style>
-  <w:style w:type="paragraph" w:customStyle="1" w:styleId="7D3537994ABB4BC8BA9F74B3F05F03FF1">
-    <w:name w:val="7D3537994ABB4BC8BA9F74B3F05F03FF1"/>
-    <w:rsid w:val="00A71340"/>
-    <w:pPr>
-      <w:widowControl w:val="0"/>
-      <w:autoSpaceDE w:val="0"/>
-      <w:autoSpaceDN w:val="0"/>
-      <w:spacing w:after="0" w:line="240" w:lineRule="auto"/>
-    </w:pPr>
-    <w:rPr>
-      <w:rFonts w:eastAsia="Arial" w:cs="Arial"/>
-      <w:b/>
-      <w:szCs w:val="16"/>
-      <w:lang w:bidi="en-US"/>
-    </w:rPr>
-  </w:style>
-  <w:style w:type="paragraph" w:customStyle="1" w:styleId="2280DC571E814E61AE81E2380D9D7D401">
-    <w:name w:val="2280DC571E814E61AE81E2380D9D7D401"/>
-    <w:rsid w:val="00A71340"/>
-    <w:pPr>
-      <w:widowControl w:val="0"/>
-      <w:tabs>
-        <w:tab w:val="num" w:pos="720"/>
-      </w:tabs>
-      <w:autoSpaceDE w:val="0"/>
-      <w:autoSpaceDN w:val="0"/>
-      <w:spacing w:before="240" w:after="0" w:line="312" w:lineRule="auto"/>
-      <w:ind w:left="288" w:hanging="288"/>
-      <w:contextualSpacing/>
-    </w:pPr>
-    <w:rPr>
-      <w:rFonts w:eastAsia="Arial" w:cs="Arial"/>
-      <w:sz w:val="18"/>
-      <w:szCs w:val="16"/>
-      <w:lang w:bidi="en-US"/>
-    </w:rPr>
-  </w:style>
-</w:styles>
-</file>
-
-<file path=word/glossary/webSettings2.xml><?xml version="1.0" encoding="utf-8"?>
-<w:webSettings xmlns:mc="http://schemas.openxmlformats.org/markup-compatibility/2006" xmlns:r="http://schemas.openxmlformats.org/officeDocument/2006/relationships" xmlns:w="http://schemas.openxmlformats.org/wordprocessingml/2006/main" xmlns:w14="http://schemas.microsoft.com/office/word/2010/wordml" xmlns:w15="http://schemas.microsoft.com/office/word/2012/wordml" xmlns:w16cex="http://schemas.microsoft.com/office/word/2018/wordml/cex" xmlns:w16cid="http://schemas.microsoft.com/office/word/2016/wordml/cid" xmlns:w16="http://schemas.microsoft.com/office/word/2018/wordml" xmlns:w16sdtdh="http://schemas.microsoft.com/office/word/2020/wordml/sdtdatahash" xmlns:w16se="http://schemas.microsoft.com/office/word/2015/wordml/symex" mc:Ignorable="w14 w15 w16se w16cid w16 w16cex w16sdtdh">
-  <w:optimizeForBrowser/>
-  <w:allowPNG/>
-</w:webSettings>
-</file>
-
 <file path=word/theme/theme11.xml><?xml version="1.0" encoding="utf-8"?>
 <a:theme xmlns:a="http://schemas.openxmlformats.org/drawingml/2006/main" name="Office Theme">
   <a:themeElements>
@@ -10037,359 +6767,6 @@
 </a:theme>
 </file>
 
-<file path=customXml/item13.xml><?xml version="1.0" encoding="utf-8"?>
-<b:Sources xmlns:b="http://schemas.openxmlformats.org/officeDocument/2006/bibliography" xmlns="http://schemas.openxmlformats.org/officeDocument/2006/bibliography" SelectedStyle="\APASixthEditionOfficeOnline.xsl" StyleName="APA" Version="6"/>
-</file>
-
-<file path=customXml/item22.xml><?xml version="1.0" encoding="utf-8"?>
-<ct:contentTypeSchema xmlns:ct="http://schemas.microsoft.com/office/2006/metadata/contentType" xmlns:ma="http://schemas.microsoft.com/office/2006/metadata/properties/metaAttributes" ct:_="" ma:_="" ma:contentTypeName="Document" ma:contentTypeID="0x01010079F111ED35F8CC479449609E8A0923A6" ma:contentTypeVersion="26" ma:contentTypeDescription="Create a new document." ma:contentTypeScope="" ma:versionID="ac37c1753acd5e330d2062ccec26ea66">
-  <xsd:schema xmlns:xsd="http://www.w3.org/2001/XMLSchema" xmlns:xs="http://www.w3.org/2001/XMLSchema" xmlns:p="http://schemas.microsoft.com/office/2006/metadata/properties" xmlns:ns1="http://schemas.microsoft.com/sharepoint/v3" xmlns:ns2="71af3243-3dd4-4a8d-8c0d-dd76da1f02a5" xmlns:ns3="16c05727-aa75-4e4a-9b5f-8a80a1165891" xmlns:ns4="230e9df3-be65-4c73-a93b-d1236ebd677e" targetNamespace="http://schemas.microsoft.com/office/2006/metadata/properties" ma:root="true" ma:fieldsID="3b340c7101c92c5120abd06486f94548" ns1:_="" ns2:_="" ns3:_="" ns4:_="">
-    <xsd:import namespace="http://schemas.microsoft.com/sharepoint/v3"/>
-    <xsd:import namespace="71af3243-3dd4-4a8d-8c0d-dd76da1f02a5"/>
-    <xsd:import namespace="16c05727-aa75-4e4a-9b5f-8a80a1165891"/>
-    <xsd:import namespace="230e9df3-be65-4c73-a93b-d1236ebd677e"/>
-    <xsd:element name="properties">
-      <xsd:complexType>
-        <xsd:sequence>
-          <xsd:element name="documentManagement">
-            <xsd:complexType>
-              <xsd:all>
-                <xsd:element ref="ns2:Status" minOccurs="0"/>
-                <xsd:element ref="ns2:Image" minOccurs="0"/>
-                <xsd:element ref="ns2:MediaServiceMetadata" minOccurs="0"/>
-                <xsd:element ref="ns2:MediaServiceFastMetadata" minOccurs="0"/>
-                <xsd:element ref="ns2:MediaServiceOCR" minOccurs="0"/>
-                <xsd:element ref="ns2:MediaServiceAutoTags" minOccurs="0"/>
-                <xsd:element ref="ns2:MediaServiceEventHashCode" minOccurs="0"/>
-                <xsd:element ref="ns2:MediaServiceGenerationTime" minOccurs="0"/>
-                <xsd:element ref="ns3:SharedWithUsers" minOccurs="0"/>
-                <xsd:element ref="ns3:SharedWithDetails" minOccurs="0"/>
-                <xsd:element ref="ns2:MediaServiceAutoKeyPoints" minOccurs="0"/>
-                <xsd:element ref="ns2:MediaServiceKeyPoints" minOccurs="0"/>
-                <xsd:element ref="ns2:MediaServiceDateTaken" minOccurs="0"/>
-                <xsd:element ref="ns1:_ip_UnifiedCompliancePolicyProperties" minOccurs="0"/>
-                <xsd:element ref="ns1:_ip_UnifiedCompliancePolicyUIAction" minOccurs="0"/>
-                <xsd:element ref="ns4:TaxCatchAll" minOccurs="0"/>
-                <xsd:element ref="ns2:ImageTagsTaxHTField" minOccurs="0"/>
-                <xsd:element ref="ns2:MediaServiceLocation" minOccurs="0"/>
-                <xsd:element ref="ns2:MediaLengthInSeconds" minOccurs="0"/>
-                <xsd:element ref="ns2:Background" minOccurs="0"/>
-                <xsd:element ref="ns2:MediaServiceSearchProperties" minOccurs="0"/>
-                <xsd:element ref="ns2:MediaServiceDocTags" minOccurs="0"/>
-              </xsd:all>
-            </xsd:complexType>
-          </xsd:element>
-        </xsd:sequence>
-      </xsd:complexType>
-    </xsd:element>
-  </xsd:schema>
-  <xsd:schema xmlns:xsd="http://www.w3.org/2001/XMLSchema" xmlns:xs="http://www.w3.org/2001/XMLSchema" xmlns:dms="http://schemas.microsoft.com/office/2006/documentManagement/types" xmlns:pc="http://schemas.microsoft.com/office/infopath/2007/PartnerControls" targetNamespace="http://schemas.microsoft.com/sharepoint/v3" elementFormDefault="qualified">
-    <xsd:import namespace="http://schemas.microsoft.com/office/2006/documentManagement/types"/>
-    <xsd:import namespace="http://schemas.microsoft.com/office/infopath/2007/PartnerControls"/>
-    <xsd:element name="_ip_UnifiedCompliancePolicyProperties" ma:index="20" nillable="true" ma:displayName="Unified Compliance Policy Properties" ma:hidden="true" ma:internalName="_ip_UnifiedCompliancePolicyProperties" ma:readOnly="false">
-      <xsd:simpleType>
-        <xsd:restriction base="dms:Note"/>
-      </xsd:simpleType>
-    </xsd:element>
-    <xsd:element name="_ip_UnifiedCompliancePolicyUIAction" ma:index="21" nillable="true" ma:displayName="Unified Compliance Policy UI Action" ma:hidden="true" ma:internalName="_ip_UnifiedCompliancePolicyUIAction" ma:readOnly="false">
-      <xsd:simpleType>
-        <xsd:restriction base="dms:Text"/>
-      </xsd:simpleType>
-    </xsd:element>
-  </xsd:schema>
-  <xsd:schema xmlns:xsd="http://www.w3.org/2001/XMLSchema" xmlns:xs="http://www.w3.org/2001/XMLSchema" xmlns:dms="http://schemas.microsoft.com/office/2006/documentManagement/types" xmlns:pc="http://schemas.microsoft.com/office/infopath/2007/PartnerControls" targetNamespace="71af3243-3dd4-4a8d-8c0d-dd76da1f02a5" elementFormDefault="qualified">
-    <xsd:import namespace="http://schemas.microsoft.com/office/2006/documentManagement/types"/>
-    <xsd:import namespace="http://schemas.microsoft.com/office/infopath/2007/PartnerControls"/>
-    <xsd:element name="Status" ma:index="2" nillable="true" ma:displayName="Status" ma:default="Not started" ma:format="Dropdown" ma:internalName="Status" ma:readOnly="false">
-      <xsd:simpleType>
-        <xsd:restriction base="dms:Choice">
-          <xsd:enumeration value="Not started"/>
-          <xsd:enumeration value="In Progress"/>
-          <xsd:enumeration value="Completed"/>
-        </xsd:restriction>
-      </xsd:simpleType>
-    </xsd:element>
-    <xsd:element name="Image" ma:index="3" nillable="true" ma:displayName="Image" ma:format="Image" ma:internalName="Image" ma:readOnly="false">
-      <xsd:complexType>
-        <xsd:complexContent>
-          <xsd:extension base="dms:URL">
-            <xsd:sequence>
-              <xsd:element name="Url" type="dms:ValidUrl" minOccurs="0" nillable="true"/>
-              <xsd:element name="Description" type="xsd:string" nillable="true"/>
-            </xsd:sequence>
-          </xsd:extension>
-        </xsd:complexContent>
-      </xsd:complexType>
-    </xsd:element>
-    <xsd:element name="MediaServiceMetadata" ma:index="8" nillable="true" ma:displayName="MediaServiceMetadata" ma:hidden="true" ma:internalName="MediaServiceMetadata" ma:readOnly="true">
-      <xsd:simpleType>
-        <xsd:restriction base="dms:Note"/>
-      </xsd:simpleType>
-    </xsd:element>
-    <xsd:element name="MediaServiceFastMetadata" ma:index="9" nillable="true" ma:displayName="MediaServiceFastMetadata" ma:hidden="true" ma:internalName="MediaServiceFastMetadata" ma:readOnly="true">
-      <xsd:simpleType>
-        <xsd:restriction base="dms:Note"/>
-      </xsd:simpleType>
-    </xsd:element>
-    <xsd:element name="MediaServiceOCR" ma:index="10" nillable="true" ma:displayName="MediaServiceOCR" ma:hidden="true" ma:internalName="MediaServiceOCR" ma:readOnly="true">
-      <xsd:simpleType>
-        <xsd:restriction base="dms:Note"/>
-      </xsd:simpleType>
-    </xsd:element>
-    <xsd:element name="MediaServiceAutoTags" ma:index="11" nillable="true" ma:displayName="MediaServiceAutoTags" ma:hidden="true" ma:internalName="MediaServiceAutoTags" ma:readOnly="true">
-      <xsd:simpleType>
-        <xsd:restriction base="dms:Text"/>
-      </xsd:simpleType>
-    </xsd:element>
-    <xsd:element name="MediaServiceEventHashCode" ma:index="12" nillable="true" ma:displayName="MediaServiceEventHashCode" ma:hidden="true" ma:internalName="MediaServiceEventHashCode" ma:readOnly="true">
-      <xsd:simpleType>
-        <xsd:restriction base="dms:Text"/>
-      </xsd:simpleType>
-    </xsd:element>
-    <xsd:element name="MediaServiceGenerationTime" ma:index="13" nillable="true" ma:displayName="MediaServiceGenerationTime" ma:hidden="true" ma:internalName="MediaServiceGenerationTime" ma:readOnly="true">
-      <xsd:simpleType>
-        <xsd:restriction base="dms:Text"/>
-      </xsd:simpleType>
-    </xsd:element>
-    <xsd:element name="MediaServiceAutoKeyPoints" ma:index="16" nillable="true" ma:displayName="MediaServiceAutoKeyPoints" ma:hidden="true" ma:internalName="MediaServiceAutoKeyPoints" ma:readOnly="true">
-      <xsd:simpleType>
-        <xsd:restriction base="dms:Note"/>
-      </xsd:simpleType>
-    </xsd:element>
-    <xsd:element name="MediaServiceKeyPoints" ma:index="17" nillable="true" ma:displayName="KeyPoints" ma:hidden="true" ma:internalName="MediaServiceKeyPoints" ma:readOnly="false">
-      <xsd:simpleType>
-        <xsd:restriction base="dms:Note"/>
-      </xsd:simpleType>
-    </xsd:element>
-    <xsd:element name="MediaServiceDateTaken" ma:index="18" nillable="true" ma:displayName="MediaServiceDateTaken" ma:hidden="true" ma:internalName="MediaServiceDateTaken" ma:readOnly="true">
-      <xsd:simpleType>
-        <xsd:restriction base="dms:Text"/>
-      </xsd:simpleType>
-    </xsd:element>
-    <xsd:element name="ImageTagsTaxHTField" ma:index="25" nillable="true" ma:taxonomy="true" ma:internalName="ImageTagsTaxHTField" ma:taxonomyFieldName="MediaServiceImageTags" ma:displayName="Image Tags" ma:readOnly="false" ma:fieldId="{5cf76f15-5ced-4ddc-b409-7134ff3c332f}" ma:taxonomyMulti="true" ma:sspId="e385fb40-52d4-4fae-9c5b-3e8ff8a5878e" ma:termSetId="09814cd3-568e-fe90-9814-8d621ff8fb84" ma:anchorId="fba54fb3-c3e1-fe81-a776-ca4b69148c4d" ma:open="true" ma:isKeyword="false">
-      <xsd:complexType>
-        <xsd:sequence>
-          <xsd:element ref="pc:Terms" minOccurs="0" maxOccurs="1"/>
-        </xsd:sequence>
-      </xsd:complexType>
-    </xsd:element>
-    <xsd:element name="MediaServiceLocation" ma:index="26" nillable="true" ma:displayName="Location" ma:hidden="true" ma:internalName="MediaServiceLocation" ma:readOnly="true">
-      <xsd:simpleType>
-        <xsd:restriction base="dms:Text"/>
-      </xsd:simpleType>
-    </xsd:element>
-    <xsd:element name="MediaLengthInSeconds" ma:index="27" nillable="true" ma:displayName="MediaLengthInSeconds" ma:hidden="true" ma:internalName="MediaLengthInSeconds" ma:readOnly="true">
-      <xsd:simpleType>
-        <xsd:restriction base="dms:Unknown"/>
-      </xsd:simpleType>
-    </xsd:element>
-    <xsd:element name="Background" ma:index="28" nillable="true" ma:displayName="Background" ma:default="0" ma:format="Dropdown" ma:internalName="Background">
-      <xsd:simpleType>
-        <xsd:restriction base="dms:Boolean"/>
-      </xsd:simpleType>
-    </xsd:element>
-    <xsd:element name="MediaServiceSearchProperties" ma:index="29" nillable="true" ma:displayName="MediaServiceSearchProperties" ma:hidden="true" ma:internalName="MediaServiceSearchProperties" ma:readOnly="true">
-      <xsd:simpleType>
-        <xsd:restriction base="dms:Note"/>
-      </xsd:simpleType>
-    </xsd:element>
-    <xsd:element name="MediaServiceDocTags" ma:index="30" nillable="true" ma:displayName="MediaServiceDocTags" ma:hidden="true" ma:internalName="MediaServiceDocTags" ma:readOnly="true">
-      <xsd:simpleType>
-        <xsd:restriction base="dms:Note"/>
-      </xsd:simpleType>
-    </xsd:element>
-  </xsd:schema>
-  <xsd:schema xmlns:xsd="http://www.w3.org/2001/XMLSchema" xmlns:xs="http://www.w3.org/2001/XMLSchema" xmlns:dms="http://schemas.microsoft.com/office/2006/documentManagement/types" xmlns:pc="http://schemas.microsoft.com/office/infopath/2007/PartnerControls" targetNamespace="16c05727-aa75-4e4a-9b5f-8a80a1165891" elementFormDefault="qualified">
-    <xsd:import namespace="http://schemas.microsoft.com/office/2006/documentManagement/types"/>
-    <xsd:import namespace="http://schemas.microsoft.com/office/infopath/2007/PartnerControls"/>
-    <xsd:element name="SharedWithUsers" ma:index="14" nillable="true" ma:displayName="Shared With" ma:hidden="true" ma:internalName="SharedWithUsers" ma:readOnly="true">
-      <xsd:complexType>
-        <xsd:complexContent>
-          <xsd:extension base="dms:UserMulti">
-            <xsd:sequence>
-              <xsd:element name="UserInfo" minOccurs="0" maxOccurs="unbounded">
-                <xsd:complexType>
-                  <xsd:sequence>
-                    <xsd:element name="DisplayName" type="xsd:string" minOccurs="0"/>
-                    <xsd:element name="AccountId" type="dms:UserId" minOccurs="0" nillable="true"/>
-                    <xsd:element name="AccountType" type="xsd:string" minOccurs="0"/>
-                  </xsd:sequence>
-                </xsd:complexType>
-              </xsd:element>
-            </xsd:sequence>
-          </xsd:extension>
-        </xsd:complexContent>
-      </xsd:complexType>
-    </xsd:element>
-    <xsd:element name="SharedWithDetails" ma:index="15" nillable="true" ma:displayName="Shared With Details" ma:hidden="true" ma:internalName="SharedWithDetails" ma:readOnly="true">
-      <xsd:simpleType>
-        <xsd:restriction base="dms:Note"/>
-      </xsd:simpleType>
-    </xsd:element>
-  </xsd:schema>
-  <xsd:schema xmlns:xsd="http://www.w3.org/2001/XMLSchema" xmlns:xs="http://www.w3.org/2001/XMLSchema" xmlns:dms="http://schemas.microsoft.com/office/2006/documentManagement/types" xmlns:pc="http://schemas.microsoft.com/office/infopath/2007/PartnerControls" targetNamespace="230e9df3-be65-4c73-a93b-d1236ebd677e" elementFormDefault="qualified">
-    <xsd:import namespace="http://schemas.microsoft.com/office/2006/documentManagement/types"/>
-    <xsd:import namespace="http://schemas.microsoft.com/office/infopath/2007/PartnerControls"/>
-    <xsd:element name="TaxCatchAll" ma:index="23" nillable="true" ma:displayName="Taxonomy Catch All Column" ma:hidden="true" ma:list="{3f6bfcbc-3db3-4ae6-bd76-326f0798ad28}" ma:internalName="TaxCatchAll" ma:readOnly="false" ma:showField="CatchAllData" ma:web="16c05727-aa75-4e4a-9b5f-8a80a1165891">
-      <xsd:complexType>
-        <xsd:complexContent>
-          <xsd:extension base="dms:MultiChoiceLookup">
-            <xsd:sequence>
-              <xsd:element name="Value" type="dms:Lookup" maxOccurs="unbounded" minOccurs="0" nillable="true"/>
-            </xsd:sequence>
-          </xsd:extension>
-        </xsd:complexContent>
-      </xsd:complexType>
-    </xsd:element>
-  </xsd:schema>
-  <xsd:schema xmlns="http://schemas.openxmlformats.org/package/2006/metadata/core-properties" xmlns:xsd="http://www.w3.org/2001/XMLSchema" xmlns:xsi="http://www.w3.org/2001/XMLSchema-instance" xmlns:dc="http://purl.org/dc/elements/1.1/" xmlns:dcterms="http://purl.org/dc/terms/" xmlns:odoc="http://schemas.microsoft.com/internal/obd" targetNamespace="http://schemas.openxmlformats.org/package/2006/metadata/core-properties" elementFormDefault="qualified" attributeFormDefault="unqualified" blockDefault="#all">
-    <xsd:import namespace="http://purl.org/dc/elements/1.1/" schemaLocation="http://dublincore.org/schemas/xmls/qdc/2003/04/02/dc.xsd"/>
-    <xsd:import namespace="http://purl.org/dc/terms/" schemaLocation="http://dublincore.org/schemas/xmls/qdc/2003/04/02/dcterms.xsd"/>
-    <xsd:element name="coreProperties" type="CT_coreProperties"/>
-    <xsd:complexType name="CT_coreProperties">
-      <xsd:all>
-        <xsd:element ref="dc:creator" minOccurs="0" maxOccurs="1"/>
-        <xsd:element ref="dcterms:created" minOccurs="0" maxOccurs="1"/>
-        <xsd:element ref="dc:identifier" minOccurs="0" maxOccurs="1"/>
-        <xsd:element name="contentType" minOccurs="0" maxOccurs="1" type="xsd:string" ma:displayName="Content Type"/>
-        <xsd:element ref="dc:title" minOccurs="0" maxOccurs="1" ma:index="1" ma:displayName="Title"/>
-        <xsd:element ref="dc:subject" minOccurs="0" maxOccurs="1"/>
-        <xsd:element ref="dc:description" minOccurs="0" maxOccurs="1"/>
-        <xsd:element name="keywords" minOccurs="0" maxOccurs="1" type="xsd:string"/>
-        <xsd:element ref="dc:language" minOccurs="0" maxOccurs="1"/>
-        <xsd:element name="category" minOccurs="0" maxOccurs="1" type="xsd:string"/>
-        <xsd:element name="version" minOccurs="0" maxOccurs="1" type="xsd:string"/>
-        <xsd:element name="revision" minOccurs="0" maxOccurs="1" type="xsd:string">
-          <xsd:annotation>
-            <xsd:documentation>
-                        This value indicates the number of saves or revisions. The application is responsible for updating this value after each revision.
-                    </xsd:documentation>
-          </xsd:annotation>
-        </xsd:element>
-        <xsd:element name="lastModifiedBy" minOccurs="0" maxOccurs="1" type="xsd:string"/>
-        <xsd:element ref="dcterms:modified" minOccurs="0" maxOccurs="1"/>
-        <xsd:element name="contentStatus" minOccurs="0" maxOccurs="1" type="xsd:string"/>
-      </xsd:all>
-    </xsd:complexType>
-  </xsd:schema>
-  <xs:schema xmlns:pc="http://schemas.microsoft.com/office/infopath/2007/PartnerControls" xmlns:xs="http://www.w3.org/2001/XMLSchema" targetNamespace="http://schemas.microsoft.com/office/infopath/2007/PartnerControls" elementFormDefault="qualified" attributeFormDefault="unqualified">
-    <xs:element name="Person">
-      <xs:complexType>
-        <xs:sequence>
-          <xs:element ref="pc:DisplayName" minOccurs="0"/>
-          <xs:element ref="pc:AccountId" minOccurs="0"/>
-          <xs:element ref="pc:AccountType" minOccurs="0"/>
-        </xs:sequence>
-      </xs:complexType>
-    </xs:element>
-    <xs:element name="DisplayName" type="xs:string"/>
-    <xs:element name="AccountId" type="xs:string"/>
-    <xs:element name="AccountType" type="xs:string"/>
-    <xs:element name="BDCAssociatedEntity">
-      <xs:complexType>
-        <xs:sequence>
-          <xs:element ref="pc:BDCEntity" minOccurs="0" maxOccurs="unbounded"/>
-        </xs:sequence>
-        <xs:attribute ref="pc:EntityNamespace"/>
-        <xs:attribute ref="pc:EntityName"/>
-        <xs:attribute ref="pc:SystemInstanceName"/>
-        <xs:attribute ref="pc:AssociationName"/>
-      </xs:complexType>
-    </xs:element>
-    <xs:attribute name="EntityNamespace" type="xs:string"/>
-    <xs:attribute name="EntityName" type="xs:string"/>
-    <xs:attribute name="SystemInstanceName" type="xs:string"/>
-    <xs:attribute name="AssociationName" type="xs:string"/>
-    <xs:element name="BDCEntity">
-      <xs:complexType>
-        <xs:sequence>
-          <xs:element ref="pc:EntityDisplayName" minOccurs="0"/>
-          <xs:element ref="pc:EntityInstanceReference" minOccurs="0"/>
-          <xs:element ref="pc:EntityId1" minOccurs="0"/>
-          <xs:element ref="pc:EntityId2" minOccurs="0"/>
-          <xs:element ref="pc:EntityId3" minOccurs="0"/>
-          <xs:element ref="pc:EntityId4" minOccurs="0"/>
-          <xs:element ref="pc:EntityId5" minOccurs="0"/>
-        </xs:sequence>
-      </xs:complexType>
-    </xs:element>
-    <xs:element name="EntityDisplayName" type="xs:string"/>
-    <xs:element name="EntityInstanceReference" type="xs:string"/>
-    <xs:element name="EntityId1" type="xs:string"/>
-    <xs:element name="EntityId2" type="xs:string"/>
-    <xs:element name="EntityId3" type="xs:string"/>
-    <xs:element name="EntityId4" type="xs:string"/>
-    <xs:element name="EntityId5" type="xs:string"/>
-    <xs:element name="Terms">
-      <xs:complexType>
-        <xs:sequence>
-          <xs:element ref="pc:TermInfo" minOccurs="0" maxOccurs="unbounded"/>
-        </xs:sequence>
-      </xs:complexType>
-    </xs:element>
-    <xs:element name="TermInfo">
-      <xs:complexType>
-        <xs:sequence>
-          <xs:element ref="pc:TermName" minOccurs="0"/>
-          <xs:element ref="pc:TermId" minOccurs="0"/>
-        </xs:sequence>
-      </xs:complexType>
-    </xs:element>
-    <xs:element name="TermName" type="xs:string"/>
-    <xs:element name="TermId" type="xs:string"/>
-  </xs:schema>
-</ct:contentTypeSchema>
-</file>
-
-<file path=customXml/item3.xml><?xml version="1.0" encoding="utf-8"?>
-<?mso-contentType ?>
-<FormTemplates xmlns="http://schemas.microsoft.com/sharepoint/v3/contenttype/forms">
-  <Display>DocumentLibraryForm</Display>
-  <Edit>DocumentLibraryForm</Edit>
-  <New>DocumentLibraryForm</New>
-</FormTemplates>
-</file>
-
-<file path=customXml/item44.xml><?xml version="1.0" encoding="utf-8"?>
-<p:properties xmlns:p="http://schemas.microsoft.com/office/2006/metadata/properties" xmlns:xsi="http://www.w3.org/2001/XMLSchema-instance" xmlns:pc="http://schemas.microsoft.com/office/infopath/2007/PartnerControls">
-  <documentManagement>
-    <_ip_UnifiedCompliancePolicyUIAction xmlns="http://schemas.microsoft.com/sharepoint/v3" xsi:nil="true"/>
-    <Image xmlns="71af3243-3dd4-4a8d-8c0d-dd76da1f02a5">
-      <Url xsi:nil="true"/>
-      <Description xsi:nil="true"/>
-    </Image>
-    <Status xmlns="71af3243-3dd4-4a8d-8c0d-dd76da1f02a5">Not started</Status>
-    <Background xmlns="71af3243-3dd4-4a8d-8c0d-dd76da1f02a5">false</Background>
-    <_ip_UnifiedCompliancePolicyProperties xmlns="http://schemas.microsoft.com/sharepoint/v3" xsi:nil="true"/>
-    <ImageTagsTaxHTField xmlns="71af3243-3dd4-4a8d-8c0d-dd76da1f02a5">
-      <Terms xmlns="http://schemas.microsoft.com/office/infopath/2007/PartnerControls"/>
-    </ImageTagsTaxHTField>
-    <TaxCatchAll xmlns="230e9df3-be65-4c73-a93b-d1236ebd677e" xsi:nil="true"/>
-    <MediaServiceKeyPoints xmlns="71af3243-3dd4-4a8d-8c0d-dd76da1f02a5" xsi:nil="true"/>
-  </documentManagement>
-</p:properties>
-</file>
-
-<file path=customXml/itemProps13.xml><?xml version="1.0" encoding="utf-8"?>
-<ds:datastoreItem xmlns:ds="http://schemas.openxmlformats.org/officeDocument/2006/customXml" ds:itemID="{F525AA0E-C871-47AE-9E93-DCD182C3B087}">
-  <ds:schemaRefs>
-    <ds:schemaRef ds:uri="http://schemas.openxmlformats.org/officeDocument/2006/bibliography"/>
-  </ds:schemaRefs>
-</ds:datastoreItem>
-</file>
-
-<file path=customXml/itemProps22.xml><?xml version="1.0" encoding="utf-8"?>
-<ds:datastoreItem xmlns:ds="http://schemas.openxmlformats.org/officeDocument/2006/customXml" ds:itemID="{E18AC554-3323-4A44-B72E-651942CA74BF}"/>
-</file>
-
-<file path=customXml/itemProps31.xml><?xml version="1.0" encoding="utf-8"?>
-<ds:datastoreItem xmlns:ds="http://schemas.openxmlformats.org/officeDocument/2006/customXml" ds:itemID="{E8180859-18EE-47FC-821A-F2D626BAF5FF}"/>
-</file>
-
-<file path=customXml/itemProps44.xml><?xml version="1.0" encoding="utf-8"?>
-<ds:datastoreItem xmlns:ds="http://schemas.openxmlformats.org/officeDocument/2006/customXml" ds:itemID="{6714E23D-4616-4E73-A28A-3D0001192DA3}"/>
-</file>
-
 <file path=docMetadata/LabelInfo.xml><?xml version="1.0" encoding="utf-8"?>
 <clbl:labelList xmlns:clbl="http://schemas.microsoft.com/office/2020/mipLabelMetadata"/>
 </file>